--- a/Disertatie_Documentatie_idei.docx
+++ b/Disertatie_Documentatie_idei.docx
@@ -582,11 +582,17 @@
     <w:p>
       <w:pPr>
         <w:shd w:val="clear" w:color="auto" w:fill="FFFFFF"/>
+        <w:rPr>
+          <w:sz w:val="12"/>
+          <w:szCs w:val="12"/>
+        </w:rPr>
       </w:pPr>
       <w:r>
         <w:rPr>
           <w:b/>
           <w:bCs/>
+          <w:sz w:val="12"/>
+          <w:szCs w:val="12"/>
         </w:rPr>
         <w:t xml:space="preserve">Authorization header: bearer </w:t>
       </w:r>
@@ -597,12 +603,16 @@
         <w:rPr>
           <w:b/>
           <w:bCs/>
+          <w:sz w:val="12"/>
+          <w:szCs w:val="12"/>
         </w:rPr>
       </w:pPr>
       <w:r>
         <w:rPr>
           <w:b/>
           <w:bCs/>
+          <w:sz w:val="12"/>
+          <w:szCs w:val="12"/>
         </w:rPr>
         <w:t xml:space="preserve">Event Structure </w:t>
       </w:r>
@@ -611,6 +621,8 @@
         <w:rPr>
           <w:b/>
           <w:bCs/>
+          <w:sz w:val="12"/>
+          <w:szCs w:val="12"/>
         </w:rPr>
         <w:t>pentru</w:t>
       </w:r>
@@ -619,6 +631,8 @@
         <w:rPr>
           <w:b/>
           <w:bCs/>
+          <w:sz w:val="12"/>
+          <w:szCs w:val="12"/>
         </w:rPr>
         <w:t xml:space="preserve"> </w:t>
       </w:r>
@@ -627,6 +641,8 @@
         <w:rPr>
           <w:b/>
           <w:bCs/>
+          <w:sz w:val="12"/>
+          <w:szCs w:val="12"/>
         </w:rPr>
         <w:t>fiecare</w:t>
       </w:r>
@@ -635,6 +651,8 @@
         <w:rPr>
           <w:b/>
           <w:bCs/>
+          <w:sz w:val="12"/>
+          <w:szCs w:val="12"/>
         </w:rPr>
         <w:t xml:space="preserve"> payload - Nu</w:t>
       </w:r>
@@ -663,11 +681,17 @@
     <w:p>
       <w:pPr>
         <w:shd w:val="clear" w:color="auto" w:fill="FFFFFF"/>
+        <w:rPr>
+          <w:sz w:val="12"/>
+          <w:szCs w:val="12"/>
+        </w:rPr>
       </w:pPr>
       <w:r>
         <w:rPr>
           <w:b/>
           <w:bCs/>
+          <w:sz w:val="12"/>
+          <w:szCs w:val="12"/>
         </w:rPr>
         <w:t xml:space="preserve">Todo: </w:t>
       </w:r>
@@ -676,6 +700,8 @@
         <w:rPr>
           <w:b/>
           <w:bCs/>
+          <w:sz w:val="12"/>
+          <w:szCs w:val="12"/>
         </w:rPr>
         <w:t>adaugat</w:t>
       </w:r>
@@ -684,6 +710,8 @@
         <w:rPr>
           <w:b/>
           <w:bCs/>
+          <w:sz w:val="12"/>
+          <w:szCs w:val="12"/>
         </w:rPr>
         <w:t xml:space="preserve"> un pre-exchange/handshake the </w:t>
       </w:r>
@@ -692,6 +720,8 @@
         <w:rPr>
           <w:b/>
           <w:bCs/>
+          <w:sz w:val="12"/>
+          <w:szCs w:val="12"/>
         </w:rPr>
         <w:t>parametrii</w:t>
       </w:r>
@@ -700,6 +730,8 @@
         <w:rPr>
           <w:b/>
           <w:bCs/>
+          <w:sz w:val="12"/>
+          <w:szCs w:val="12"/>
         </w:rPr>
         <w:t xml:space="preserve"> </w:t>
       </w:r>
@@ -708,6 +740,8 @@
         <w:rPr>
           <w:b/>
           <w:bCs/>
+          <w:sz w:val="12"/>
+          <w:szCs w:val="12"/>
         </w:rPr>
         <w:t>globali</w:t>
       </w:r>
@@ -716,6 +750,8 @@
         <w:rPr>
           <w:b/>
           <w:bCs/>
+          <w:sz w:val="12"/>
+          <w:szCs w:val="12"/>
         </w:rPr>
         <w:t xml:space="preserve">, </w:t>
       </w:r>
@@ -724,6 +760,8 @@
         <w:rPr>
           <w:b/>
           <w:bCs/>
+          <w:sz w:val="12"/>
+          <w:szCs w:val="12"/>
         </w:rPr>
         <w:t>astfel</w:t>
       </w:r>
@@ -732,6 +770,8 @@
         <w:rPr>
           <w:b/>
           <w:bCs/>
+          <w:sz w:val="12"/>
+          <w:szCs w:val="12"/>
         </w:rPr>
         <w:t xml:space="preserve"> </w:t>
       </w:r>
@@ -740,6 +780,8 @@
         <w:rPr>
           <w:b/>
           <w:bCs/>
+          <w:sz w:val="12"/>
+          <w:szCs w:val="12"/>
         </w:rPr>
         <w:t>fiecare</w:t>
       </w:r>
@@ -748,6 +790,8 @@
         <w:rPr>
           <w:b/>
           <w:bCs/>
+          <w:sz w:val="12"/>
+          <w:szCs w:val="12"/>
         </w:rPr>
         <w:t xml:space="preserve"> server </w:t>
       </w:r>
@@ -756,6 +800,8 @@
         <w:rPr>
           <w:b/>
           <w:bCs/>
+          <w:sz w:val="12"/>
+          <w:szCs w:val="12"/>
         </w:rPr>
         <w:t>ar</w:t>
       </w:r>
@@ -764,6 +810,8 @@
         <w:rPr>
           <w:b/>
           <w:bCs/>
+          <w:sz w:val="12"/>
+          <w:szCs w:val="12"/>
         </w:rPr>
         <w:t xml:space="preserve"> </w:t>
       </w:r>
@@ -772,6 +820,8 @@
         <w:rPr>
           <w:b/>
           <w:bCs/>
+          <w:sz w:val="12"/>
+          <w:szCs w:val="12"/>
         </w:rPr>
         <w:t>avea</w:t>
       </w:r>
@@ -780,6 +830,8 @@
         <w:rPr>
           <w:b/>
           <w:bCs/>
+          <w:sz w:val="12"/>
+          <w:szCs w:val="12"/>
         </w:rPr>
         <w:t xml:space="preserve"> </w:t>
       </w:r>
@@ -788,6 +840,8 @@
         <w:rPr>
           <w:b/>
           <w:bCs/>
+          <w:sz w:val="12"/>
+          <w:szCs w:val="12"/>
         </w:rPr>
         <w:t>parametrii</w:t>
       </w:r>
@@ -796,6 +850,8 @@
         <w:rPr>
           <w:b/>
           <w:bCs/>
+          <w:sz w:val="12"/>
+          <w:szCs w:val="12"/>
         </w:rPr>
         <w:t xml:space="preserve"> </w:t>
       </w:r>
@@ -804,6 +860,8 @@
         <w:rPr>
           <w:b/>
           <w:bCs/>
+          <w:sz w:val="12"/>
+          <w:szCs w:val="12"/>
         </w:rPr>
         <w:t>sai</w:t>
       </w:r>
@@ -812,6 +870,8 @@
         <w:rPr>
           <w:b/>
           <w:bCs/>
+          <w:sz w:val="12"/>
+          <w:szCs w:val="12"/>
         </w:rPr>
         <w:t xml:space="preserve"> (P, </w:t>
       </w:r>
@@ -820,6 +880,8 @@
         <w:rPr>
           <w:b/>
           <w:bCs/>
+          <w:sz w:val="12"/>
+          <w:szCs w:val="12"/>
         </w:rPr>
         <w:t xml:space="preserve">G)   </w:t>
       </w:r>
@@ -828,6 +890,8 @@
         <w:rPr>
           <w:b/>
           <w:bCs/>
+          <w:sz w:val="12"/>
+          <w:szCs w:val="12"/>
         </w:rPr>
         <w:t>-Da</w:t>
       </w:r>
@@ -1471,103 +1535,103 @@
         <w:shd w:val="clear" w:color="auto" w:fill="FFFFFF"/>
       </w:pPr>
       <w:r>
+        <w:t xml:space="preserve">#upside: </w:t>
+      </w:r>
+      <w:proofErr w:type="spellStart"/>
+      <w:r>
+        <w:t>serverul</w:t>
+      </w:r>
+      <w:proofErr w:type="spellEnd"/>
+      <w:r>
+        <w:t xml:space="preserve"> nu </w:t>
+      </w:r>
+      <w:proofErr w:type="spellStart"/>
+      <w:r>
+        <w:t>mai</w:t>
+      </w:r>
+      <w:proofErr w:type="spellEnd"/>
+      <w:r>
+        <w:t xml:space="preserve"> are </w:t>
+      </w:r>
+      <w:proofErr w:type="spellStart"/>
+      <w:r>
+        <w:t>incredere</w:t>
+      </w:r>
+      <w:proofErr w:type="spellEnd"/>
+      <w:r>
+        <w:t xml:space="preserve"> in alt server </w:t>
+      </w:r>
+    </w:p>
+    <w:p>
+      <w:pPr>
+        <w:shd w:val="clear" w:color="auto" w:fill="FFFFFF"/>
+      </w:pPr>
+      <w:r>
+        <w:t xml:space="preserve">#idee: </w:t>
+      </w:r>
+      <w:proofErr w:type="spellStart"/>
+      <w:r>
+        <w:t>protocolul</w:t>
+      </w:r>
+      <w:proofErr w:type="spellEnd"/>
+      <w:r>
+        <w:t xml:space="preserve"> OAuth, </w:t>
+      </w:r>
+      <w:proofErr w:type="spellStart"/>
+      <w:r>
+        <w:t>dar</w:t>
+      </w:r>
+      <w:proofErr w:type="spellEnd"/>
+      <w:r>
+        <w:t xml:space="preserve"> se </w:t>
+      </w:r>
+      <w:proofErr w:type="spellStart"/>
+      <w:r>
+        <w:t>adauga</w:t>
+      </w:r>
+      <w:proofErr w:type="spellEnd"/>
+      <w:r>
+        <w:t xml:space="preserve"> </w:t>
+      </w:r>
+      <w:proofErr w:type="spellStart"/>
+      <w:r>
+        <w:t>pasii</w:t>
+      </w:r>
+      <w:proofErr w:type="spellEnd"/>
+      <w:r>
+        <w:t xml:space="preserve"> </w:t>
+      </w:r>
+      <w:proofErr w:type="spellStart"/>
+      <w:r>
+        <w:t>aditionali</w:t>
+      </w:r>
+      <w:proofErr w:type="spellEnd"/>
+      <w:r>
+        <w:t xml:space="preserve"> </w:t>
+      </w:r>
+      <w:proofErr w:type="spellStart"/>
+      <w:r>
+        <w:t>pentru</w:t>
+      </w:r>
+      <w:proofErr w:type="spellEnd"/>
+      <w:r>
+        <w:t xml:space="preserve"> Schnorr proof </w:t>
+      </w:r>
+    </w:p>
+    <w:p>
+      <w:pPr>
+        <w:shd w:val="clear" w:color="auto" w:fill="FFFFFF"/>
+      </w:pPr>
+      <w:r>
+        <w:t xml:space="preserve"> ####### </w:t>
+      </w:r>
+    </w:p>
+    <w:p>
+      <w:pPr>
+        <w:shd w:val="clear" w:color="auto" w:fill="FFFFFF"/>
+      </w:pPr>
+      <w:r>
         <w:lastRenderedPageBreak/>
-        <w:t xml:space="preserve">#upside: </w:t>
-      </w:r>
-      <w:proofErr w:type="spellStart"/>
-      <w:r>
-        <w:t>serverul</w:t>
-      </w:r>
-      <w:proofErr w:type="spellEnd"/>
-      <w:r>
-        <w:t xml:space="preserve"> nu </w:t>
-      </w:r>
-      <w:proofErr w:type="spellStart"/>
-      <w:r>
-        <w:t>mai</w:t>
-      </w:r>
-      <w:proofErr w:type="spellEnd"/>
-      <w:r>
-        <w:t xml:space="preserve"> are </w:t>
-      </w:r>
-      <w:proofErr w:type="spellStart"/>
-      <w:r>
-        <w:t>incredere</w:t>
-      </w:r>
-      <w:proofErr w:type="spellEnd"/>
-      <w:r>
-        <w:t xml:space="preserve"> in alt server </w:t>
-      </w:r>
-    </w:p>
-    <w:p>
-      <w:pPr>
-        <w:shd w:val="clear" w:color="auto" w:fill="FFFFFF"/>
-      </w:pPr>
-      <w:r>
-        <w:t xml:space="preserve">#idee: </w:t>
-      </w:r>
-      <w:proofErr w:type="spellStart"/>
-      <w:r>
-        <w:t>protocolul</w:t>
-      </w:r>
-      <w:proofErr w:type="spellEnd"/>
-      <w:r>
-        <w:t xml:space="preserve"> OAuth, </w:t>
-      </w:r>
-      <w:proofErr w:type="spellStart"/>
-      <w:r>
-        <w:t>dar</w:t>
-      </w:r>
-      <w:proofErr w:type="spellEnd"/>
-      <w:r>
-        <w:t xml:space="preserve"> se </w:t>
-      </w:r>
-      <w:proofErr w:type="spellStart"/>
-      <w:r>
-        <w:t>adauga</w:t>
-      </w:r>
-      <w:proofErr w:type="spellEnd"/>
-      <w:r>
-        <w:t xml:space="preserve"> </w:t>
-      </w:r>
-      <w:proofErr w:type="spellStart"/>
-      <w:r>
-        <w:t>pasii</w:t>
-      </w:r>
-      <w:proofErr w:type="spellEnd"/>
-      <w:r>
-        <w:t xml:space="preserve"> </w:t>
-      </w:r>
-      <w:proofErr w:type="spellStart"/>
-      <w:r>
-        <w:t>aditionali</w:t>
-      </w:r>
-      <w:proofErr w:type="spellEnd"/>
-      <w:r>
-        <w:t xml:space="preserve"> </w:t>
-      </w:r>
-      <w:proofErr w:type="spellStart"/>
-      <w:r>
-        <w:t>pentru</w:t>
-      </w:r>
-      <w:proofErr w:type="spellEnd"/>
-      <w:r>
-        <w:t xml:space="preserve"> Schnorr proof </w:t>
-      </w:r>
-    </w:p>
-    <w:p>
-      <w:pPr>
-        <w:shd w:val="clear" w:color="auto" w:fill="FFFFFF"/>
-      </w:pPr>
-      <w:r>
-        <w:t xml:space="preserve"> ####### </w:t>
-      </w:r>
-    </w:p>
-    <w:p>
-      <w:pPr>
-        <w:shd w:val="clear" w:color="auto" w:fill="FFFFFF"/>
-      </w:pPr>
-      <w:r>
         <w:t xml:space="preserve"> </w:t>
       </w:r>
     </w:p>
@@ -3124,7 +3188,15 @@
       </w:r>
       <w:proofErr w:type="spellEnd"/>
       <w:r>
-        <w:t xml:space="preserve"> un   Access Token</w:t>
+        <w:t xml:space="preserve"> </w:t>
+      </w:r>
+      <w:proofErr w:type="gramStart"/>
+      <w:r>
+        <w:t>un   Access</w:t>
+      </w:r>
+      <w:proofErr w:type="gramEnd"/>
+      <w:r>
+        <w:t xml:space="preserve"> Token</w:t>
       </w:r>
       <w:proofErr w:type="gramStart"/>
       <w:r>
@@ -3611,12 +3683,177 @@
         <w:shd w:val="clear" w:color="auto" w:fill="FFFFFF"/>
       </w:pPr>
       <w:r>
+        <w:t xml:space="preserve">3.3. </w:t>
+      </w:r>
+      <w:proofErr w:type="spellStart"/>
+      <w:r>
+        <w:t>Cerințe</w:t>
+      </w:r>
+      <w:proofErr w:type="spellEnd"/>
+      <w:r>
+        <w:t xml:space="preserve"> de </w:t>
+      </w:r>
+      <w:proofErr w:type="spellStart"/>
+      <w:r>
+        <w:t>Autorizare</w:t>
+      </w:r>
+      <w:proofErr w:type="spellEnd"/>
+      <w:r>
+        <w:t xml:space="preserve"> </w:t>
+      </w:r>
+      <w:proofErr w:type="spellStart"/>
+      <w:r>
+        <w:t>Delegată</w:t>
+      </w:r>
+      <w:proofErr w:type="spellEnd"/>
+      <w:r>
+        <w:t xml:space="preserve">: </w:t>
+      </w:r>
+    </w:p>
+    <w:p>
+      <w:pPr>
+        <w:shd w:val="clear" w:color="auto" w:fill="FFFFFF"/>
+      </w:pPr>
+      <w:r>
+        <w:t xml:space="preserve">Binding </w:t>
+      </w:r>
+      <w:proofErr w:type="spellStart"/>
+      <w:r>
+        <w:t>între</w:t>
+      </w:r>
+      <w:proofErr w:type="spellEnd"/>
+      <w:r>
+        <w:t xml:space="preserve"> </w:t>
+      </w:r>
+      <w:proofErr w:type="spellStart"/>
+      <w:r>
+        <w:t>Identitate</w:t>
+      </w:r>
+      <w:proofErr w:type="spellEnd"/>
+      <w:r>
+        <w:t xml:space="preserve"> </w:t>
+      </w:r>
+      <w:proofErr w:type="spellStart"/>
+      <w:r>
+        <w:t>și</w:t>
+      </w:r>
+      <w:proofErr w:type="spellEnd"/>
+      <w:r>
+        <w:t xml:space="preserve"> Token: </w:t>
+      </w:r>
+      <w:proofErr w:type="spellStart"/>
+      <w:r>
+        <w:t>Sistemul</w:t>
+      </w:r>
+      <w:proofErr w:type="spellEnd"/>
+      <w:r>
+        <w:t xml:space="preserve"> </w:t>
+      </w:r>
+      <w:proofErr w:type="spellStart"/>
+      <w:r>
+        <w:t>trebuie</w:t>
+      </w:r>
+      <w:proofErr w:type="spellEnd"/>
+      <w:r>
+        <w:t xml:space="preserve"> </w:t>
+      </w:r>
+      <w:proofErr w:type="spellStart"/>
+      <w:r>
+        <w:t>să</w:t>
+      </w:r>
+      <w:proofErr w:type="spellEnd"/>
+      <w:r>
+        <w:t xml:space="preserve"> </w:t>
+      </w:r>
+      <w:proofErr w:type="spellStart"/>
+      <w:r>
+        <w:t>garanteze</w:t>
+      </w:r>
+      <w:proofErr w:type="spellEnd"/>
+      <w:r>
+        <w:t xml:space="preserve"> </w:t>
+      </w:r>
+      <w:proofErr w:type="spellStart"/>
+      <w:r>
+        <w:t>că</w:t>
+      </w:r>
+      <w:proofErr w:type="spellEnd"/>
+      <w:r>
+        <w:t xml:space="preserve"> </w:t>
+      </w:r>
+      <w:proofErr w:type="gramStart"/>
+      <w:r>
+        <w:t>un Access</w:t>
+      </w:r>
+      <w:proofErr w:type="gramEnd"/>
+      <w:r>
+        <w:t xml:space="preserve"> Token </w:t>
+      </w:r>
+      <w:proofErr w:type="spellStart"/>
+      <w:r>
+        <w:t>emis</w:t>
+      </w:r>
+      <w:proofErr w:type="spellEnd"/>
+      <w:r>
+        <w:t xml:space="preserve"> </w:t>
+      </w:r>
+      <w:proofErr w:type="spellStart"/>
+      <w:r>
+        <w:t>este</w:t>
+      </w:r>
+      <w:proofErr w:type="spellEnd"/>
+      <w:r>
+        <w:t xml:space="preserve"> </w:t>
+      </w:r>
+      <w:proofErr w:type="spellStart"/>
+      <w:r>
+        <w:t>legat</w:t>
+      </w:r>
+      <w:proofErr w:type="spellEnd"/>
+      <w:r>
+        <w:t xml:space="preserve"> de </w:t>
+      </w:r>
+      <w:proofErr w:type="spellStart"/>
+      <w:r>
+        <w:t>sesiunea</w:t>
+      </w:r>
+      <w:proofErr w:type="spellEnd"/>
+      <w:r>
+        <w:t xml:space="preserve"> ZKP care l-a </w:t>
+      </w:r>
+      <w:proofErr w:type="spellStart"/>
+      <w:r>
+        <w:t>generat</w:t>
+      </w:r>
+      <w:proofErr w:type="spellEnd"/>
+      <w:r>
+        <w:t xml:space="preserve">.  </w:t>
+      </w:r>
+    </w:p>
+    <w:p>
+      <w:pPr>
+        <w:shd w:val="clear" w:color="auto" w:fill="FFFFFF"/>
+      </w:pPr>
+      <w:proofErr w:type="spellStart"/>
+      <w:r>
         <w:lastRenderedPageBreak/>
-        <w:t xml:space="preserve">3.3. </w:t>
-      </w:r>
-      <w:proofErr w:type="spellStart"/>
-      <w:r>
-        <w:t>Cerințe</w:t>
+        <w:t>Separarea</w:t>
+      </w:r>
+      <w:proofErr w:type="spellEnd"/>
+      <w:r>
+        <w:t xml:space="preserve"> </w:t>
+      </w:r>
+      <w:proofErr w:type="spellStart"/>
+      <w:r>
+        <w:t>Resurselor</w:t>
+      </w:r>
+      <w:proofErr w:type="spellEnd"/>
+      <w:r>
+        <w:t xml:space="preserve">: </w:t>
+      </w:r>
+      <w:proofErr w:type="spellStart"/>
+      <w:r>
+        <w:t>Serverului</w:t>
       </w:r>
       <w:proofErr w:type="spellEnd"/>
       <w:r>
@@ -3628,35 +3865,155 @@
       </w:r>
       <w:proofErr w:type="spellEnd"/>
       <w:r>
-        <w:t xml:space="preserve"> </w:t>
-      </w:r>
-      <w:proofErr w:type="spellStart"/>
-      <w:r>
-        <w:t>Delegată</w:t>
-      </w:r>
-      <w:proofErr w:type="spellEnd"/>
-      <w:r>
-        <w:t xml:space="preserve">: </w:t>
-      </w:r>
-    </w:p>
-    <w:p>
-      <w:pPr>
-        <w:shd w:val="clear" w:color="auto" w:fill="FFFFFF"/>
-      </w:pPr>
-      <w:r>
-        <w:t xml:space="preserve">Binding </w:t>
-      </w:r>
-      <w:proofErr w:type="spellStart"/>
-      <w:r>
-        <w:t>între</w:t>
-      </w:r>
-      <w:proofErr w:type="spellEnd"/>
-      <w:r>
-        <w:t xml:space="preserve"> </w:t>
-      </w:r>
-      <w:proofErr w:type="spellStart"/>
-      <w:r>
-        <w:t>Identitate</w:t>
+        <w:t xml:space="preserve">.   </w:t>
+      </w:r>
+      <w:proofErr w:type="spellStart"/>
+      <w:r>
+        <w:t>trebuie</w:t>
+      </w:r>
+      <w:proofErr w:type="spellEnd"/>
+      <w:r>
+        <w:t xml:space="preserve"> să </w:t>
+      </w:r>
+      <w:proofErr w:type="spellStart"/>
+      <w:r>
+        <w:t>poată</w:t>
+      </w:r>
+      <w:proofErr w:type="spellEnd"/>
+      <w:r>
+        <w:t xml:space="preserve"> </w:t>
+      </w:r>
+      <w:proofErr w:type="spellStart"/>
+      <w:r>
+        <w:t>valida</w:t>
+      </w:r>
+      <w:proofErr w:type="spellEnd"/>
+      <w:r>
+        <w:t xml:space="preserve"> token-ul </w:t>
+      </w:r>
+      <w:proofErr w:type="spellStart"/>
+      <w:r>
+        <w:t>fără</w:t>
+      </w:r>
+      <w:proofErr w:type="spellEnd"/>
+      <w:r>
+        <w:t xml:space="preserve"> a re-</w:t>
+      </w:r>
+      <w:proofErr w:type="spellStart"/>
+      <w:r>
+        <w:t>executa</w:t>
+      </w:r>
+      <w:proofErr w:type="spellEnd"/>
+      <w:r>
+        <w:t xml:space="preserve"> </w:t>
+      </w:r>
+      <w:proofErr w:type="spellStart"/>
+      <w:r>
+        <w:t>protocolul</w:t>
+      </w:r>
+      <w:proofErr w:type="spellEnd"/>
+      <w:r>
+        <w:t xml:space="preserve"> Schnorr, </w:t>
+      </w:r>
+      <w:proofErr w:type="spellStart"/>
+      <w:r>
+        <w:t>dar</w:t>
+      </w:r>
+      <w:proofErr w:type="spellEnd"/>
+      <w:r>
+        <w:t xml:space="preserve"> </w:t>
+      </w:r>
+      <w:proofErr w:type="spellStart"/>
+      <w:r>
+        <w:t>folosind</w:t>
+      </w:r>
+      <w:proofErr w:type="spellEnd"/>
+      <w:r>
+        <w:t xml:space="preserve"> </w:t>
+      </w:r>
+      <w:proofErr w:type="spellStart"/>
+      <w:r>
+        <w:t>cheia</w:t>
+      </w:r>
+      <w:proofErr w:type="spellEnd"/>
+      <w:r>
+        <w:t xml:space="preserve"> </w:t>
+      </w:r>
+      <w:proofErr w:type="spellStart"/>
+      <w:r>
+        <w:t>publică</w:t>
+      </w:r>
+      <w:proofErr w:type="spellEnd"/>
+      <w:r>
+        <w:t xml:space="preserve"> a  </w:t>
+      </w:r>
+    </w:p>
+    <w:p>
+      <w:pPr>
+        <w:shd w:val="clear" w:color="auto" w:fill="FFFFFF"/>
+      </w:pPr>
+      <w:r>
+        <w:t xml:space="preserve">3.4. </w:t>
+      </w:r>
+      <w:proofErr w:type="spellStart"/>
+      <w:r>
+        <w:t>Reziliență</w:t>
+      </w:r>
+      <w:proofErr w:type="spellEnd"/>
+      <w:r>
+        <w:t xml:space="preserve"> la </w:t>
+      </w:r>
+      <w:proofErr w:type="spellStart"/>
+      <w:r>
+        <w:t>Interceptare</w:t>
+      </w:r>
+      <w:proofErr w:type="spellEnd"/>
+      <w:r>
+        <w:t xml:space="preserve"> (Anti-Sniffing): </w:t>
+      </w:r>
+      <w:proofErr w:type="spellStart"/>
+      <w:r>
+        <w:t>Sistemul</w:t>
+      </w:r>
+      <w:proofErr w:type="spellEnd"/>
+      <w:r>
+        <w:t xml:space="preserve"> </w:t>
+      </w:r>
+      <w:proofErr w:type="spellStart"/>
+      <w:r>
+        <w:t>trebuie</w:t>
+      </w:r>
+      <w:proofErr w:type="spellEnd"/>
+      <w:r>
+        <w:t xml:space="preserve"> </w:t>
+      </w:r>
+      <w:proofErr w:type="spellStart"/>
+      <w:r>
+        <w:t>să</w:t>
+      </w:r>
+      <w:proofErr w:type="spellEnd"/>
+      <w:r>
+        <w:t xml:space="preserve"> </w:t>
+      </w:r>
+      <w:proofErr w:type="spellStart"/>
+      <w:r>
+        <w:t>permită</w:t>
+      </w:r>
+      <w:proofErr w:type="spellEnd"/>
+      <w:r>
+        <w:t xml:space="preserve"> </w:t>
+      </w:r>
+      <w:proofErr w:type="spellStart"/>
+      <w:r>
+        <w:t>autentificarea</w:t>
+      </w:r>
+      <w:proofErr w:type="spellEnd"/>
+      <w:r>
+        <w:t xml:space="preserve"> </w:t>
+      </w:r>
+      <w:proofErr w:type="spellStart"/>
+      <w:r>
+        <w:t>chiar</w:t>
       </w:r>
       <w:proofErr w:type="spellEnd"/>
       <w:r>
@@ -3668,8 +4025,250 @@
       </w:r>
       <w:proofErr w:type="spellEnd"/>
       <w:r>
-        <w:t xml:space="preserve"> Token: </w:t>
-      </w:r>
+        <w:t xml:space="preserve"> pe </w:t>
+      </w:r>
+      <w:proofErr w:type="spellStart"/>
+      <w:r>
+        <w:t>canale</w:t>
+      </w:r>
+      <w:proofErr w:type="spellEnd"/>
+      <w:r>
+        <w:t xml:space="preserve"> </w:t>
+      </w:r>
+      <w:proofErr w:type="spellStart"/>
+      <w:r>
+        <w:t>nesigure</w:t>
+      </w:r>
+      <w:proofErr w:type="spellEnd"/>
+      <w:r>
+        <w:t xml:space="preserve"> </w:t>
+      </w:r>
+      <w:proofErr w:type="spellStart"/>
+      <w:r>
+        <w:t>sau</w:t>
+      </w:r>
+      <w:proofErr w:type="spellEnd"/>
+      <w:r>
+        <w:t xml:space="preserve"> compromise (Perfect Forward Secrecy la </w:t>
+      </w:r>
+      <w:proofErr w:type="spellStart"/>
+      <w:r>
+        <w:t>nivel</w:t>
+      </w:r>
+      <w:proofErr w:type="spellEnd"/>
+      <w:r>
+        <w:t xml:space="preserve"> de </w:t>
+      </w:r>
+      <w:proofErr w:type="spellStart"/>
+      <w:r>
+        <w:t>aplicație</w:t>
+      </w:r>
+      <w:proofErr w:type="spellEnd"/>
+      <w:r>
+        <w:t xml:space="preserve">).  (https </w:t>
+      </w:r>
+      <w:proofErr w:type="spellStart"/>
+      <w:r>
+        <w:t>adauga</w:t>
+      </w:r>
+      <w:proofErr w:type="spellEnd"/>
+      <w:r>
+        <w:t xml:space="preserve"> un </w:t>
+      </w:r>
+      <w:proofErr w:type="spellStart"/>
+      <w:r>
+        <w:t>nivel</w:t>
+      </w:r>
+      <w:proofErr w:type="spellEnd"/>
+      <w:r>
+        <w:t xml:space="preserve"> de </w:t>
+      </w:r>
+      <w:proofErr w:type="spellStart"/>
+      <w:r>
+        <w:t>securitate</w:t>
+      </w:r>
+      <w:proofErr w:type="spellEnd"/>
+      <w:r>
+        <w:t xml:space="preserve">, </w:t>
+      </w:r>
+      <w:proofErr w:type="spellStart"/>
+      <w:r>
+        <w:t>dar</w:t>
+      </w:r>
+      <w:proofErr w:type="spellEnd"/>
+      <w:r>
+        <w:t xml:space="preserve"> nu e </w:t>
+      </w:r>
+      <w:proofErr w:type="spellStart"/>
+      <w:r>
+        <w:t>necesar</w:t>
+      </w:r>
+      <w:proofErr w:type="spellEnd"/>
+      <w:r>
+        <w:t>)</w:t>
+      </w:r>
+    </w:p>
+    <w:p>
+      <w:pPr>
+        <w:shd w:val="clear" w:color="auto" w:fill="FFFFFF"/>
+      </w:pPr>
+      <w:r>
+        <w:t xml:space="preserve"> </w:t>
+      </w:r>
+    </w:p>
+    <w:p>
+      <w:pPr>
+        <w:shd w:val="clear" w:color="auto" w:fill="FFFFFF"/>
+      </w:pPr>
+      <w:r>
+        <w:t xml:space="preserve">4: </w:t>
+      </w:r>
+      <w:proofErr w:type="spellStart"/>
+      <w:r>
+        <w:t>Arhitectura</w:t>
+      </w:r>
+      <w:proofErr w:type="spellEnd"/>
+      <w:r>
+        <w:t xml:space="preserve"> </w:t>
+      </w:r>
+      <w:proofErr w:type="spellStart"/>
+      <w:r>
+        <w:t>Aplicației</w:t>
+      </w:r>
+      <w:proofErr w:type="spellEnd"/>
+      <w:r>
+        <w:t xml:space="preserve"> / </w:t>
+      </w:r>
+      <w:proofErr w:type="spellStart"/>
+      <w:r>
+        <w:t>Sistemului</w:t>
+      </w:r>
+      <w:proofErr w:type="spellEnd"/>
+      <w:r>
+        <w:t xml:space="preserve">  </w:t>
+      </w:r>
+    </w:p>
+    <w:p>
+      <w:pPr>
+        <w:shd w:val="clear" w:color="auto" w:fill="FFFFFF"/>
+      </w:pPr>
+      <w:proofErr w:type="spellStart"/>
+      <w:r>
+        <w:t>Detaliile</w:t>
+      </w:r>
+      <w:proofErr w:type="spellEnd"/>
+      <w:r>
+        <w:t xml:space="preserve"> </w:t>
+      </w:r>
+      <w:proofErr w:type="spellStart"/>
+      <w:r>
+        <w:t>tehnice</w:t>
+      </w:r>
+      <w:proofErr w:type="spellEnd"/>
+      <w:r>
+        <w:t xml:space="preserve">, </w:t>
+      </w:r>
+      <w:proofErr w:type="spellStart"/>
+      <w:r>
+        <w:t>explicând</w:t>
+      </w:r>
+      <w:proofErr w:type="spellEnd"/>
+      <w:r>
+        <w:t xml:space="preserve"> </w:t>
+      </w:r>
+      <w:proofErr w:type="spellStart"/>
+      <w:r>
+        <w:t>matematica</w:t>
+      </w:r>
+      <w:proofErr w:type="spellEnd"/>
+      <w:r>
+        <w:t xml:space="preserve"> din </w:t>
+      </w:r>
+      <w:proofErr w:type="spellStart"/>
+      <w:r>
+        <w:t>spatele</w:t>
+      </w:r>
+      <w:proofErr w:type="spellEnd"/>
+      <w:r>
+        <w:t xml:space="preserve"> </w:t>
+      </w:r>
+      <w:proofErr w:type="spellStart"/>
+      <w:r>
+        <w:t>codului</w:t>
+      </w:r>
+      <w:proofErr w:type="spellEnd"/>
+      <w:r>
+        <w:t xml:space="preserve"> </w:t>
+      </w:r>
+      <w:proofErr w:type="spellStart"/>
+      <w:r>
+        <w:t>tău</w:t>
+      </w:r>
+      <w:proofErr w:type="spellEnd"/>
+      <w:r>
+        <w:t xml:space="preserve"> </w:t>
+      </w:r>
+      <w:proofErr w:type="spellStart"/>
+      <w:r>
+        <w:t>și</w:t>
+      </w:r>
+      <w:proofErr w:type="spellEnd"/>
+      <w:r>
+        <w:t xml:space="preserve"> cum se </w:t>
+      </w:r>
+      <w:proofErr w:type="spellStart"/>
+      <w:r>
+        <w:t>integrează</w:t>
+      </w:r>
+      <w:proofErr w:type="spellEnd"/>
+      <w:r>
+        <w:t xml:space="preserve"> </w:t>
+      </w:r>
+      <w:proofErr w:type="spellStart"/>
+      <w:r>
+        <w:t>în</w:t>
+      </w:r>
+      <w:proofErr w:type="spellEnd"/>
+      <w:r>
+        <w:t xml:space="preserve"> </w:t>
+      </w:r>
+      <w:proofErr w:type="spellStart"/>
+      <w:r>
+        <w:t>fluxul</w:t>
+      </w:r>
+      <w:proofErr w:type="spellEnd"/>
+      <w:r>
+        <w:t xml:space="preserve"> OAuth. </w:t>
+      </w:r>
+    </w:p>
+    <w:p>
+      <w:pPr>
+        <w:shd w:val="clear" w:color="auto" w:fill="FFFFFF"/>
+      </w:pPr>
+      <w:r>
+        <w:t xml:space="preserve">  </w:t>
+      </w:r>
+    </w:p>
+    <w:p>
+      <w:pPr>
+        <w:shd w:val="clear" w:color="auto" w:fill="FFFFFF"/>
+      </w:pPr>
+      <w:r>
+        <w:t xml:space="preserve">4.1. </w:t>
+      </w:r>
+      <w:proofErr w:type="spellStart"/>
+      <w:r>
+        <w:t>Arhitectura</w:t>
+      </w:r>
+      <w:proofErr w:type="spellEnd"/>
+      <w:r>
+        <w:t xml:space="preserve">  </w:t>
+      </w:r>
+    </w:p>
+    <w:p>
+      <w:pPr>
+        <w:shd w:val="clear" w:color="auto" w:fill="FFFFFF"/>
+      </w:pPr>
       <w:proofErr w:type="spellStart"/>
       <w:r>
         <w:t>Sistemul</w:t>
@@ -3680,687 +4279,168 @@
       </w:r>
       <w:proofErr w:type="spellStart"/>
       <w:r>
-        <w:t>trebuie</w:t>
-      </w:r>
-      <w:proofErr w:type="spellEnd"/>
-      <w:r>
-        <w:t xml:space="preserve"> </w:t>
-      </w:r>
-      <w:proofErr w:type="spellStart"/>
-      <w:r>
-        <w:t>să</w:t>
-      </w:r>
-      <w:proofErr w:type="spellEnd"/>
-      <w:r>
-        <w:t xml:space="preserve"> </w:t>
-      </w:r>
-      <w:proofErr w:type="spellStart"/>
-      <w:r>
-        <w:t>garanteze</w:t>
-      </w:r>
-      <w:proofErr w:type="spellEnd"/>
-      <w:r>
-        <w:t xml:space="preserve"> </w:t>
-      </w:r>
-      <w:proofErr w:type="spellStart"/>
-      <w:r>
-        <w:t>că</w:t>
-      </w:r>
-      <w:proofErr w:type="spellEnd"/>
-      <w:r>
-        <w:t xml:space="preserve"> </w:t>
+        <w:t>este</w:t>
+      </w:r>
+      <w:proofErr w:type="spellEnd"/>
+      <w:r>
+        <w:t xml:space="preserve"> </w:t>
+      </w:r>
+      <w:proofErr w:type="spellStart"/>
+      <w:r>
+        <w:t>compus</w:t>
+      </w:r>
+      <w:proofErr w:type="spellEnd"/>
+      <w:r>
+        <w:t xml:space="preserve"> </w:t>
+      </w:r>
+      <w:proofErr w:type="spellStart"/>
+      <w:r>
+        <w:t>dintr</w:t>
+      </w:r>
+      <w:proofErr w:type="spellEnd"/>
+      <w:r>
+        <w:t xml:space="preserve">-o </w:t>
+      </w:r>
+      <w:proofErr w:type="spellStart"/>
+      <w:r>
+        <w:t>arhitectură</w:t>
+      </w:r>
+      <w:proofErr w:type="spellEnd"/>
+      <w:r>
+        <w:t xml:space="preserve"> Client-Server RESTful. </w:t>
+      </w:r>
+    </w:p>
+    <w:p>
+      <w:pPr>
+        <w:shd w:val="clear" w:color="auto" w:fill="FFFFFF"/>
+      </w:pPr>
+      <w:proofErr w:type="spellStart"/>
+      <w:r>
+        <w:t>Limbaj</w:t>
+      </w:r>
+      <w:proofErr w:type="spellEnd"/>
+      <w:r>
+        <w:t xml:space="preserve">:   Python (conform </w:t>
+      </w:r>
+      <w:proofErr w:type="spellStart"/>
+      <w:r>
+        <w:t>fișierelor</w:t>
+      </w:r>
+      <w:proofErr w:type="spellEnd"/>
+      <w:r>
+        <w:t xml:space="preserve"> tale). </w:t>
+      </w:r>
+    </w:p>
+    <w:p>
+      <w:pPr>
+        <w:shd w:val="clear" w:color="auto" w:fill="FFFFFF"/>
+      </w:pPr>
+      <w:r>
+        <w:t>Framework:   Flask (</w:t>
+      </w:r>
+      <w:proofErr w:type="spellStart"/>
+      <w:r>
+        <w:t>pentru</w:t>
+      </w:r>
+      <w:proofErr w:type="spellEnd"/>
+      <w:r>
+        <w:t xml:space="preserve"> API). </w:t>
+      </w:r>
+    </w:p>
+    <w:p>
+      <w:pPr>
+        <w:shd w:val="clear" w:color="auto" w:fill="FFFFFF"/>
+      </w:pPr>
+      <w:r>
+        <w:t xml:space="preserve">Model </w:t>
+      </w:r>
+      <w:proofErr w:type="spellStart"/>
+      <w:r>
+        <w:t>Criptografic</w:t>
+      </w:r>
+      <w:proofErr w:type="spellEnd"/>
+      <w:r>
+        <w:t xml:space="preserve">:   </w:t>
+      </w:r>
+      <w:proofErr w:type="spellStart"/>
+      <w:r>
+        <w:t>Logaritm</w:t>
+      </w:r>
+      <w:proofErr w:type="spellEnd"/>
+      <w:r>
+        <w:t xml:space="preserve"> </w:t>
+      </w:r>
+      <w:proofErr w:type="spellStart"/>
+      <w:r>
+        <w:t>Discret</w:t>
+      </w:r>
+      <w:proofErr w:type="spellEnd"/>
+      <w:r>
+        <w:t xml:space="preserve"> pe </w:t>
+      </w:r>
+      <w:proofErr w:type="spellStart"/>
+      <w:r>
+        <w:t>Grupuri</w:t>
+      </w:r>
+      <w:proofErr w:type="spellEnd"/>
+      <w:r>
+        <w:t xml:space="preserve"> Finite (Schnorr pe </w:t>
+      </w:r>
+      <w:proofErr w:type="spellStart"/>
+      <w:r>
+        <w:t>grupuri</w:t>
+      </w:r>
+      <w:proofErr w:type="spellEnd"/>
+      <w:r>
+        <w:t xml:space="preserve"> multiplicative </w:t>
       </w:r>
       <w:proofErr w:type="gramStart"/>
       <w:r>
-        <w:t>un Access</w:t>
+        <w:t>modulo )</w:t>
       </w:r>
       <w:proofErr w:type="gramEnd"/>
       <w:r>
-        <w:t xml:space="preserve"> Token </w:t>
-      </w:r>
-      <w:proofErr w:type="spellStart"/>
-      <w:r>
-        <w:t>emis</w:t>
-      </w:r>
-      <w:proofErr w:type="spellEnd"/>
-      <w:r>
-        <w:t xml:space="preserve"> </w:t>
-      </w:r>
-      <w:proofErr w:type="spellStart"/>
-      <w:r>
-        <w:t>este</w:t>
-      </w:r>
-      <w:proofErr w:type="spellEnd"/>
-      <w:r>
-        <w:t xml:space="preserve"> </w:t>
-      </w:r>
-      <w:proofErr w:type="spellStart"/>
-      <w:r>
-        <w:t>legat</w:t>
+        <w:t xml:space="preserve">. </w:t>
+      </w:r>
+    </w:p>
+    <w:p>
+      <w:pPr>
+        <w:shd w:val="clear" w:color="auto" w:fill="FFFFFF"/>
+      </w:pPr>
+      <w:r>
+        <w:t xml:space="preserve"> </w:t>
+      </w:r>
+    </w:p>
+    <w:p>
+      <w:pPr>
+        <w:shd w:val="clear" w:color="auto" w:fill="FFFFFF"/>
+      </w:pPr>
+      <w:r>
+        <w:t xml:space="preserve">4.2. </w:t>
+      </w:r>
+      <w:proofErr w:type="spellStart"/>
+      <w:r>
+        <w:t>Detalii</w:t>
+      </w:r>
+      <w:proofErr w:type="spellEnd"/>
+      <w:r>
+        <w:t xml:space="preserve"> </w:t>
+      </w:r>
+      <w:proofErr w:type="spellStart"/>
+      <w:r>
+        <w:t>Tehnice</w:t>
+      </w:r>
+      <w:proofErr w:type="spellEnd"/>
+      <w:r>
+        <w:t xml:space="preserve"> ale </w:t>
+      </w:r>
+      <w:proofErr w:type="spellStart"/>
+      <w:r>
+        <w:t>Schemei</w:t>
       </w:r>
       <w:proofErr w:type="spellEnd"/>
       <w:r>
         <w:t xml:space="preserve"> de </w:t>
-      </w:r>
-      <w:proofErr w:type="spellStart"/>
-      <w:r>
-        <w:t>sesiunea</w:t>
-      </w:r>
-      <w:proofErr w:type="spellEnd"/>
-      <w:r>
-        <w:t xml:space="preserve"> ZKP care l-a </w:t>
-      </w:r>
-      <w:proofErr w:type="spellStart"/>
-      <w:r>
-        <w:t>generat</w:t>
-      </w:r>
-      <w:proofErr w:type="spellEnd"/>
-      <w:r>
-        <w:t xml:space="preserve">.  </w:t>
-      </w:r>
-    </w:p>
-    <w:p>
-      <w:pPr>
-        <w:shd w:val="clear" w:color="auto" w:fill="FFFFFF"/>
-      </w:pPr>
-      <w:proofErr w:type="spellStart"/>
-      <w:r>
-        <w:t>Separarea</w:t>
-      </w:r>
-      <w:proofErr w:type="spellEnd"/>
-      <w:r>
-        <w:t xml:space="preserve"> </w:t>
-      </w:r>
-      <w:proofErr w:type="spellStart"/>
-      <w:r>
-        <w:t>Resurselor</w:t>
-      </w:r>
-      <w:proofErr w:type="spellEnd"/>
-      <w:r>
-        <w:t xml:space="preserve">: </w:t>
-      </w:r>
-      <w:proofErr w:type="spellStart"/>
-      <w:r>
-        <w:t>Serverului</w:t>
-      </w:r>
-      <w:proofErr w:type="spellEnd"/>
-      <w:r>
-        <w:t xml:space="preserve"> de </w:t>
-      </w:r>
-      <w:proofErr w:type="spellStart"/>
-      <w:r>
-        <w:t>Autorizare</w:t>
-      </w:r>
-      <w:proofErr w:type="spellEnd"/>
-      <w:r>
-        <w:t xml:space="preserve">.   </w:t>
-      </w:r>
-      <w:proofErr w:type="spellStart"/>
-      <w:r>
-        <w:t>trebuie</w:t>
-      </w:r>
-      <w:proofErr w:type="spellEnd"/>
-      <w:r>
-        <w:t xml:space="preserve"> să </w:t>
-      </w:r>
-      <w:proofErr w:type="spellStart"/>
-      <w:r>
-        <w:t>poată</w:t>
-      </w:r>
-      <w:proofErr w:type="spellEnd"/>
-      <w:r>
-        <w:t xml:space="preserve"> </w:t>
-      </w:r>
-      <w:proofErr w:type="spellStart"/>
-      <w:r>
-        <w:t>valida</w:t>
-      </w:r>
-      <w:proofErr w:type="spellEnd"/>
-      <w:r>
-        <w:t xml:space="preserve"> token-ul </w:t>
-      </w:r>
-      <w:proofErr w:type="spellStart"/>
-      <w:r>
-        <w:t>fără</w:t>
-      </w:r>
-      <w:proofErr w:type="spellEnd"/>
-      <w:r>
-        <w:t xml:space="preserve"> a re-</w:t>
-      </w:r>
-      <w:proofErr w:type="spellStart"/>
-      <w:r>
-        <w:t>executa</w:t>
-      </w:r>
-      <w:proofErr w:type="spellEnd"/>
-      <w:r>
-        <w:t xml:space="preserve"> </w:t>
-      </w:r>
-      <w:proofErr w:type="spellStart"/>
-      <w:r>
-        <w:t>protocolul</w:t>
-      </w:r>
-      <w:proofErr w:type="spellEnd"/>
-      <w:r>
-        <w:t xml:space="preserve"> Schnorr, </w:t>
-      </w:r>
-      <w:proofErr w:type="spellStart"/>
-      <w:r>
-        <w:t>dar</w:t>
-      </w:r>
-      <w:proofErr w:type="spellEnd"/>
-      <w:r>
-        <w:t xml:space="preserve"> </w:t>
-      </w:r>
-      <w:proofErr w:type="spellStart"/>
-      <w:r>
-        <w:t>folosind</w:t>
-      </w:r>
-      <w:proofErr w:type="spellEnd"/>
-      <w:r>
-        <w:t xml:space="preserve"> </w:t>
-      </w:r>
-      <w:proofErr w:type="spellStart"/>
-      <w:r>
-        <w:t>cheia</w:t>
-      </w:r>
-      <w:proofErr w:type="spellEnd"/>
-      <w:r>
-        <w:t xml:space="preserve"> </w:t>
-      </w:r>
-      <w:proofErr w:type="spellStart"/>
-      <w:r>
-        <w:t>publică</w:t>
-      </w:r>
-      <w:proofErr w:type="spellEnd"/>
-      <w:r>
-        <w:t xml:space="preserve"> a  </w:t>
-      </w:r>
-    </w:p>
-    <w:p>
-      <w:pPr>
-        <w:shd w:val="clear" w:color="auto" w:fill="FFFFFF"/>
-      </w:pPr>
-      <w:r>
-        <w:t xml:space="preserve">3.4. </w:t>
-      </w:r>
-      <w:proofErr w:type="spellStart"/>
-      <w:r>
-        <w:t>Reziliență</w:t>
-      </w:r>
-      <w:proofErr w:type="spellEnd"/>
-      <w:r>
-        <w:t xml:space="preserve"> la </w:t>
-      </w:r>
-      <w:proofErr w:type="spellStart"/>
-      <w:r>
-        <w:t>Interceptare</w:t>
-      </w:r>
-      <w:proofErr w:type="spellEnd"/>
-      <w:r>
-        <w:t xml:space="preserve"> (Anti-Sniffing): </w:t>
-      </w:r>
-      <w:proofErr w:type="spellStart"/>
-      <w:r>
-        <w:t>Sistemul</w:t>
-      </w:r>
-      <w:proofErr w:type="spellEnd"/>
-      <w:r>
-        <w:t xml:space="preserve"> </w:t>
-      </w:r>
-      <w:proofErr w:type="spellStart"/>
-      <w:r>
-        <w:t>trebuie</w:t>
-      </w:r>
-      <w:proofErr w:type="spellEnd"/>
-      <w:r>
-        <w:t xml:space="preserve"> </w:t>
-      </w:r>
-      <w:proofErr w:type="spellStart"/>
-      <w:r>
-        <w:t>să</w:t>
-      </w:r>
-      <w:proofErr w:type="spellEnd"/>
-      <w:r>
-        <w:t xml:space="preserve"> </w:t>
-      </w:r>
-      <w:proofErr w:type="spellStart"/>
-      <w:r>
-        <w:t>permită</w:t>
-      </w:r>
-      <w:proofErr w:type="spellEnd"/>
-      <w:r>
-        <w:t xml:space="preserve"> </w:t>
-      </w:r>
-      <w:proofErr w:type="spellStart"/>
-      <w:r>
-        <w:t>autentificarea</w:t>
-      </w:r>
-      <w:proofErr w:type="spellEnd"/>
-      <w:r>
-        <w:t xml:space="preserve"> </w:t>
-      </w:r>
-      <w:proofErr w:type="spellStart"/>
-      <w:r>
-        <w:t>chiar</w:t>
-      </w:r>
-      <w:proofErr w:type="spellEnd"/>
-      <w:r>
-        <w:t xml:space="preserve"> </w:t>
-      </w:r>
-      <w:proofErr w:type="spellStart"/>
-      <w:r>
-        <w:t>și</w:t>
-      </w:r>
-      <w:proofErr w:type="spellEnd"/>
-      <w:r>
-        <w:t xml:space="preserve"> pe </w:t>
-      </w:r>
-      <w:proofErr w:type="spellStart"/>
-      <w:r>
-        <w:t>canale</w:t>
-      </w:r>
-      <w:proofErr w:type="spellEnd"/>
-      <w:r>
-        <w:t xml:space="preserve"> </w:t>
-      </w:r>
-      <w:proofErr w:type="spellStart"/>
-      <w:r>
-        <w:t>nesigure</w:t>
-      </w:r>
-      <w:proofErr w:type="spellEnd"/>
-      <w:r>
-        <w:t xml:space="preserve"> </w:t>
-      </w:r>
-      <w:proofErr w:type="spellStart"/>
-      <w:r>
-        <w:t>sau</w:t>
-      </w:r>
-      <w:proofErr w:type="spellEnd"/>
-      <w:r>
-        <w:t xml:space="preserve"> compromise (Perfect Forward Secrecy la </w:t>
-      </w:r>
-      <w:proofErr w:type="spellStart"/>
-      <w:r>
-        <w:t>nivel</w:t>
-      </w:r>
-      <w:proofErr w:type="spellEnd"/>
-      <w:r>
-        <w:t xml:space="preserve"> de </w:t>
-      </w:r>
-      <w:proofErr w:type="spellStart"/>
-      <w:r>
-        <w:t>aplicație</w:t>
-      </w:r>
-      <w:proofErr w:type="spellEnd"/>
-      <w:r>
-        <w:t xml:space="preserve">).  (https </w:t>
-      </w:r>
-      <w:proofErr w:type="spellStart"/>
-      <w:r>
-        <w:t>adauga</w:t>
-      </w:r>
-      <w:proofErr w:type="spellEnd"/>
-      <w:r>
-        <w:t xml:space="preserve"> un </w:t>
-      </w:r>
-      <w:proofErr w:type="spellStart"/>
-      <w:r>
-        <w:t>nivel</w:t>
-      </w:r>
-      <w:proofErr w:type="spellEnd"/>
-      <w:r>
-        <w:t xml:space="preserve"> de </w:t>
-      </w:r>
-      <w:proofErr w:type="spellStart"/>
-      <w:r>
-        <w:t>securitate</w:t>
-      </w:r>
-      <w:proofErr w:type="spellEnd"/>
-      <w:r>
-        <w:t xml:space="preserve">, </w:t>
-      </w:r>
-      <w:proofErr w:type="spellStart"/>
-      <w:r>
-        <w:t>dar</w:t>
-      </w:r>
-      <w:proofErr w:type="spellEnd"/>
-      <w:r>
-        <w:t xml:space="preserve"> nu e </w:t>
-      </w:r>
-      <w:proofErr w:type="spellStart"/>
-      <w:r>
-        <w:t>necesar</w:t>
-      </w:r>
-      <w:proofErr w:type="spellEnd"/>
-      <w:r>
-        <w:t>)</w:t>
-      </w:r>
-    </w:p>
-    <w:p>
-      <w:pPr>
-        <w:shd w:val="clear" w:color="auto" w:fill="FFFFFF"/>
-      </w:pPr>
-      <w:r>
-        <w:t xml:space="preserve"> </w:t>
-      </w:r>
-    </w:p>
-    <w:p>
-      <w:pPr>
-        <w:shd w:val="clear" w:color="auto" w:fill="FFFFFF"/>
-      </w:pPr>
-      <w:r>
-        <w:t xml:space="preserve">4: </w:t>
-      </w:r>
-      <w:proofErr w:type="spellStart"/>
-      <w:r>
-        <w:t>Arhitectura</w:t>
-      </w:r>
-      <w:proofErr w:type="spellEnd"/>
-      <w:r>
-        <w:t xml:space="preserve"> </w:t>
-      </w:r>
-      <w:proofErr w:type="spellStart"/>
-      <w:r>
-        <w:t>Aplicației</w:t>
-      </w:r>
-      <w:proofErr w:type="spellEnd"/>
-      <w:r>
-        <w:t xml:space="preserve"> / </w:t>
-      </w:r>
-      <w:proofErr w:type="spellStart"/>
-      <w:r>
-        <w:t>Sistemului</w:t>
-      </w:r>
-      <w:proofErr w:type="spellEnd"/>
-      <w:r>
-        <w:t xml:space="preserve">  </w:t>
-      </w:r>
-    </w:p>
-    <w:p>
-      <w:pPr>
-        <w:shd w:val="clear" w:color="auto" w:fill="FFFFFF"/>
-      </w:pPr>
-      <w:proofErr w:type="spellStart"/>
-      <w:r>
-        <w:t>Detaliile</w:t>
-      </w:r>
-      <w:proofErr w:type="spellEnd"/>
-      <w:r>
-        <w:t xml:space="preserve"> </w:t>
-      </w:r>
-      <w:proofErr w:type="spellStart"/>
-      <w:r>
-        <w:t>tehnice</w:t>
-      </w:r>
-      <w:proofErr w:type="spellEnd"/>
-      <w:r>
-        <w:t xml:space="preserve">, </w:t>
-      </w:r>
-      <w:proofErr w:type="spellStart"/>
-      <w:r>
-        <w:t>explicând</w:t>
-      </w:r>
-      <w:proofErr w:type="spellEnd"/>
-      <w:r>
-        <w:t xml:space="preserve"> </w:t>
-      </w:r>
-      <w:proofErr w:type="spellStart"/>
-      <w:r>
-        <w:t>matematica</w:t>
-      </w:r>
-      <w:proofErr w:type="spellEnd"/>
-      <w:r>
-        <w:t xml:space="preserve"> din </w:t>
-      </w:r>
-      <w:proofErr w:type="spellStart"/>
-      <w:r>
-        <w:t>spatele</w:t>
-      </w:r>
-      <w:proofErr w:type="spellEnd"/>
-      <w:r>
-        <w:t xml:space="preserve"> </w:t>
-      </w:r>
-      <w:proofErr w:type="spellStart"/>
-      <w:r>
-        <w:t>codului</w:t>
-      </w:r>
-      <w:proofErr w:type="spellEnd"/>
-      <w:r>
-        <w:t xml:space="preserve"> </w:t>
-      </w:r>
-      <w:proofErr w:type="spellStart"/>
-      <w:r>
-        <w:t>tău</w:t>
-      </w:r>
-      <w:proofErr w:type="spellEnd"/>
-      <w:r>
-        <w:t xml:space="preserve"> </w:t>
-      </w:r>
-      <w:proofErr w:type="spellStart"/>
-      <w:r>
-        <w:t>și</w:t>
-      </w:r>
-      <w:proofErr w:type="spellEnd"/>
-      <w:r>
-        <w:t xml:space="preserve"> cum se </w:t>
-      </w:r>
-      <w:proofErr w:type="spellStart"/>
-      <w:r>
-        <w:t>integrează</w:t>
-      </w:r>
-      <w:proofErr w:type="spellEnd"/>
-      <w:r>
-        <w:t xml:space="preserve"> </w:t>
-      </w:r>
-      <w:proofErr w:type="spellStart"/>
-      <w:r>
-        <w:t>în</w:t>
-      </w:r>
-      <w:proofErr w:type="spellEnd"/>
-      <w:r>
-        <w:t xml:space="preserve"> </w:t>
-      </w:r>
-      <w:proofErr w:type="spellStart"/>
-      <w:r>
-        <w:t>fluxul</w:t>
-      </w:r>
-      <w:proofErr w:type="spellEnd"/>
-      <w:r>
-        <w:t xml:space="preserve"> OAuth. </w:t>
-      </w:r>
-    </w:p>
-    <w:p>
-      <w:pPr>
-        <w:shd w:val="clear" w:color="auto" w:fill="FFFFFF"/>
-      </w:pPr>
-      <w:r>
-        <w:t xml:space="preserve">  </w:t>
-      </w:r>
-    </w:p>
-    <w:p>
-      <w:pPr>
-        <w:shd w:val="clear" w:color="auto" w:fill="FFFFFF"/>
-      </w:pPr>
-      <w:r>
-        <w:t xml:space="preserve">4.1. </w:t>
-      </w:r>
-      <w:proofErr w:type="spellStart"/>
-      <w:r>
-        <w:t>Arhitectura</w:t>
-      </w:r>
-      <w:proofErr w:type="spellEnd"/>
-      <w:r>
-        <w:t xml:space="preserve">  </w:t>
-      </w:r>
-    </w:p>
-    <w:p>
-      <w:pPr>
-        <w:shd w:val="clear" w:color="auto" w:fill="FFFFFF"/>
-      </w:pPr>
-      <w:proofErr w:type="spellStart"/>
-      <w:r>
-        <w:t>Sistemul</w:t>
-      </w:r>
-      <w:proofErr w:type="spellEnd"/>
-      <w:r>
-        <w:t xml:space="preserve"> </w:t>
-      </w:r>
-      <w:proofErr w:type="spellStart"/>
-      <w:r>
-        <w:t>este</w:t>
-      </w:r>
-      <w:proofErr w:type="spellEnd"/>
-      <w:r>
-        <w:t xml:space="preserve"> </w:t>
-      </w:r>
-      <w:proofErr w:type="spellStart"/>
-      <w:r>
-        <w:t>compus</w:t>
-      </w:r>
-      <w:proofErr w:type="spellEnd"/>
-      <w:r>
-        <w:t xml:space="preserve"> </w:t>
-      </w:r>
-      <w:proofErr w:type="spellStart"/>
-      <w:r>
-        <w:t>dintr</w:t>
-      </w:r>
-      <w:proofErr w:type="spellEnd"/>
-      <w:r>
-        <w:t xml:space="preserve">-o </w:t>
-      </w:r>
-      <w:proofErr w:type="spellStart"/>
-      <w:r>
-        <w:t>arhitectură</w:t>
-      </w:r>
-      <w:proofErr w:type="spellEnd"/>
-      <w:r>
-        <w:t xml:space="preserve"> Client-Server RESTful. </w:t>
-      </w:r>
-    </w:p>
-    <w:p>
-      <w:pPr>
-        <w:shd w:val="clear" w:color="auto" w:fill="FFFFFF"/>
-      </w:pPr>
-      <w:proofErr w:type="spellStart"/>
-      <w:r>
-        <w:t>Limbaj</w:t>
-      </w:r>
-      <w:proofErr w:type="spellEnd"/>
-      <w:r>
-        <w:t xml:space="preserve">:   Python (conform </w:t>
-      </w:r>
-      <w:proofErr w:type="spellStart"/>
-      <w:r>
-        <w:t>fișierelor</w:t>
-      </w:r>
-      <w:proofErr w:type="spellEnd"/>
-      <w:r>
-        <w:t xml:space="preserve"> tale). </w:t>
-      </w:r>
-    </w:p>
-    <w:p>
-      <w:pPr>
-        <w:shd w:val="clear" w:color="auto" w:fill="FFFFFF"/>
-      </w:pPr>
-      <w:r>
-        <w:t>Framework:   Flask (</w:t>
-      </w:r>
-      <w:proofErr w:type="spellStart"/>
-      <w:r>
-        <w:t>pentru</w:t>
-      </w:r>
-      <w:proofErr w:type="spellEnd"/>
-      <w:r>
-        <w:t xml:space="preserve"> API). </w:t>
-      </w:r>
-    </w:p>
-    <w:p>
-      <w:pPr>
-        <w:shd w:val="clear" w:color="auto" w:fill="FFFFFF"/>
-      </w:pPr>
-      <w:r>
-        <w:t xml:space="preserve">Model </w:t>
-      </w:r>
-      <w:proofErr w:type="spellStart"/>
-      <w:r>
-        <w:t>Criptografic</w:t>
-      </w:r>
-      <w:proofErr w:type="spellEnd"/>
-      <w:r>
-        <w:t xml:space="preserve">:   </w:t>
-      </w:r>
-      <w:proofErr w:type="spellStart"/>
-      <w:r>
-        <w:t>Logaritm</w:t>
-      </w:r>
-      <w:proofErr w:type="spellEnd"/>
-      <w:r>
-        <w:t xml:space="preserve"> </w:t>
-      </w:r>
-      <w:proofErr w:type="spellStart"/>
-      <w:r>
-        <w:t>Discret</w:t>
-      </w:r>
-      <w:proofErr w:type="spellEnd"/>
-      <w:r>
-        <w:t xml:space="preserve"> pe </w:t>
-      </w:r>
-      <w:proofErr w:type="spellStart"/>
-      <w:r>
-        <w:t>Grupuri</w:t>
-      </w:r>
-      <w:proofErr w:type="spellEnd"/>
-      <w:r>
-        <w:t xml:space="preserve"> Finite (Schnorr pe </w:t>
-      </w:r>
-      <w:proofErr w:type="spellStart"/>
-      <w:r>
-        <w:t>grupuri</w:t>
-      </w:r>
-      <w:proofErr w:type="spellEnd"/>
-      <w:r>
-        <w:t xml:space="preserve"> multiplicative </w:t>
-      </w:r>
-      <w:proofErr w:type="gramStart"/>
-      <w:r>
-        <w:t>modulo )</w:t>
-      </w:r>
-      <w:proofErr w:type="gramEnd"/>
-      <w:r>
-        <w:t xml:space="preserve">. </w:t>
-      </w:r>
-    </w:p>
-    <w:p>
-      <w:pPr>
-        <w:shd w:val="clear" w:color="auto" w:fill="FFFFFF"/>
-      </w:pPr>
-      <w:r>
-        <w:t xml:space="preserve"> </w:t>
-      </w:r>
-    </w:p>
-    <w:p>
-      <w:pPr>
-        <w:shd w:val="clear" w:color="auto" w:fill="FFFFFF"/>
-      </w:pPr>
-      <w:r>
-        <w:t xml:space="preserve">4.2. </w:t>
-      </w:r>
-      <w:proofErr w:type="spellStart"/>
-      <w:r>
-        <w:t>Detalii</w:t>
-      </w:r>
-      <w:proofErr w:type="spellEnd"/>
-      <w:r>
-        <w:t xml:space="preserve"> </w:t>
-      </w:r>
-      <w:proofErr w:type="spellStart"/>
-      <w:r>
-        <w:t>Tehnice</w:t>
-      </w:r>
-      <w:proofErr w:type="spellEnd"/>
-      <w:r>
-        <w:t xml:space="preserve"> ale Schemei de </w:t>
       </w:r>
       <w:proofErr w:type="spellStart"/>
       <w:r>
@@ -5072,109 +5152,130 @@
         <w:shd w:val="clear" w:color="auto" w:fill="FFFFFF"/>
       </w:pPr>
       <w:r>
+        <w:t>Setup: Pre-</w:t>
+      </w:r>
+      <w:proofErr w:type="spellStart"/>
+      <w:r>
+        <w:t>Calcularea</w:t>
+      </w:r>
+      <w:proofErr w:type="spellEnd"/>
+      <w:r>
+        <w:t xml:space="preserve"> </w:t>
+      </w:r>
+      <w:proofErr w:type="spellStart"/>
+      <w:r>
+        <w:t>numerelor</w:t>
+      </w:r>
+      <w:proofErr w:type="spellEnd"/>
+      <w:r>
+        <w:t xml:space="preserve"> P (p&gt;2048 </w:t>
+      </w:r>
+      <w:proofErr w:type="spellStart"/>
+      <w:r>
+        <w:t>biti</w:t>
+      </w:r>
+      <w:proofErr w:type="spellEnd"/>
+      <w:r>
+        <w:t xml:space="preserve">) </w:t>
+      </w:r>
+      <w:proofErr w:type="spellStart"/>
+      <w:r>
+        <w:t>si</w:t>
+      </w:r>
+      <w:proofErr w:type="spellEnd"/>
+      <w:r>
+        <w:t xml:space="preserve"> G, </w:t>
+      </w:r>
+      <w:proofErr w:type="spellStart"/>
+      <w:r>
+        <w:t>alegerea</w:t>
+      </w:r>
+      <w:proofErr w:type="spellEnd"/>
+      <w:r>
+        <w:t xml:space="preserve"> </w:t>
+      </w:r>
+      <w:proofErr w:type="spellStart"/>
+      <w:r>
+        <w:t>unui</w:t>
+      </w:r>
+      <w:proofErr w:type="spellEnd"/>
+      <w:r>
+        <w:t xml:space="preserve"> </w:t>
+      </w:r>
+      <w:proofErr w:type="spellStart"/>
+      <w:r>
+        <w:t>numar</w:t>
+      </w:r>
+      <w:proofErr w:type="spellEnd"/>
+      <w:r>
+        <w:t>/</w:t>
+      </w:r>
+      <w:proofErr w:type="spellStart"/>
+      <w:r>
+        <w:t>parola</w:t>
+      </w:r>
+      <w:proofErr w:type="spellEnd"/>
+      <w:r>
+        <w:t xml:space="preserve"> X </w:t>
+      </w:r>
+    </w:p>
+    <w:p>
+      <w:pPr>
+        <w:shd w:val="clear" w:color="auto" w:fill="FFFFFF"/>
+      </w:pPr>
+      <w:proofErr w:type="spellStart"/>
+      <w:r>
+        <w:t>Parametri</w:t>
+      </w:r>
+      <w:proofErr w:type="spellEnd"/>
+      <w:r>
+        <w:t xml:space="preserve"> </w:t>
+      </w:r>
+      <w:proofErr w:type="spellStart"/>
+      <w:r>
+        <w:t>Publici</w:t>
+      </w:r>
+      <w:proofErr w:type="spellEnd"/>
+      <w:r>
+        <w:t xml:space="preserve">:   P </w:t>
+      </w:r>
+      <w:proofErr w:type="spellStart"/>
+      <w:r>
+        <w:t>si</w:t>
+      </w:r>
+      <w:proofErr w:type="spellEnd"/>
+      <w:r>
+        <w:t xml:space="preserve"> G </w:t>
+      </w:r>
+    </w:p>
+    <w:p>
+      <w:pPr>
+        <w:shd w:val="clear" w:color="auto" w:fill="FFFFFF"/>
+      </w:pPr>
+      <w:proofErr w:type="spellStart"/>
+      <w:r>
+        <w:t>Cheia</w:t>
+      </w:r>
+      <w:proofErr w:type="spellEnd"/>
+      <w:r>
+        <w:t xml:space="preserve"> </w:t>
+      </w:r>
+      <w:proofErr w:type="spellStart"/>
+      <w:r>
+        <w:t>Privată</w:t>
+      </w:r>
+      <w:proofErr w:type="spellEnd"/>
+      <w:r>
+        <w:t xml:space="preserve"> ():   Parola X </w:t>
+      </w:r>
+    </w:p>
+    <w:p>
+      <w:pPr>
+        <w:shd w:val="clear" w:color="auto" w:fill="FFFFFF"/>
+      </w:pPr>
+      <w:proofErr w:type="spellStart"/>
+      <w:r>
         <w:lastRenderedPageBreak/>
-        <w:t>Setup: Pre-</w:t>
-      </w:r>
-      <w:proofErr w:type="spellStart"/>
-      <w:r>
-        <w:t>Calcularea</w:t>
-      </w:r>
-      <w:proofErr w:type="spellEnd"/>
-      <w:r>
-        <w:t xml:space="preserve"> </w:t>
-      </w:r>
-      <w:proofErr w:type="spellStart"/>
-      <w:r>
-        <w:t>numerelor</w:t>
-      </w:r>
-      <w:proofErr w:type="spellEnd"/>
-      <w:r>
-        <w:t xml:space="preserve"> P (p&gt;2048 </w:t>
-      </w:r>
-      <w:proofErr w:type="spellStart"/>
-      <w:r>
-        <w:t>biti</w:t>
-      </w:r>
-      <w:proofErr w:type="spellEnd"/>
-      <w:r>
-        <w:t xml:space="preserve">) </w:t>
-      </w:r>
-      <w:proofErr w:type="spellStart"/>
-      <w:r>
-        <w:t>si</w:t>
-      </w:r>
-      <w:proofErr w:type="spellEnd"/>
-      <w:r>
-        <w:t xml:space="preserve"> G, </w:t>
-      </w:r>
-      <w:proofErr w:type="spellStart"/>
-      <w:r>
-        <w:t>alegerea</w:t>
-      </w:r>
-      <w:proofErr w:type="spellEnd"/>
-      <w:r>
-        <w:t xml:space="preserve"> </w:t>
-      </w:r>
-      <w:proofErr w:type="spellStart"/>
-      <w:r>
-        <w:t>unui</w:t>
-      </w:r>
-      <w:proofErr w:type="spellEnd"/>
-      <w:r>
-        <w:t xml:space="preserve"> </w:t>
-      </w:r>
-      <w:proofErr w:type="spellStart"/>
-      <w:r>
-        <w:t>numar</w:t>
-      </w:r>
-      <w:proofErr w:type="spellEnd"/>
-      <w:r>
-        <w:t>/</w:t>
-      </w:r>
-      <w:proofErr w:type="spellStart"/>
-      <w:r>
-        <w:t>parola</w:t>
-      </w:r>
-      <w:proofErr w:type="spellEnd"/>
-      <w:r>
-        <w:t xml:space="preserve"> X </w:t>
-      </w:r>
-    </w:p>
-    <w:p>
-      <w:pPr>
-        <w:shd w:val="clear" w:color="auto" w:fill="FFFFFF"/>
-      </w:pPr>
-      <w:proofErr w:type="spellStart"/>
-      <w:r>
-        <w:t>Parametri</w:t>
-      </w:r>
-      <w:proofErr w:type="spellEnd"/>
-      <w:r>
-        <w:t xml:space="preserve"> </w:t>
-      </w:r>
-      <w:proofErr w:type="spellStart"/>
-      <w:r>
-        <w:t>Publici</w:t>
-      </w:r>
-      <w:proofErr w:type="spellEnd"/>
-      <w:r>
-        <w:t xml:space="preserve">:   P </w:t>
-      </w:r>
-      <w:proofErr w:type="spellStart"/>
-      <w:r>
-        <w:t>si</w:t>
-      </w:r>
-      <w:proofErr w:type="spellEnd"/>
-      <w:r>
-        <w:t xml:space="preserve"> G </w:t>
-      </w:r>
-    </w:p>
-    <w:p>
-      <w:pPr>
-        <w:shd w:val="clear" w:color="auto" w:fill="FFFFFF"/>
-      </w:pPr>
-      <w:proofErr w:type="spellStart"/>
-      <w:r>
         <w:t>Cheia</w:t>
       </w:r>
       <w:proofErr w:type="spellEnd"/>
@@ -5183,27 +5284,6 @@
       </w:r>
       <w:proofErr w:type="spellStart"/>
       <w:r>
-        <w:t>Privată</w:t>
-      </w:r>
-      <w:proofErr w:type="spellEnd"/>
-      <w:r>
-        <w:t xml:space="preserve"> ():   Parola X </w:t>
-      </w:r>
-    </w:p>
-    <w:p>
-      <w:pPr>
-        <w:shd w:val="clear" w:color="auto" w:fill="FFFFFF"/>
-      </w:pPr>
-      <w:proofErr w:type="spellStart"/>
-      <w:r>
-        <w:t>Cheia</w:t>
-      </w:r>
-      <w:proofErr w:type="spellEnd"/>
-      <w:r>
-        <w:t xml:space="preserve"> </w:t>
-      </w:r>
-      <w:proofErr w:type="spellStart"/>
-      <w:r>
         <w:t>Publică</w:t>
       </w:r>
       <w:proofErr w:type="spellEnd"/>
@@ -5355,11 +5435,11 @@
       </w:r>
       <w:proofErr w:type="spellEnd"/>
       <w:r>
-        <w:t xml:space="preserve">  r</w:t>
+        <w:t xml:space="preserve">  r=[</w:t>
       </w:r>
       <w:proofErr w:type="gramEnd"/>
       <w:r>
-        <w:t xml:space="preserve">=[1, p-1] </w:t>
+        <w:t xml:space="preserve">1, p-1] </w:t>
       </w:r>
       <w:proofErr w:type="spellStart"/>
       <w:r>
@@ -6024,7 +6104,6 @@
         <w:rPr>
           <w:noProof/>
         </w:rPr>
-        <w:lastRenderedPageBreak/>
         <w:drawing>
           <wp:inline distT="114300" distB="114300" distL="114300" distR="114300" wp14:anchorId="77096344" wp14:editId="3E321805">
             <wp:extent cx="4824413" cy="3785663"/>
@@ -6075,6 +6154,7 @@
         <w:shd w:val="clear" w:color="auto" w:fill="FFFFFF"/>
       </w:pPr>
       <w:r>
+        <w:lastRenderedPageBreak/>
         <w:t xml:space="preserve">  </w:t>
       </w:r>
       <w:proofErr w:type="spellStart"/>
@@ -6203,7 +6283,6 @@
         <w:rPr>
           <w:noProof/>
         </w:rPr>
-        <w:lastRenderedPageBreak/>
         <w:drawing>
           <wp:inline distT="114300" distB="114300" distL="114300" distR="114300" wp14:anchorId="33A14209" wp14:editId="4C6F3114">
             <wp:extent cx="4368800" cy="3759200"/>
@@ -6542,6 +6621,7 @@
                 <w:b/>
                 <w:bCs/>
               </w:rPr>
+              <w:lastRenderedPageBreak/>
               <w:t xml:space="preserve"> Etapa</w:t>
             </w:r>
             <w:r>
@@ -7751,12 +7831,1500 @@
       </w:pPr>
       <w:proofErr w:type="spellStart"/>
       <w:r>
+        <w:t>Cerinte</w:t>
+      </w:r>
+      <w:proofErr w:type="spellEnd"/>
+      <w:r>
+        <w:t xml:space="preserve"> </w:t>
+      </w:r>
+      <w:proofErr w:type="spellStart"/>
+      <w:r>
+        <w:t>pentru</w:t>
+      </w:r>
+      <w:proofErr w:type="spellEnd"/>
+      <w:r>
+        <w:t xml:space="preserve"> </w:t>
+      </w:r>
+      <w:proofErr w:type="spellStart"/>
+      <w:r>
+        <w:t>antete</w:t>
+      </w:r>
+      <w:proofErr w:type="spellEnd"/>
+      <w:r>
+        <w:t xml:space="preserve"> in </w:t>
+      </w:r>
+      <w:proofErr w:type="spellStart"/>
+      <w:r>
+        <w:t>faza</w:t>
+      </w:r>
+      <w:proofErr w:type="spellEnd"/>
+      <w:r>
+        <w:t xml:space="preserve"> de </w:t>
+      </w:r>
+      <w:proofErr w:type="spellStart"/>
+      <w:r>
+        <w:t>autorizare</w:t>
+      </w:r>
+      <w:proofErr w:type="spellEnd"/>
+      <w:r>
+        <w:t xml:space="preserve">: </w:t>
+      </w:r>
+    </w:p>
+    <w:p>
+      <w:pPr>
+        <w:shd w:val="clear" w:color="auto" w:fill="FFFFFF"/>
+      </w:pPr>
+      <w:r>
+        <w:t>Authorization: Bearer &lt;</w:t>
+      </w:r>
+      <w:proofErr w:type="spellStart"/>
+      <w:r>
+        <w:t>token_jwt</w:t>
+      </w:r>
+      <w:proofErr w:type="spellEnd"/>
+      <w:r>
+        <w:t xml:space="preserve">&gt; </w:t>
+      </w:r>
+    </w:p>
+    <w:p>
+      <w:pPr>
+        <w:shd w:val="clear" w:color="auto" w:fill="FFFFFF"/>
+      </w:pPr>
+      <w:r>
+        <w:t>Content-Type: application/</w:t>
+      </w:r>
+      <w:proofErr w:type="spellStart"/>
+      <w:r>
+        <w:t>json</w:t>
+      </w:r>
+      <w:proofErr w:type="spellEnd"/>
+      <w:r>
+        <w:t xml:space="preserve"> </w:t>
+      </w:r>
+    </w:p>
+    <w:p>
+      <w:pPr>
+        <w:shd w:val="clear" w:color="auto" w:fill="FFFFFF"/>
+      </w:pPr>
+      <w:r>
+        <w:t xml:space="preserve">5.2. </w:t>
+      </w:r>
+      <w:proofErr w:type="spellStart"/>
+      <w:r>
+        <w:t>Structura</w:t>
+      </w:r>
+      <w:proofErr w:type="spellEnd"/>
+      <w:r>
+        <w:t xml:space="preserve"> </w:t>
+      </w:r>
+      <w:proofErr w:type="spellStart"/>
+      <w:r>
+        <w:t>Sarcinii</w:t>
+      </w:r>
+      <w:proofErr w:type="spellEnd"/>
+      <w:r>
+        <w:t xml:space="preserve"> Utile (JSON Payload) </w:t>
+      </w:r>
+    </w:p>
+    <w:p>
+      <w:pPr>
+        <w:shd w:val="clear" w:color="auto" w:fill="FFFFFF"/>
+      </w:pPr>
+      <w:proofErr w:type="spellStart"/>
+      <w:r>
+        <w:t>Mesajele</w:t>
+      </w:r>
+      <w:proofErr w:type="spellEnd"/>
+      <w:r>
+        <w:t xml:space="preserve"> </w:t>
+      </w:r>
+      <w:proofErr w:type="spellStart"/>
+      <w:r>
+        <w:t>schimbate</w:t>
+      </w:r>
+      <w:proofErr w:type="spellEnd"/>
+      <w:r>
+        <w:t xml:space="preserve"> </w:t>
+      </w:r>
+      <w:proofErr w:type="spellStart"/>
+      <w:r>
+        <w:t>intre</w:t>
+      </w:r>
+      <w:proofErr w:type="spellEnd"/>
+      <w:r>
+        <w:t xml:space="preserve"> </w:t>
+      </w:r>
+      <w:proofErr w:type="spellStart"/>
+      <w:r>
+        <w:t>entitati</w:t>
+      </w:r>
+      <w:proofErr w:type="spellEnd"/>
+      <w:r>
+        <w:t xml:space="preserve"> pe </w:t>
+      </w:r>
+      <w:proofErr w:type="spellStart"/>
+      <w:r>
+        <w:t>parcursul</w:t>
+      </w:r>
+      <w:proofErr w:type="spellEnd"/>
+      <w:r>
+        <w:t xml:space="preserve"> </w:t>
+      </w:r>
+      <w:proofErr w:type="spellStart"/>
+      <w:r>
+        <w:t>procesului</w:t>
+      </w:r>
+      <w:proofErr w:type="spellEnd"/>
+      <w:r>
+        <w:t xml:space="preserve"> de </w:t>
+      </w:r>
+      <w:proofErr w:type="spellStart"/>
+      <w:r>
+        <w:t>autentificare</w:t>
+      </w:r>
+      <w:proofErr w:type="spellEnd"/>
+      <w:r>
+        <w:t xml:space="preserve"> </w:t>
+      </w:r>
+      <w:proofErr w:type="spellStart"/>
+      <w:r>
+        <w:t>vor</w:t>
+      </w:r>
+      <w:proofErr w:type="spellEnd"/>
+      <w:r>
+        <w:t xml:space="preserve"> </w:t>
+      </w:r>
+      <w:proofErr w:type="spellStart"/>
+      <w:r>
+        <w:t>respecta</w:t>
+      </w:r>
+      <w:proofErr w:type="spellEnd"/>
+      <w:r>
+        <w:t xml:space="preserve"> o </w:t>
+      </w:r>
+      <w:proofErr w:type="spellStart"/>
+      <w:r>
+        <w:t>structura</w:t>
+      </w:r>
+      <w:proofErr w:type="spellEnd"/>
+      <w:r>
+        <w:t xml:space="preserve"> JSON stricta. </w:t>
+      </w:r>
+      <w:proofErr w:type="spellStart"/>
+      <w:r>
+        <w:t>Definitia</w:t>
+      </w:r>
+      <w:proofErr w:type="spellEnd"/>
+      <w:r>
+        <w:t xml:space="preserve"> </w:t>
+      </w:r>
+      <w:proofErr w:type="spellStart"/>
+      <w:r>
+        <w:t>campurilor</w:t>
+      </w:r>
+      <w:proofErr w:type="spellEnd"/>
+      <w:r>
+        <w:t xml:space="preserve"> </w:t>
+      </w:r>
+      <w:proofErr w:type="spellStart"/>
+      <w:r>
+        <w:t>pentru</w:t>
+      </w:r>
+      <w:proofErr w:type="spellEnd"/>
+      <w:r>
+        <w:t xml:space="preserve"> </w:t>
+      </w:r>
+      <w:proofErr w:type="spellStart"/>
+      <w:r>
+        <w:t>fiecare</w:t>
+      </w:r>
+      <w:proofErr w:type="spellEnd"/>
+      <w:r>
+        <w:t xml:space="preserve"> </w:t>
+      </w:r>
+      <w:proofErr w:type="spellStart"/>
+      <w:r>
+        <w:t>etapa</w:t>
+      </w:r>
+      <w:proofErr w:type="spellEnd"/>
+      <w:r>
+        <w:t xml:space="preserve"> </w:t>
+      </w:r>
+      <w:proofErr w:type="spellStart"/>
+      <w:r>
+        <w:t>este</w:t>
+      </w:r>
+      <w:proofErr w:type="spellEnd"/>
+      <w:r>
+        <w:t xml:space="preserve"> </w:t>
+      </w:r>
+      <w:proofErr w:type="spellStart"/>
+      <w:r>
+        <w:t>detaliata</w:t>
+      </w:r>
+      <w:proofErr w:type="spellEnd"/>
+      <w:r>
+        <w:t xml:space="preserve"> </w:t>
+      </w:r>
+      <w:proofErr w:type="spellStart"/>
+      <w:r>
+        <w:t>mai</w:t>
+      </w:r>
+      <w:proofErr w:type="spellEnd"/>
+      <w:r>
+        <w:t xml:space="preserve"> </w:t>
+      </w:r>
+      <w:proofErr w:type="spellStart"/>
+      <w:r>
+        <w:t>jos.</w:t>
+      </w:r>
+      <w:proofErr w:type="spellEnd"/>
+      <w:r>
+        <w:t xml:space="preserve"> </w:t>
+      </w:r>
+    </w:p>
+    <w:p>
+      <w:pPr>
+        <w:shd w:val="clear" w:color="auto" w:fill="FFFFFF"/>
+      </w:pPr>
+      <w:r>
+        <w:t xml:space="preserve">Etapa de </w:t>
+      </w:r>
+      <w:proofErr w:type="spellStart"/>
+      <w:r>
+        <w:t>Angajament</w:t>
+      </w:r>
+      <w:proofErr w:type="spellEnd"/>
+      <w:r>
+        <w:t xml:space="preserve"> (Commitment) </w:t>
+      </w:r>
+      <w:proofErr w:type="spellStart"/>
+      <w:r>
+        <w:t>Aceasta</w:t>
+      </w:r>
+      <w:proofErr w:type="spellEnd"/>
+      <w:r>
+        <w:t xml:space="preserve"> </w:t>
+      </w:r>
+      <w:proofErr w:type="spellStart"/>
+      <w:r>
+        <w:t>faza</w:t>
+      </w:r>
+      <w:proofErr w:type="spellEnd"/>
+      <w:r>
+        <w:t xml:space="preserve"> </w:t>
+      </w:r>
+      <w:proofErr w:type="spellStart"/>
+      <w:r>
+        <w:t>initiaza</w:t>
+      </w:r>
+      <w:proofErr w:type="spellEnd"/>
+      <w:r>
+        <w:t xml:space="preserve"> </w:t>
+      </w:r>
+      <w:proofErr w:type="spellStart"/>
+      <w:r>
+        <w:t>procesul</w:t>
+      </w:r>
+      <w:proofErr w:type="spellEnd"/>
+      <w:r>
+        <w:t xml:space="preserve">, </w:t>
+      </w:r>
+      <w:proofErr w:type="spellStart"/>
+      <w:r>
+        <w:t>solicitantul</w:t>
+      </w:r>
+      <w:proofErr w:type="spellEnd"/>
+      <w:r>
+        <w:t xml:space="preserve"> </w:t>
+      </w:r>
+      <w:proofErr w:type="spellStart"/>
+      <w:r>
+        <w:t>trimitand</w:t>
+      </w:r>
+      <w:proofErr w:type="spellEnd"/>
+      <w:r>
+        <w:t xml:space="preserve"> un </w:t>
+      </w:r>
+      <w:proofErr w:type="spellStart"/>
+      <w:r>
+        <w:t>angajament</w:t>
+      </w:r>
+      <w:proofErr w:type="spellEnd"/>
+      <w:r>
+        <w:t xml:space="preserve"> </w:t>
+      </w:r>
+      <w:proofErr w:type="spellStart"/>
+      <w:r>
+        <w:t>criptografic</w:t>
+      </w:r>
+      <w:proofErr w:type="spellEnd"/>
+      <w:r>
+        <w:t xml:space="preserve">.  </w:t>
+      </w:r>
+    </w:p>
+    <w:p>
+      <w:pPr>
+        <w:shd w:val="clear" w:color="auto" w:fill="FFFFFF"/>
+      </w:pPr>
+      <w:r>
+        <w:t xml:space="preserve">Cerere POST </w:t>
+      </w:r>
+      <w:proofErr w:type="spellStart"/>
+      <w:r>
+        <w:t>catre</w:t>
+      </w:r>
+      <w:proofErr w:type="spellEnd"/>
+      <w:r>
+        <w:t xml:space="preserve"> </w:t>
+      </w:r>
+      <w:proofErr w:type="spellStart"/>
+      <w:r>
+        <w:t>punctul</w:t>
+      </w:r>
+      <w:proofErr w:type="spellEnd"/>
+      <w:r>
+        <w:t xml:space="preserve"> terminal /login/commit </w:t>
+      </w:r>
+      <w:proofErr w:type="gramStart"/>
+      <w:r>
+        <w:t>{ "</w:t>
+      </w:r>
+      <w:proofErr w:type="spellStart"/>
+      <w:proofErr w:type="gramEnd"/>
+      <w:r>
+        <w:t>client_id</w:t>
+      </w:r>
+      <w:proofErr w:type="spellEnd"/>
+      <w:r>
+        <w:t>": "string", "</w:t>
+      </w:r>
+      <w:proofErr w:type="spellStart"/>
+      <w:r>
+        <w:t>commitment_t</w:t>
+      </w:r>
+      <w:proofErr w:type="spellEnd"/>
+      <w:r>
+        <w:t>": "number</w:t>
+      </w:r>
+      <w:proofErr w:type="gramStart"/>
+      <w:r>
+        <w:t>" }</w:t>
+      </w:r>
+      <w:proofErr w:type="gramEnd"/>
+      <w:r>
+        <w:t xml:space="preserve">  </w:t>
+      </w:r>
+    </w:p>
+    <w:p>
+      <w:pPr>
+        <w:shd w:val="clear" w:color="auto" w:fill="FFFFFF"/>
+      </w:pPr>
+      <w:proofErr w:type="spellStart"/>
+      <w:r>
+        <w:t>Raspunsul</w:t>
+      </w:r>
+      <w:proofErr w:type="spellEnd"/>
+      <w:r>
+        <w:t xml:space="preserve"> </w:t>
+      </w:r>
+      <w:proofErr w:type="spellStart"/>
+      <w:r>
+        <w:t>emitentului</w:t>
+      </w:r>
+      <w:proofErr w:type="spellEnd"/>
+      <w:r>
+        <w:t xml:space="preserve"> (Server) </w:t>
+      </w:r>
+      <w:proofErr w:type="gramStart"/>
+      <w:r>
+        <w:t>{ "</w:t>
+      </w:r>
+      <w:proofErr w:type="gramEnd"/>
+      <w:r>
+        <w:t>status": "committed", "</w:t>
+      </w:r>
+      <w:proofErr w:type="spellStart"/>
+      <w:r>
+        <w:t>challenge_c</w:t>
+      </w:r>
+      <w:proofErr w:type="spellEnd"/>
+      <w:r>
+        <w:t>": "number</w:t>
+      </w:r>
+      <w:proofErr w:type="gramStart"/>
+      <w:r>
+        <w:t>" }</w:t>
+      </w:r>
+      <w:proofErr w:type="gramEnd"/>
+      <w:r>
+        <w:t xml:space="preserve"> </w:t>
+      </w:r>
+    </w:p>
+    <w:p>
+      <w:pPr>
+        <w:shd w:val="clear" w:color="auto" w:fill="FFFFFF"/>
+      </w:pPr>
+      <w:r>
+        <w:t xml:space="preserve">Etapa de </w:t>
+      </w:r>
+      <w:proofErr w:type="spellStart"/>
+      <w:r>
+        <w:t>Verificare</w:t>
+      </w:r>
+      <w:proofErr w:type="spellEnd"/>
+      <w:r>
+        <w:t xml:space="preserve"> (Verify) In </w:t>
+      </w:r>
+      <w:proofErr w:type="spellStart"/>
+      <w:r>
+        <w:t>aceasta</w:t>
+      </w:r>
+      <w:proofErr w:type="spellEnd"/>
+      <w:r>
+        <w:t xml:space="preserve"> </w:t>
+      </w:r>
+      <w:proofErr w:type="spellStart"/>
+      <w:r>
+        <w:t>faza</w:t>
+      </w:r>
+      <w:proofErr w:type="spellEnd"/>
+      <w:r>
+        <w:t xml:space="preserve">, </w:t>
+      </w:r>
+      <w:proofErr w:type="spellStart"/>
+      <w:r>
+        <w:t>solicitantul</w:t>
+      </w:r>
+      <w:proofErr w:type="spellEnd"/>
+      <w:r>
+        <w:t xml:space="preserve"> </w:t>
+      </w:r>
+      <w:proofErr w:type="spellStart"/>
+      <w:r>
+        <w:t>raspunde</w:t>
+      </w:r>
+      <w:proofErr w:type="spellEnd"/>
+      <w:r>
+        <w:t xml:space="preserve"> </w:t>
+      </w:r>
+      <w:proofErr w:type="spellStart"/>
+      <w:r>
+        <w:t>provocarii</w:t>
+      </w:r>
+      <w:proofErr w:type="spellEnd"/>
+      <w:r>
+        <w:t xml:space="preserve"> </w:t>
+      </w:r>
+      <w:proofErr w:type="spellStart"/>
+      <w:r>
+        <w:t>primite</w:t>
+      </w:r>
+      <w:proofErr w:type="spellEnd"/>
+      <w:r>
+        <w:t xml:space="preserve"> de la </w:t>
+      </w:r>
+      <w:proofErr w:type="spellStart"/>
+      <w:r>
+        <w:t>emitent</w:t>
+      </w:r>
+      <w:proofErr w:type="spellEnd"/>
+      <w:r>
+        <w:t xml:space="preserve">, </w:t>
+      </w:r>
+      <w:proofErr w:type="spellStart"/>
+      <w:r>
+        <w:t>oferind</w:t>
+      </w:r>
+      <w:proofErr w:type="spellEnd"/>
+      <w:r>
+        <w:t xml:space="preserve"> o </w:t>
+      </w:r>
+      <w:proofErr w:type="spellStart"/>
+      <w:r>
+        <w:t>solutie</w:t>
+      </w:r>
+      <w:proofErr w:type="spellEnd"/>
+      <w:r>
+        <w:t xml:space="preserve"> </w:t>
+      </w:r>
+      <w:proofErr w:type="spellStart"/>
+      <w:r>
+        <w:t>matematica</w:t>
+      </w:r>
+      <w:proofErr w:type="spellEnd"/>
+      <w:r>
+        <w:t xml:space="preserve"> </w:t>
+      </w:r>
+      <w:proofErr w:type="spellStart"/>
+      <w:r>
+        <w:t>valabila</w:t>
+      </w:r>
+      <w:proofErr w:type="spellEnd"/>
+      <w:r>
+        <w:t xml:space="preserve">.  </w:t>
+      </w:r>
+    </w:p>
+    <w:p>
+      <w:pPr>
+        <w:shd w:val="clear" w:color="auto" w:fill="FFFFFF"/>
+      </w:pPr>
+      <w:r>
+        <w:t xml:space="preserve">Cerere POST </w:t>
+      </w:r>
+      <w:proofErr w:type="spellStart"/>
+      <w:r>
+        <w:t>catre</w:t>
+      </w:r>
+      <w:proofErr w:type="spellEnd"/>
+      <w:r>
+        <w:t xml:space="preserve"> </w:t>
+      </w:r>
+      <w:proofErr w:type="spellStart"/>
+      <w:r>
+        <w:t>punctul</w:t>
+      </w:r>
+      <w:proofErr w:type="spellEnd"/>
+      <w:r>
+        <w:t xml:space="preserve"> terminal /login/verify </w:t>
+      </w:r>
+      <w:proofErr w:type="gramStart"/>
+      <w:r>
+        <w:t>{ "</w:t>
+      </w:r>
+      <w:proofErr w:type="spellStart"/>
+      <w:proofErr w:type="gramEnd"/>
+      <w:r>
+        <w:t>client_id</w:t>
+      </w:r>
+      <w:proofErr w:type="spellEnd"/>
+      <w:r>
+        <w:t>": "string", "</w:t>
+      </w:r>
+      <w:proofErr w:type="spellStart"/>
+      <w:r>
+        <w:t>solution_s</w:t>
+      </w:r>
+      <w:proofErr w:type="spellEnd"/>
+      <w:r>
+        <w:t>": "number</w:t>
+      </w:r>
+      <w:proofErr w:type="gramStart"/>
+      <w:r>
+        <w:t>" }</w:t>
+      </w:r>
+      <w:proofErr w:type="gramEnd"/>
+      <w:r>
+        <w:t xml:space="preserve">  </w:t>
+      </w:r>
+    </w:p>
+    <w:p>
+      <w:pPr>
+        <w:shd w:val="clear" w:color="auto" w:fill="FFFFFF"/>
+      </w:pPr>
+      <w:proofErr w:type="spellStart"/>
+      <w:r>
+        <w:t>Raspunsul</w:t>
+      </w:r>
+      <w:proofErr w:type="spellEnd"/>
+      <w:r>
+        <w:t xml:space="preserve"> </w:t>
+      </w:r>
+      <w:proofErr w:type="spellStart"/>
+      <w:r>
+        <w:t>emitentului</w:t>
+      </w:r>
+      <w:proofErr w:type="spellEnd"/>
+      <w:r>
+        <w:t xml:space="preserve"> in </w:t>
+      </w:r>
+      <w:proofErr w:type="spellStart"/>
+      <w:r>
+        <w:t>caz</w:t>
+      </w:r>
+      <w:proofErr w:type="spellEnd"/>
+      <w:r>
+        <w:t xml:space="preserve"> de </w:t>
+      </w:r>
+      <w:proofErr w:type="spellStart"/>
+      <w:r>
+        <w:t>succes</w:t>
+      </w:r>
+      <w:proofErr w:type="spellEnd"/>
+      <w:r>
+        <w:t xml:space="preserve"> </w:t>
+      </w:r>
+      <w:proofErr w:type="gramStart"/>
+      <w:r>
+        <w:t>{ "</w:t>
+      </w:r>
+      <w:proofErr w:type="gramEnd"/>
+      <w:r>
+        <w:t>status": "authenticated", "token": "string", "</w:t>
+      </w:r>
+      <w:proofErr w:type="spellStart"/>
+      <w:r>
+        <w:t>client_id</w:t>
+      </w:r>
+      <w:proofErr w:type="spellEnd"/>
+      <w:r>
+        <w:t>": "string</w:t>
+      </w:r>
+      <w:proofErr w:type="gramStart"/>
+      <w:r>
+        <w:t>" }</w:t>
+      </w:r>
+      <w:proofErr w:type="gramEnd"/>
+      <w:r>
+        <w:t xml:space="preserve"> </w:t>
+      </w:r>
+    </w:p>
+    <w:p>
+      <w:pPr>
+        <w:shd w:val="clear" w:color="auto" w:fill="FFFFFF"/>
+      </w:pPr>
+      <w:r>
+        <w:t xml:space="preserve">5.3. </w:t>
+      </w:r>
+      <w:proofErr w:type="spellStart"/>
+      <w:r>
+        <w:t>Gestionarea</w:t>
+      </w:r>
+      <w:proofErr w:type="spellEnd"/>
+      <w:r>
+        <w:t xml:space="preserve"> </w:t>
+      </w:r>
+      <w:proofErr w:type="spellStart"/>
+      <w:r>
+        <w:t>Starii</w:t>
+      </w:r>
+      <w:proofErr w:type="spellEnd"/>
+      <w:r>
+        <w:t xml:space="preserve"> </w:t>
+      </w:r>
+      <w:proofErr w:type="spellStart"/>
+      <w:r>
+        <w:t>si</w:t>
+      </w:r>
+      <w:proofErr w:type="spellEnd"/>
+      <w:r>
+        <w:t xml:space="preserve"> </w:t>
+      </w:r>
+      <w:proofErr w:type="spellStart"/>
+      <w:r>
+        <w:t>Securitatea</w:t>
+      </w:r>
+      <w:proofErr w:type="spellEnd"/>
+      <w:r>
+        <w:t xml:space="preserve"> la Nivel HTTP </w:t>
+      </w:r>
+    </w:p>
+    <w:p>
+      <w:pPr>
+        <w:shd w:val="clear" w:color="auto" w:fill="FFFFFF"/>
+      </w:pPr>
+      <w:proofErr w:type="spellStart"/>
+      <w:r>
+        <w:t>Mentinerea</w:t>
+      </w:r>
+      <w:proofErr w:type="spellEnd"/>
+      <w:r>
+        <w:t xml:space="preserve"> </w:t>
+      </w:r>
+      <w:proofErr w:type="spellStart"/>
+      <w:r>
+        <w:t>Starii</w:t>
+      </w:r>
+      <w:proofErr w:type="spellEnd"/>
+      <w:r>
+        <w:t xml:space="preserve"> (Stateful vs. Stateless) </w:t>
+      </w:r>
+      <w:proofErr w:type="spellStart"/>
+      <w:r>
+        <w:t>Protocolul</w:t>
+      </w:r>
+      <w:proofErr w:type="spellEnd"/>
+      <w:r>
+        <w:t xml:space="preserve"> Schnorr </w:t>
+      </w:r>
+      <w:proofErr w:type="spellStart"/>
+      <w:r>
+        <w:t>necesita</w:t>
+      </w:r>
+      <w:proofErr w:type="spellEnd"/>
+      <w:r>
+        <w:t xml:space="preserve"> </w:t>
+      </w:r>
+      <w:proofErr w:type="spellStart"/>
+      <w:r>
+        <w:t>retinerea</w:t>
+      </w:r>
+      <w:proofErr w:type="spellEnd"/>
+      <w:r>
+        <w:t xml:space="preserve"> </w:t>
+      </w:r>
+      <w:proofErr w:type="spellStart"/>
+      <w:r>
+        <w:t>unei</w:t>
+      </w:r>
+      <w:proofErr w:type="spellEnd"/>
+      <w:r>
+        <w:t xml:space="preserve"> </w:t>
+      </w:r>
+      <w:proofErr w:type="spellStart"/>
+      <w:r>
+        <w:t>stari</w:t>
+      </w:r>
+      <w:proofErr w:type="spellEnd"/>
+      <w:r>
+        <w:t xml:space="preserve"> </w:t>
+      </w:r>
+      <w:proofErr w:type="spellStart"/>
+      <w:r>
+        <w:t>temporare</w:t>
+      </w:r>
+      <w:proofErr w:type="spellEnd"/>
+      <w:r>
+        <w:t xml:space="preserve"> </w:t>
+      </w:r>
+      <w:proofErr w:type="spellStart"/>
+      <w:r>
+        <w:t>intre</w:t>
+      </w:r>
+      <w:proofErr w:type="spellEnd"/>
+      <w:r>
+        <w:t xml:space="preserve"> </w:t>
+      </w:r>
+      <w:proofErr w:type="spellStart"/>
+      <w:r>
+        <w:t>faza</w:t>
+      </w:r>
+      <w:proofErr w:type="spellEnd"/>
+      <w:r>
+        <w:t xml:space="preserve"> de </w:t>
+      </w:r>
+      <w:proofErr w:type="spellStart"/>
+      <w:r>
+        <w:t>angajament</w:t>
+      </w:r>
+      <w:proofErr w:type="spellEnd"/>
+      <w:r>
+        <w:t xml:space="preserve"> </w:t>
+      </w:r>
+      <w:proofErr w:type="spellStart"/>
+      <w:r>
+        <w:t>si</w:t>
+      </w:r>
+      <w:proofErr w:type="spellEnd"/>
+      <w:r>
+        <w:t xml:space="preserve"> </w:t>
+      </w:r>
+      <w:proofErr w:type="spellStart"/>
+      <w:r>
+        <w:t>cea</w:t>
+      </w:r>
+      <w:proofErr w:type="spellEnd"/>
+      <w:r>
+        <w:t xml:space="preserve"> de </w:t>
+      </w:r>
+      <w:proofErr w:type="spellStart"/>
+      <w:r>
+        <w:t>verificare</w:t>
+      </w:r>
+      <w:proofErr w:type="spellEnd"/>
+      <w:r>
+        <w:t xml:space="preserve">. In </w:t>
+      </w:r>
+      <w:proofErr w:type="spellStart"/>
+      <w:r>
+        <w:t>implementarile</w:t>
+      </w:r>
+      <w:proofErr w:type="spellEnd"/>
+      <w:r>
+        <w:t xml:space="preserve"> de </w:t>
+      </w:r>
+      <w:proofErr w:type="spellStart"/>
+      <w:r>
+        <w:t>referinta</w:t>
+      </w:r>
+      <w:proofErr w:type="spellEnd"/>
+      <w:r>
+        <w:t xml:space="preserve"> </w:t>
+      </w:r>
+      <w:proofErr w:type="spellStart"/>
+      <w:r>
+        <w:t>singulare</w:t>
+      </w:r>
+      <w:proofErr w:type="spellEnd"/>
+      <w:r>
+        <w:t xml:space="preserve">, </w:t>
+      </w:r>
+      <w:proofErr w:type="spellStart"/>
+      <w:r>
+        <w:t>serverul</w:t>
+      </w:r>
+      <w:proofErr w:type="spellEnd"/>
+      <w:r>
+        <w:t xml:space="preserve"> </w:t>
+      </w:r>
+      <w:proofErr w:type="spellStart"/>
+      <w:r>
+        <w:t>poate</w:t>
+      </w:r>
+      <w:proofErr w:type="spellEnd"/>
+      <w:r>
+        <w:t xml:space="preserve"> </w:t>
+      </w:r>
+      <w:proofErr w:type="spellStart"/>
+      <w:r>
+        <w:t>stoca</w:t>
+      </w:r>
+      <w:proofErr w:type="spellEnd"/>
+      <w:r>
+        <w:t xml:space="preserve"> </w:t>
+      </w:r>
+      <w:proofErr w:type="spellStart"/>
+      <w:r>
+        <w:t>valorile</w:t>
+      </w:r>
+      <w:proofErr w:type="spellEnd"/>
+      <w:r>
+        <w:t xml:space="preserve"> </w:t>
+      </w:r>
+      <w:proofErr w:type="spellStart"/>
+      <w:r>
+        <w:t>asociate</w:t>
+      </w:r>
+      <w:proofErr w:type="spellEnd"/>
+      <w:r>
+        <w:t xml:space="preserve"> </w:t>
+      </w:r>
+      <w:proofErr w:type="spellStart"/>
+      <w:r>
+        <w:t>angajamentului</w:t>
+      </w:r>
+      <w:proofErr w:type="spellEnd"/>
+      <w:r>
+        <w:t xml:space="preserve"> </w:t>
+      </w:r>
+      <w:proofErr w:type="spellStart"/>
+      <w:r>
+        <w:t>si</w:t>
+      </w:r>
+      <w:proofErr w:type="spellEnd"/>
+      <w:r>
+        <w:t xml:space="preserve"> </w:t>
+      </w:r>
+      <w:proofErr w:type="spellStart"/>
+      <w:r>
+        <w:t>provocarii</w:t>
+      </w:r>
+      <w:proofErr w:type="spellEnd"/>
+      <w:r>
+        <w:t xml:space="preserve"> in memoria </w:t>
+      </w:r>
+      <w:proofErr w:type="spellStart"/>
+      <w:r>
+        <w:t>volatila</w:t>
+      </w:r>
+      <w:proofErr w:type="spellEnd"/>
+      <w:r>
+        <w:t xml:space="preserve">. </w:t>
+      </w:r>
+      <w:proofErr w:type="spellStart"/>
+      <w:r>
+        <w:t>Pentru</w:t>
+      </w:r>
+      <w:proofErr w:type="spellEnd"/>
+      <w:r>
+        <w:t xml:space="preserve"> </w:t>
+      </w:r>
+      <w:proofErr w:type="spellStart"/>
+      <w:r>
+        <w:t>implementari</w:t>
+      </w:r>
+      <w:proofErr w:type="spellEnd"/>
+      <w:r>
+        <w:t xml:space="preserve"> in </w:t>
+      </w:r>
+      <w:proofErr w:type="spellStart"/>
+      <w:r>
+        <w:t>sisteme</w:t>
+      </w:r>
+      <w:proofErr w:type="spellEnd"/>
+      <w:r>
+        <w:t xml:space="preserve"> </w:t>
+      </w:r>
+      <w:proofErr w:type="spellStart"/>
+      <w:r>
+        <w:t>distribuite</w:t>
+      </w:r>
+      <w:proofErr w:type="spellEnd"/>
+      <w:r>
+        <w:t xml:space="preserve"> </w:t>
+      </w:r>
+      <w:proofErr w:type="spellStart"/>
+      <w:r>
+        <w:t>si</w:t>
+      </w:r>
+      <w:proofErr w:type="spellEnd"/>
+      <w:r>
+        <w:t xml:space="preserve"> </w:t>
+      </w:r>
+      <w:proofErr w:type="spellStart"/>
+      <w:r>
+        <w:t>scalabile</w:t>
+      </w:r>
+      <w:proofErr w:type="spellEnd"/>
+      <w:r>
+        <w:t xml:space="preserve">, se </w:t>
+      </w:r>
+      <w:proofErr w:type="spellStart"/>
+      <w:r>
+        <w:t>impune</w:t>
+      </w:r>
+      <w:proofErr w:type="spellEnd"/>
+      <w:r>
+        <w:t xml:space="preserve"> </w:t>
+      </w:r>
+      <w:proofErr w:type="spellStart"/>
+      <w:r>
+        <w:t>externalizarea</w:t>
+      </w:r>
+      <w:proofErr w:type="spellEnd"/>
+      <w:r>
+        <w:t xml:space="preserve"> </w:t>
+      </w:r>
+      <w:proofErr w:type="spellStart"/>
+      <w:r>
+        <w:t>acestei</w:t>
+      </w:r>
+      <w:proofErr w:type="spellEnd"/>
+      <w:r>
+        <w:t xml:space="preserve"> </w:t>
+      </w:r>
+      <w:proofErr w:type="spellStart"/>
+      <w:r>
+        <w:t>stari</w:t>
+      </w:r>
+      <w:proofErr w:type="spellEnd"/>
+      <w:r>
+        <w:t xml:space="preserve"> </w:t>
+      </w:r>
+      <w:proofErr w:type="spellStart"/>
+      <w:r>
+        <w:t>catre</w:t>
+      </w:r>
+      <w:proofErr w:type="spellEnd"/>
+      <w:r>
+        <w:t xml:space="preserve"> </w:t>
+      </w:r>
+      <w:proofErr w:type="spellStart"/>
+      <w:r>
+        <w:t>baze</w:t>
+      </w:r>
+      <w:proofErr w:type="spellEnd"/>
+      <w:r>
+        <w:t xml:space="preserve"> de date in </w:t>
+      </w:r>
+      <w:proofErr w:type="spellStart"/>
+      <w:r>
+        <w:t>memorie</w:t>
+      </w:r>
+      <w:proofErr w:type="spellEnd"/>
+      <w:r>
+        <w:t xml:space="preserve">, cu </w:t>
+      </w:r>
+      <w:proofErr w:type="spellStart"/>
+      <w:r>
+        <w:t>timp</w:t>
+      </w:r>
+      <w:proofErr w:type="spellEnd"/>
+      <w:r>
+        <w:t xml:space="preserve"> </w:t>
+      </w:r>
+      <w:proofErr w:type="spellStart"/>
+      <w:r>
+        <w:t>scurt</w:t>
+      </w:r>
+      <w:proofErr w:type="spellEnd"/>
+      <w:r>
+        <w:t xml:space="preserve"> de </w:t>
+      </w:r>
+      <w:proofErr w:type="spellStart"/>
+      <w:r>
+        <w:t>retinere</w:t>
+      </w:r>
+      <w:proofErr w:type="spellEnd"/>
+      <w:r>
+        <w:t xml:space="preserve">, </w:t>
+      </w:r>
+      <w:proofErr w:type="spellStart"/>
+      <w:r>
+        <w:t>sau</w:t>
+      </w:r>
+      <w:proofErr w:type="spellEnd"/>
+      <w:r>
+        <w:t xml:space="preserve"> </w:t>
+      </w:r>
+      <w:proofErr w:type="spellStart"/>
+      <w:r>
+        <w:t>utilizarea</w:t>
+      </w:r>
+      <w:proofErr w:type="spellEnd"/>
+      <w:r>
+        <w:t xml:space="preserve"> </w:t>
+      </w:r>
+      <w:proofErr w:type="spellStart"/>
+      <w:r>
+        <w:t>unor</w:t>
+      </w:r>
+      <w:proofErr w:type="spellEnd"/>
+      <w:r>
+        <w:t xml:space="preserve"> </w:t>
+      </w:r>
+      <w:proofErr w:type="spellStart"/>
+      <w:r>
+        <w:t>mecanisme</w:t>
+      </w:r>
+      <w:proofErr w:type="spellEnd"/>
+      <w:r>
+        <w:t xml:space="preserve"> de </w:t>
+      </w:r>
+      <w:proofErr w:type="spellStart"/>
+      <w:r>
+        <w:t>directionare</w:t>
+      </w:r>
+      <w:proofErr w:type="spellEnd"/>
+      <w:r>
+        <w:t xml:space="preserve"> </w:t>
+      </w:r>
+      <w:proofErr w:type="spellStart"/>
+      <w:r>
+        <w:t>persistenta</w:t>
+      </w:r>
+      <w:proofErr w:type="spellEnd"/>
+      <w:r>
+        <w:t xml:space="preserve"> a </w:t>
+      </w:r>
+      <w:proofErr w:type="spellStart"/>
+      <w:r>
+        <w:t>sesiunilor</w:t>
+      </w:r>
+      <w:proofErr w:type="spellEnd"/>
+      <w:r>
+        <w:t xml:space="preserve"> </w:t>
+      </w:r>
+      <w:proofErr w:type="spellStart"/>
+      <w:r>
+        <w:t>catre</w:t>
+      </w:r>
+      <w:proofErr w:type="spellEnd"/>
+      <w:r>
+        <w:t xml:space="preserve"> </w:t>
+      </w:r>
+      <w:proofErr w:type="spellStart"/>
+      <w:r>
+        <w:t>acelasi</w:t>
+      </w:r>
+      <w:proofErr w:type="spellEnd"/>
+      <w:r>
+        <w:t xml:space="preserve"> nod. </w:t>
+      </w:r>
+    </w:p>
+    <w:p>
+      <w:pPr>
+        <w:shd w:val="clear" w:color="auto" w:fill="FFFFFF"/>
+      </w:pPr>
+      <w:proofErr w:type="spellStart"/>
+      <w:r>
+        <w:t>Politici</w:t>
+      </w:r>
+      <w:proofErr w:type="spellEnd"/>
+      <w:r>
+        <w:t xml:space="preserve"> de </w:t>
+      </w:r>
+      <w:proofErr w:type="spellStart"/>
+      <w:r>
+        <w:t>Partajare</w:t>
+      </w:r>
+      <w:proofErr w:type="spellEnd"/>
+      <w:r>
+        <w:t xml:space="preserve"> a </w:t>
+      </w:r>
+      <w:proofErr w:type="spellStart"/>
+      <w:r>
+        <w:t>Resurselor</w:t>
+      </w:r>
+      <w:proofErr w:type="spellEnd"/>
+      <w:r>
+        <w:t xml:space="preserve"> (CORS) In </w:t>
+      </w:r>
+      <w:proofErr w:type="spellStart"/>
+      <w:r>
+        <w:t>scenariile</w:t>
+      </w:r>
+      <w:proofErr w:type="spellEnd"/>
+      <w:r>
+        <w:t xml:space="preserve"> </w:t>
+      </w:r>
+      <w:proofErr w:type="spellStart"/>
+      <w:r>
+        <w:t>arhitecturale</w:t>
+      </w:r>
+      <w:proofErr w:type="spellEnd"/>
+      <w:r>
+        <w:t xml:space="preserve"> in care </w:t>
+      </w:r>
+      <w:proofErr w:type="spellStart"/>
+      <w:r>
+        <w:t>aplicatia</w:t>
+      </w:r>
+      <w:proofErr w:type="spellEnd"/>
+      <w:r>
+        <w:t xml:space="preserve"> client </w:t>
+      </w:r>
+      <w:proofErr w:type="spellStart"/>
+      <w:r>
+        <w:t>si</w:t>
+      </w:r>
+      <w:proofErr w:type="spellEnd"/>
+      <w:r>
+        <w:t xml:space="preserve"> </w:t>
+      </w:r>
+      <w:proofErr w:type="spellStart"/>
+      <w:r>
+        <w:t>componenta</w:t>
+      </w:r>
+      <w:proofErr w:type="spellEnd"/>
+      <w:r>
+        <w:t xml:space="preserve"> server sunt </w:t>
+      </w:r>
+      <w:proofErr w:type="spellStart"/>
+      <w:r>
+        <w:t>gazduite</w:t>
+      </w:r>
+      <w:proofErr w:type="spellEnd"/>
+      <w:r>
+        <w:t xml:space="preserve"> pe </w:t>
+      </w:r>
+      <w:proofErr w:type="spellStart"/>
+      <w:r>
+        <w:t>origini</w:t>
+      </w:r>
+      <w:proofErr w:type="spellEnd"/>
+      <w:r>
+        <w:t xml:space="preserve"> </w:t>
+      </w:r>
+      <w:proofErr w:type="spellStart"/>
+      <w:r>
+        <w:t>diferite</w:t>
+      </w:r>
+      <w:proofErr w:type="spellEnd"/>
+      <w:r>
+        <w:t xml:space="preserve">, </w:t>
+      </w:r>
+      <w:proofErr w:type="spellStart"/>
+      <w:r>
+        <w:t>serverul</w:t>
+      </w:r>
+      <w:proofErr w:type="spellEnd"/>
+      <w:r>
+        <w:t xml:space="preserve"> </w:t>
+      </w:r>
+      <w:proofErr w:type="spellStart"/>
+      <w:r>
+        <w:t>trebuie</w:t>
+      </w:r>
+      <w:proofErr w:type="spellEnd"/>
+      <w:r>
+        <w:t xml:space="preserve"> </w:t>
+      </w:r>
+      <w:proofErr w:type="spellStart"/>
+      <w:r>
+        <w:t>sa</w:t>
+      </w:r>
+      <w:proofErr w:type="spellEnd"/>
+      <w:r>
+        <w:t xml:space="preserve"> </w:t>
+      </w:r>
+      <w:proofErr w:type="spellStart"/>
+      <w:r>
+        <w:t>implementeze</w:t>
+      </w:r>
+      <w:proofErr w:type="spellEnd"/>
+      <w:r>
+        <w:t xml:space="preserve"> </w:t>
+      </w:r>
+      <w:proofErr w:type="spellStart"/>
+      <w:r>
+        <w:t>restrictii</w:t>
+      </w:r>
+      <w:proofErr w:type="spellEnd"/>
+      <w:r>
+        <w:t xml:space="preserve"> </w:t>
+      </w:r>
+      <w:proofErr w:type="spellStart"/>
+      <w:r>
+        <w:t>si</w:t>
+      </w:r>
+      <w:proofErr w:type="spellEnd"/>
+      <w:r>
+        <w:t xml:space="preserve"> </w:t>
+      </w:r>
+      <w:proofErr w:type="spellStart"/>
+      <w:r>
         <w:lastRenderedPageBreak/>
-        <w:t>Cerinte</w:t>
-      </w:r>
-      <w:proofErr w:type="spellEnd"/>
-      <w:r>
-        <w:t xml:space="preserve"> </w:t>
+        <w:t>permisiuni</w:t>
+      </w:r>
+      <w:proofErr w:type="spellEnd"/>
+      <w:r>
+        <w:t xml:space="preserve"> Cross-Origin Resource Sharing (CORS) </w:t>
+      </w:r>
+      <w:proofErr w:type="spellStart"/>
+      <w:r>
+        <w:t>explicite</w:t>
+      </w:r>
+      <w:proofErr w:type="spellEnd"/>
+      <w:r>
+        <w:t xml:space="preserve">. </w:t>
+      </w:r>
+      <w:proofErr w:type="spellStart"/>
+      <w:r>
+        <w:t>Acestea</w:t>
+      </w:r>
+      <w:proofErr w:type="spellEnd"/>
+      <w:r>
+        <w:t xml:space="preserve"> </w:t>
+      </w:r>
+      <w:proofErr w:type="spellStart"/>
+      <w:r>
+        <w:t>asigura</w:t>
+      </w:r>
+      <w:proofErr w:type="spellEnd"/>
+      <w:r>
+        <w:t xml:space="preserve"> </w:t>
+      </w:r>
+      <w:proofErr w:type="spellStart"/>
+      <w:r>
+        <w:t>functionalitatea</w:t>
+      </w:r>
+      <w:proofErr w:type="spellEnd"/>
+      <w:r>
+        <w:t xml:space="preserve"> </w:t>
+      </w:r>
+      <w:proofErr w:type="spellStart"/>
+      <w:r>
+        <w:t>cererilor</w:t>
+      </w:r>
+      <w:proofErr w:type="spellEnd"/>
+      <w:r>
+        <w:t xml:space="preserve"> preflight </w:t>
+      </w:r>
+      <w:proofErr w:type="spellStart"/>
+      <w:r>
+        <w:t>si</w:t>
+      </w:r>
+      <w:proofErr w:type="spellEnd"/>
+      <w:r>
+        <w:t xml:space="preserve"> permit </w:t>
+      </w:r>
+      <w:proofErr w:type="spellStart"/>
+      <w:r>
+        <w:t>clientilor</w:t>
+      </w:r>
+      <w:proofErr w:type="spellEnd"/>
+      <w:r>
+        <w:t xml:space="preserve"> </w:t>
+      </w:r>
+      <w:proofErr w:type="spellStart"/>
+      <w:r>
+        <w:t>sa</w:t>
+      </w:r>
+      <w:proofErr w:type="spellEnd"/>
+      <w:r>
+        <w:t xml:space="preserve"> </w:t>
+      </w:r>
+      <w:proofErr w:type="spellStart"/>
+      <w:r>
+        <w:t>interactioneze</w:t>
+      </w:r>
+      <w:proofErr w:type="spellEnd"/>
+      <w:r>
+        <w:t xml:space="preserve"> </w:t>
+      </w:r>
+      <w:proofErr w:type="spellStart"/>
+      <w:r>
+        <w:t>programatic</w:t>
+      </w:r>
+      <w:proofErr w:type="spellEnd"/>
+      <w:r>
+        <w:t xml:space="preserve"> cu </w:t>
+      </w:r>
+      <w:proofErr w:type="spellStart"/>
+      <w:r>
+        <w:t>punctele</w:t>
+      </w:r>
+      <w:proofErr w:type="spellEnd"/>
+      <w:r>
+        <w:t xml:space="preserve"> </w:t>
+      </w:r>
+      <w:proofErr w:type="spellStart"/>
+      <w:r>
+        <w:t>terminale</w:t>
+      </w:r>
+      <w:proofErr w:type="spellEnd"/>
+      <w:r>
+        <w:t xml:space="preserve"> de </w:t>
+      </w:r>
+      <w:proofErr w:type="spellStart"/>
+      <w:r>
+        <w:t>autentificare</w:t>
+      </w:r>
+      <w:proofErr w:type="spellEnd"/>
+      <w:r>
+        <w:t xml:space="preserve">. </w:t>
+      </w:r>
+    </w:p>
+    <w:p>
+      <w:pPr>
+        <w:shd w:val="clear" w:color="auto" w:fill="FFFFFF"/>
+      </w:pPr>
+      <w:proofErr w:type="spellStart"/>
+      <w:r>
+        <w:t>Gestionarea</w:t>
+      </w:r>
+      <w:proofErr w:type="spellEnd"/>
+      <w:r>
+        <w:t xml:space="preserve"> token-</w:t>
+      </w:r>
+      <w:proofErr w:type="spellStart"/>
+      <w:r>
+        <w:t>urilor</w:t>
+      </w:r>
+      <w:proofErr w:type="spellEnd"/>
+      <w:r>
+        <w:t xml:space="preserve"> la </w:t>
+      </w:r>
+      <w:proofErr w:type="spellStart"/>
+      <w:r>
+        <w:t>Nivelul</w:t>
+      </w:r>
+      <w:proofErr w:type="spellEnd"/>
+      <w:r>
+        <w:t xml:space="preserve"> </w:t>
+      </w:r>
+      <w:proofErr w:type="spellStart"/>
+      <w:r>
+        <w:t>Clientului</w:t>
+      </w:r>
+      <w:proofErr w:type="spellEnd"/>
+      <w:r>
+        <w:t xml:space="preserve"> se </w:t>
+      </w:r>
+      <w:proofErr w:type="spellStart"/>
+      <w:r>
+        <w:t>recomanda</w:t>
+      </w:r>
+      <w:proofErr w:type="spellEnd"/>
+      <w:r>
+        <w:t xml:space="preserve"> </w:t>
+      </w:r>
+      <w:proofErr w:type="spellStart"/>
+      <w:r>
+        <w:t>evitarea</w:t>
+      </w:r>
+      <w:proofErr w:type="spellEnd"/>
+      <w:r>
+        <w:t xml:space="preserve"> </w:t>
+      </w:r>
+      <w:proofErr w:type="spellStart"/>
+      <w:r>
+        <w:t>stocarii</w:t>
+      </w:r>
+      <w:proofErr w:type="spellEnd"/>
+      <w:r>
+        <w:t xml:space="preserve"> </w:t>
+      </w:r>
+      <w:proofErr w:type="spellStart"/>
+      <w:r>
+        <w:t>jetonului</w:t>
+      </w:r>
+      <w:proofErr w:type="spellEnd"/>
+      <w:r>
+        <w:t xml:space="preserve"> de </w:t>
+      </w:r>
+      <w:proofErr w:type="spellStart"/>
+      <w:r>
+        <w:t>acces</w:t>
+      </w:r>
+      <w:proofErr w:type="spellEnd"/>
+      <w:r>
+        <w:t xml:space="preserve"> in </w:t>
+      </w:r>
+      <w:proofErr w:type="spellStart"/>
+      <w:r>
+        <w:t>mecanisme</w:t>
+      </w:r>
+      <w:proofErr w:type="spellEnd"/>
+      <w:r>
+        <w:t xml:space="preserve"> de </w:t>
+      </w:r>
+      <w:proofErr w:type="spellStart"/>
+      <w:r>
+        <w:t>stocare</w:t>
+      </w:r>
+      <w:proofErr w:type="spellEnd"/>
+      <w:r>
+        <w:t xml:space="preserve"> </w:t>
+      </w:r>
+      <w:proofErr w:type="spellStart"/>
+      <w:r>
+        <w:t>persistenta</w:t>
+      </w:r>
+      <w:proofErr w:type="spellEnd"/>
+      <w:r>
+        <w:t xml:space="preserve"> </w:t>
+      </w:r>
+      <w:proofErr w:type="spellStart"/>
+      <w:r>
+        <w:t>accesibile</w:t>
+      </w:r>
+      <w:proofErr w:type="spellEnd"/>
+      <w:r>
+        <w:t xml:space="preserve"> </w:t>
+      </w:r>
+      <w:proofErr w:type="spellStart"/>
+      <w:r>
+        <w:t>prin</w:t>
+      </w:r>
+      <w:proofErr w:type="spellEnd"/>
+      <w:r>
+        <w:t xml:space="preserve"> </w:t>
+      </w:r>
+      <w:proofErr w:type="spellStart"/>
+      <w:r>
+        <w:t>scripturi</w:t>
+      </w:r>
+      <w:proofErr w:type="spellEnd"/>
+      <w:r>
+        <w:t xml:space="preserve">, cum </w:t>
+      </w:r>
+      <w:proofErr w:type="spellStart"/>
+      <w:r>
+        <w:t>ar</w:t>
+      </w:r>
+      <w:proofErr w:type="spellEnd"/>
+      <w:r>
+        <w:t xml:space="preserve"> fi </w:t>
+      </w:r>
+      <w:proofErr w:type="spellStart"/>
+      <w:r>
+        <w:t>localStorage</w:t>
+      </w:r>
+      <w:proofErr w:type="spellEnd"/>
+      <w:r>
+        <w:t xml:space="preserve">, </w:t>
       </w:r>
       <w:proofErr w:type="spellStart"/>
       <w:r>
@@ -7764,11 +9332,27 @@
       </w:r>
       <w:proofErr w:type="spellEnd"/>
       <w:r>
-        <w:t xml:space="preserve"> </w:t>
-      </w:r>
-      <w:proofErr w:type="spellStart"/>
-      <w:r>
-        <w:t>antete</w:t>
+        <w:t xml:space="preserve"> a </w:t>
+      </w:r>
+      <w:proofErr w:type="spellStart"/>
+      <w:r>
+        <w:t>diminua</w:t>
+      </w:r>
+      <w:proofErr w:type="spellEnd"/>
+      <w:r>
+        <w:t xml:space="preserve"> </w:t>
+      </w:r>
+      <w:proofErr w:type="spellStart"/>
+      <w:r>
+        <w:t>suprafata</w:t>
+      </w:r>
+      <w:proofErr w:type="spellEnd"/>
+      <w:r>
+        <w:t xml:space="preserve"> de </w:t>
+      </w:r>
+      <w:proofErr w:type="spellStart"/>
+      <w:r>
+        <w:t>atac</w:t>
       </w:r>
       <w:proofErr w:type="spellEnd"/>
       <w:r>
@@ -7776,7 +9360,39 @@
       </w:r>
       <w:proofErr w:type="spellStart"/>
       <w:r>
-        <w:t>faza</w:t>
+        <w:t>cazul</w:t>
+      </w:r>
+      <w:proofErr w:type="spellEnd"/>
+      <w:r>
+        <w:t xml:space="preserve"> </w:t>
+      </w:r>
+      <w:proofErr w:type="spellStart"/>
+      <w:r>
+        <w:t>vulnerabilitatilor</w:t>
+      </w:r>
+      <w:proofErr w:type="spellEnd"/>
+      <w:r>
+        <w:t xml:space="preserve"> Cross-Site Scripting (XSS). O </w:t>
+      </w:r>
+      <w:proofErr w:type="spellStart"/>
+      <w:r>
+        <w:t>abordare</w:t>
+      </w:r>
+      <w:proofErr w:type="spellEnd"/>
+      <w:r>
+        <w:t xml:space="preserve"> </w:t>
+      </w:r>
+      <w:proofErr w:type="spellStart"/>
+      <w:r>
+        <w:t>superioara</w:t>
+      </w:r>
+      <w:proofErr w:type="spellEnd"/>
+      <w:r>
+        <w:t xml:space="preserve"> din </w:t>
+      </w:r>
+      <w:proofErr w:type="spellStart"/>
+      <w:r>
+        <w:t>punct</w:t>
       </w:r>
       <w:proofErr w:type="spellEnd"/>
       <w:r>
@@ -7784,52 +9400,611 @@
       </w:r>
       <w:proofErr w:type="spellStart"/>
       <w:r>
-        <w:t>autorizare</w:t>
-      </w:r>
-      <w:proofErr w:type="spellEnd"/>
-      <w:r>
-        <w:t xml:space="preserve">: </w:t>
-      </w:r>
-    </w:p>
-    <w:p>
-      <w:pPr>
-        <w:shd w:val="clear" w:color="auto" w:fill="FFFFFF"/>
-      </w:pPr>
-      <w:r>
-        <w:t>Authorization: Bearer &lt;</w:t>
-      </w:r>
-      <w:proofErr w:type="spellStart"/>
-      <w:r>
-        <w:t>token_jwt</w:t>
-      </w:r>
-      <w:proofErr w:type="spellEnd"/>
-      <w:r>
-        <w:t xml:space="preserve">&gt; </w:t>
-      </w:r>
-    </w:p>
-    <w:p>
-      <w:pPr>
-        <w:shd w:val="clear" w:color="auto" w:fill="FFFFFF"/>
-      </w:pPr>
-      <w:r>
-        <w:t>Content-Type: application/</w:t>
-      </w:r>
-      <w:proofErr w:type="spellStart"/>
-      <w:r>
-        <w:t>json</w:t>
-      </w:r>
-      <w:proofErr w:type="spellEnd"/>
-      <w:r>
-        <w:t xml:space="preserve"> </w:t>
-      </w:r>
-    </w:p>
-    <w:p>
-      <w:pPr>
-        <w:shd w:val="clear" w:color="auto" w:fill="FFFFFF"/>
-      </w:pPr>
-      <w:r>
-        <w:t xml:space="preserve">5.2. </w:t>
-      </w:r>
+        <w:t>vedere</w:t>
+      </w:r>
+      <w:proofErr w:type="spellEnd"/>
+      <w:r>
+        <w:t xml:space="preserve"> al </w:t>
+      </w:r>
+      <w:proofErr w:type="spellStart"/>
+      <w:r>
+        <w:t>securitatii</w:t>
+      </w:r>
+      <w:proofErr w:type="spellEnd"/>
+      <w:r>
+        <w:t xml:space="preserve"> </w:t>
+      </w:r>
+      <w:proofErr w:type="spellStart"/>
+      <w:r>
+        <w:t>este</w:t>
+      </w:r>
+      <w:proofErr w:type="spellEnd"/>
+      <w:r>
+        <w:t xml:space="preserve"> </w:t>
+      </w:r>
+      <w:proofErr w:type="spellStart"/>
+      <w:r>
+        <w:t>incapsularea</w:t>
+      </w:r>
+      <w:proofErr w:type="spellEnd"/>
+      <w:r>
+        <w:t xml:space="preserve"> </w:t>
+      </w:r>
+      <w:proofErr w:type="spellStart"/>
+      <w:r>
+        <w:t>jetonului</w:t>
+      </w:r>
+      <w:proofErr w:type="spellEnd"/>
+      <w:r>
+        <w:t xml:space="preserve"> in cookie-</w:t>
+      </w:r>
+      <w:proofErr w:type="spellStart"/>
+      <w:r>
+        <w:t>uri</w:t>
+      </w:r>
+      <w:proofErr w:type="spellEnd"/>
+      <w:r>
+        <w:t xml:space="preserve"> </w:t>
+      </w:r>
+      <w:proofErr w:type="spellStart"/>
+      <w:r>
+        <w:t>gestionate</w:t>
+      </w:r>
+      <w:proofErr w:type="spellEnd"/>
+      <w:r>
+        <w:t xml:space="preserve"> </w:t>
+      </w:r>
+      <w:proofErr w:type="spellStart"/>
+      <w:r>
+        <w:t>exclusiv</w:t>
+      </w:r>
+      <w:proofErr w:type="spellEnd"/>
+      <w:r>
+        <w:t xml:space="preserve"> de browser, configurate strict cu </w:t>
+      </w:r>
+      <w:proofErr w:type="spellStart"/>
+      <w:r>
+        <w:t>atributele</w:t>
+      </w:r>
+      <w:proofErr w:type="spellEnd"/>
+      <w:r>
+        <w:t xml:space="preserve"> </w:t>
+      </w:r>
+      <w:proofErr w:type="spellStart"/>
+      <w:r>
+        <w:t>HttpOnly</w:t>
+      </w:r>
+      <w:proofErr w:type="spellEnd"/>
+      <w:r>
+        <w:t xml:space="preserve">, Secure </w:t>
+      </w:r>
+      <w:proofErr w:type="spellStart"/>
+      <w:r>
+        <w:t>si</w:t>
+      </w:r>
+      <w:proofErr w:type="spellEnd"/>
+      <w:r>
+        <w:t xml:space="preserve"> o </w:t>
+      </w:r>
+      <w:proofErr w:type="spellStart"/>
+      <w:r>
+        <w:t>politica</w:t>
+      </w:r>
+      <w:proofErr w:type="spellEnd"/>
+      <w:r>
+        <w:t xml:space="preserve"> </w:t>
+      </w:r>
+      <w:proofErr w:type="spellStart"/>
+      <w:r>
+        <w:t>SameSite</w:t>
+      </w:r>
+      <w:proofErr w:type="spellEnd"/>
+      <w:r>
+        <w:t xml:space="preserve"> </w:t>
+      </w:r>
+      <w:proofErr w:type="spellStart"/>
+      <w:r>
+        <w:t>limitativa</w:t>
+      </w:r>
+      <w:proofErr w:type="spellEnd"/>
+      <w:r>
+        <w:t xml:space="preserve">. </w:t>
+      </w:r>
+    </w:p>
+    <w:p>
+      <w:pPr>
+        <w:shd w:val="clear" w:color="auto" w:fill="FFFFFF"/>
+      </w:pPr>
+      <w:r>
+        <w:t xml:space="preserve"> </w:t>
+      </w:r>
+    </w:p>
+    <w:p>
+      <w:pPr>
+        <w:shd w:val="clear" w:color="auto" w:fill="FFFFFF"/>
+      </w:pPr>
+      <w:r>
+        <w:t xml:space="preserve">  </w:t>
+      </w:r>
+    </w:p>
+    <w:p>
+      <w:pPr>
+        <w:shd w:val="clear" w:color="auto" w:fill="FFFFFF"/>
+      </w:pPr>
+      <w:r>
+        <w:t xml:space="preserve">5.4. </w:t>
+      </w:r>
+      <w:proofErr w:type="spellStart"/>
+      <w:r>
+        <w:t>Definirea</w:t>
+      </w:r>
+      <w:proofErr w:type="spellEnd"/>
+      <w:r>
+        <w:t xml:space="preserve"> </w:t>
+      </w:r>
+      <w:proofErr w:type="spellStart"/>
+      <w:r>
+        <w:t>Protocolului</w:t>
+      </w:r>
+      <w:proofErr w:type="spellEnd"/>
+      <w:r>
+        <w:t xml:space="preserve"> </w:t>
+      </w:r>
+      <w:proofErr w:type="spellStart"/>
+      <w:r>
+        <w:t>în</w:t>
+      </w:r>
+      <w:proofErr w:type="spellEnd"/>
+      <w:r>
+        <w:t xml:space="preserve"> </w:t>
+      </w:r>
+      <w:proofErr w:type="spellStart"/>
+      <w:r>
+        <w:t>Notație</w:t>
+      </w:r>
+      <w:proofErr w:type="spellEnd"/>
+      <w:r>
+        <w:t xml:space="preserve"> ABNF </w:t>
+      </w:r>
+    </w:p>
+    <w:p>
+      <w:pPr>
+        <w:shd w:val="clear" w:color="auto" w:fill="FFFFFF"/>
+      </w:pPr>
+      <w:proofErr w:type="spellStart"/>
+      <w:r>
+        <w:t>Pentru</w:t>
+      </w:r>
+      <w:proofErr w:type="spellEnd"/>
+      <w:r>
+        <w:t xml:space="preserve"> a </w:t>
+      </w:r>
+      <w:proofErr w:type="spellStart"/>
+      <w:r>
+        <w:t>asigura</w:t>
+      </w:r>
+      <w:proofErr w:type="spellEnd"/>
+      <w:r>
+        <w:t xml:space="preserve"> </w:t>
+      </w:r>
+      <w:proofErr w:type="spellStart"/>
+      <w:r>
+        <w:t>interoperabilitatea</w:t>
+      </w:r>
+      <w:proofErr w:type="spellEnd"/>
+      <w:r>
+        <w:t xml:space="preserve">, </w:t>
+      </w:r>
+      <w:proofErr w:type="spellStart"/>
+      <w:r>
+        <w:t>mesajele</w:t>
+      </w:r>
+      <w:proofErr w:type="spellEnd"/>
+      <w:r>
+        <w:t xml:space="preserve"> </w:t>
+      </w:r>
+      <w:proofErr w:type="spellStart"/>
+      <w:r>
+        <w:t>schimbate</w:t>
+      </w:r>
+      <w:proofErr w:type="spellEnd"/>
+      <w:r>
+        <w:t xml:space="preserve"> </w:t>
+      </w:r>
+      <w:proofErr w:type="spellStart"/>
+      <w:r>
+        <w:t>între</w:t>
+      </w:r>
+      <w:proofErr w:type="spellEnd"/>
+      <w:r>
+        <w:t xml:space="preserve"> Client (Prover) </w:t>
+      </w:r>
+      <w:proofErr w:type="spellStart"/>
+      <w:r>
+        <w:t>și</w:t>
+      </w:r>
+      <w:proofErr w:type="spellEnd"/>
+      <w:r>
+        <w:t xml:space="preserve"> Server (Verifier) </w:t>
+      </w:r>
+      <w:proofErr w:type="spellStart"/>
+      <w:r>
+        <w:t>trebuie</w:t>
+      </w:r>
+      <w:proofErr w:type="spellEnd"/>
+      <w:r>
+        <w:t xml:space="preserve"> </w:t>
+      </w:r>
+      <w:proofErr w:type="spellStart"/>
+      <w:r>
+        <w:t>să</w:t>
+      </w:r>
+      <w:proofErr w:type="spellEnd"/>
+      <w:r>
+        <w:t xml:space="preserve"> </w:t>
+      </w:r>
+      <w:proofErr w:type="spellStart"/>
+      <w:r>
+        <w:t>respecte</w:t>
+      </w:r>
+      <w:proofErr w:type="spellEnd"/>
+      <w:r>
+        <w:t xml:space="preserve"> </w:t>
+      </w:r>
+      <w:proofErr w:type="spellStart"/>
+      <w:r>
+        <w:t>următoarea</w:t>
+      </w:r>
+      <w:proofErr w:type="spellEnd"/>
+      <w:r>
+        <w:t xml:space="preserve"> </w:t>
+      </w:r>
+      <w:proofErr w:type="spellStart"/>
+      <w:r>
+        <w:t>structură</w:t>
+      </w:r>
+      <w:proofErr w:type="spellEnd"/>
+      <w:r>
+        <w:t xml:space="preserve"> de </w:t>
+      </w:r>
+      <w:proofErr w:type="spellStart"/>
+      <w:r>
+        <w:t>date.A</w:t>
+      </w:r>
+      <w:proofErr w:type="spellEnd"/>
+      <w:r>
+        <w:t xml:space="preserve">. </w:t>
+      </w:r>
+      <w:proofErr w:type="spellStart"/>
+      <w:r>
+        <w:t>Parametrii</w:t>
+      </w:r>
+      <w:proofErr w:type="spellEnd"/>
+      <w:r>
+        <w:t xml:space="preserve"> de </w:t>
+      </w:r>
+      <w:proofErr w:type="spellStart"/>
+      <w:r>
+        <w:t>Identitate</w:t>
+      </w:r>
+      <w:proofErr w:type="spellEnd"/>
+      <w:r>
+        <w:t xml:space="preserve"> </w:t>
+      </w:r>
+      <w:proofErr w:type="spellStart"/>
+      <w:r>
+        <w:t>și</w:t>
+      </w:r>
+      <w:proofErr w:type="spellEnd"/>
+      <w:r>
+        <w:t xml:space="preserve"> </w:t>
+      </w:r>
+      <w:proofErr w:type="spellStart"/>
+      <w:r>
+        <w:t>ZKPValorile</w:t>
+      </w:r>
+      <w:proofErr w:type="spellEnd"/>
+      <w:r>
+        <w:t xml:space="preserve"> </w:t>
+      </w:r>
+      <w:proofErr w:type="spellStart"/>
+      <w:r>
+        <w:t>numerice</w:t>
+      </w:r>
+      <w:proofErr w:type="spellEnd"/>
+      <w:r>
+        <w:t xml:space="preserve"> </w:t>
+      </w:r>
+      <w:proofErr w:type="spellStart"/>
+      <w:r>
+        <w:t>rezultate</w:t>
+      </w:r>
+      <w:proofErr w:type="spellEnd"/>
+      <w:r>
+        <w:t xml:space="preserve"> din </w:t>
+      </w:r>
+      <w:proofErr w:type="spellStart"/>
+      <w:r>
+        <w:t>calculele</w:t>
+      </w:r>
+      <w:proofErr w:type="spellEnd"/>
+      <w:r>
+        <w:t xml:space="preserve"> Schnorr (</w:t>
+      </w:r>
+      <w:proofErr w:type="spellStart"/>
+      <w:r>
+        <w:t>peste</w:t>
+      </w:r>
+      <w:proofErr w:type="spellEnd"/>
+      <w:r>
+        <w:t xml:space="preserve"> </w:t>
+      </w:r>
+      <w:proofErr w:type="spellStart"/>
+      <w:r>
+        <w:t>grupul</w:t>
+      </w:r>
+      <w:proofErr w:type="spellEnd"/>
+      <w:r>
+        <w:t xml:space="preserve"> </w:t>
+      </w:r>
+      <w:proofErr w:type="spellStart"/>
+      <w:r>
+        <w:t>Zp</w:t>
+      </w:r>
+      <w:proofErr w:type="spellEnd"/>
+      <w:r>
+        <w:t xml:space="preserve">) sunt </w:t>
+      </w:r>
+      <w:proofErr w:type="spellStart"/>
+      <w:r>
+        <w:t>reprezentate</w:t>
+      </w:r>
+      <w:proofErr w:type="spellEnd"/>
+      <w:r>
+        <w:t xml:space="preserve"> ca </w:t>
+      </w:r>
+      <w:proofErr w:type="spellStart"/>
+      <w:r>
+        <w:t>șiruri</w:t>
+      </w:r>
+      <w:proofErr w:type="spellEnd"/>
+      <w:r>
+        <w:t xml:space="preserve"> de </w:t>
+      </w:r>
+      <w:proofErr w:type="spellStart"/>
+      <w:r>
+        <w:t>caractere</w:t>
+      </w:r>
+      <w:proofErr w:type="spellEnd"/>
+      <w:r>
+        <w:t xml:space="preserve"> </w:t>
+      </w:r>
+      <w:proofErr w:type="spellStart"/>
+      <w:r>
+        <w:t>hexazecimale</w:t>
+      </w:r>
+      <w:proofErr w:type="spellEnd"/>
+      <w:r>
+        <w:t xml:space="preserve"> </w:t>
+      </w:r>
+      <w:proofErr w:type="spellStart"/>
+      <w:r>
+        <w:t>sau</w:t>
+      </w:r>
+      <w:proofErr w:type="spellEnd"/>
+      <w:r>
+        <w:t xml:space="preserve"> </w:t>
+      </w:r>
+      <w:proofErr w:type="spellStart"/>
+      <w:r>
+        <w:t>întregi</w:t>
+      </w:r>
+      <w:proofErr w:type="spellEnd"/>
+      <w:r>
+        <w:t xml:space="preserve"> </w:t>
+      </w:r>
+      <w:proofErr w:type="spellStart"/>
+      <w:r>
+        <w:t>mari</w:t>
+      </w:r>
+      <w:proofErr w:type="spellEnd"/>
+      <w:r>
+        <w:t xml:space="preserve"> </w:t>
+      </w:r>
+      <w:proofErr w:type="spellStart"/>
+      <w:r>
+        <w:t>în</w:t>
+      </w:r>
+      <w:proofErr w:type="spellEnd"/>
+      <w:r>
+        <w:t xml:space="preserve"> format JSON. </w:t>
+      </w:r>
+    </w:p>
+    <w:p>
+      <w:pPr>
+        <w:shd w:val="clear" w:color="auto" w:fill="FFFFFF"/>
+      </w:pPr>
+      <w:r>
+        <w:t xml:space="preserve"> </w:t>
+      </w:r>
+    </w:p>
+    <w:p>
+      <w:pPr>
+        <w:shd w:val="clear" w:color="auto" w:fill="FFFFFF"/>
+      </w:pPr>
+      <w:proofErr w:type="spellStart"/>
+      <w:r>
+        <w:t>Definiții</w:t>
+      </w:r>
+      <w:proofErr w:type="spellEnd"/>
+      <w:r>
+        <w:t xml:space="preserve"> de </w:t>
+      </w:r>
+      <w:proofErr w:type="spellStart"/>
+      <w:r>
+        <w:t>bază</w:t>
+      </w:r>
+      <w:proofErr w:type="spellEnd"/>
+      <w:r>
+        <w:t xml:space="preserve"> </w:t>
+      </w:r>
+    </w:p>
+    <w:p>
+      <w:pPr>
+        <w:shd w:val="clear" w:color="auto" w:fill="FFFFFF"/>
+      </w:pPr>
+      <w:r>
+        <w:t>client-</w:t>
+      </w:r>
+      <w:proofErr w:type="gramStart"/>
+      <w:r>
+        <w:t xml:space="preserve">id  </w:t>
+      </w:r>
+      <w:r>
+        <w:tab/>
+      </w:r>
+      <w:proofErr w:type="gramEnd"/>
+      <w:r>
+        <w:t>= 1</w:t>
+      </w:r>
+      <w:proofErr w:type="gramStart"/>
+      <w:r>
+        <w:t>*( ALPHA</w:t>
+      </w:r>
+      <w:proofErr w:type="gramEnd"/>
+      <w:r>
+        <w:t xml:space="preserve"> / DIGIT / "-" / "_</w:t>
+      </w:r>
+      <w:proofErr w:type="gramStart"/>
+      <w:r>
+        <w:t>" )</w:t>
+      </w:r>
+      <w:proofErr w:type="gramEnd"/>
+      <w:r>
+        <w:t xml:space="preserve"> </w:t>
+      </w:r>
+    </w:p>
+    <w:p>
+      <w:pPr>
+        <w:shd w:val="clear" w:color="auto" w:fill="FFFFFF"/>
+      </w:pPr>
+      <w:proofErr w:type="spellStart"/>
+      <w:r>
+        <w:t>schnorr</w:t>
+      </w:r>
+      <w:proofErr w:type="spellEnd"/>
+      <w:r>
+        <w:t>-</w:t>
+      </w:r>
+      <w:proofErr w:type="gramStart"/>
+      <w:r>
+        <w:t>value  =</w:t>
+      </w:r>
+      <w:proofErr w:type="gramEnd"/>
+      <w:r>
+        <w:t xml:space="preserve"> 1*</w:t>
+      </w:r>
+      <w:proofErr w:type="gramStart"/>
+      <w:r>
+        <w:t>DIGIT ;</w:t>
+      </w:r>
+      <w:proofErr w:type="gramEnd"/>
+      <w:r>
+        <w:t xml:space="preserve"> </w:t>
+      </w:r>
+      <w:proofErr w:type="spellStart"/>
+      <w:r>
+        <w:t>Reprezentarea</w:t>
+      </w:r>
+      <w:proofErr w:type="spellEnd"/>
+      <w:r>
+        <w:t xml:space="preserve"> </w:t>
+      </w:r>
+      <w:proofErr w:type="spellStart"/>
+      <w:r>
+        <w:t>întreagă</w:t>
+      </w:r>
+      <w:proofErr w:type="spellEnd"/>
+      <w:r>
+        <w:t xml:space="preserve"> a </w:t>
+      </w:r>
+      <w:proofErr w:type="spellStart"/>
+      <w:r>
+        <w:t>valorilor</w:t>
+      </w:r>
+      <w:proofErr w:type="spellEnd"/>
+      <w:r>
+        <w:t xml:space="preserve"> (</w:t>
+      </w:r>
+      <w:proofErr w:type="spellStart"/>
+      <w:r>
+        <w:t>g^x</w:t>
+      </w:r>
+      <w:proofErr w:type="spellEnd"/>
+      <w:r>
+        <w:t xml:space="preserve">, </w:t>
+      </w:r>
+      <w:proofErr w:type="spellStart"/>
+      <w:r>
+        <w:t>g^r</w:t>
+      </w:r>
+      <w:proofErr w:type="spellEnd"/>
+      <w:r>
+        <w:t xml:space="preserve">, etc.) </w:t>
+      </w:r>
+    </w:p>
+    <w:p>
+      <w:pPr>
+        <w:shd w:val="clear" w:color="auto" w:fill="FFFFFF"/>
+      </w:pPr>
+      <w:proofErr w:type="spellStart"/>
+      <w:r>
+        <w:t>jwt</w:t>
+      </w:r>
+      <w:proofErr w:type="spellEnd"/>
+      <w:r>
+        <w:t>-</w:t>
+      </w:r>
+      <w:proofErr w:type="gramStart"/>
+      <w:r>
+        <w:t xml:space="preserve">token  </w:t>
+      </w:r>
+      <w:r>
+        <w:tab/>
+      </w:r>
+      <w:proofErr w:type="gramEnd"/>
+      <w:r>
+        <w:t>= 1</w:t>
+      </w:r>
+      <w:proofErr w:type="gramStart"/>
+      <w:r>
+        <w:t>*( ALPHA</w:t>
+      </w:r>
+      <w:proofErr w:type="gramEnd"/>
+      <w:r>
+        <w:t xml:space="preserve"> / DIGIT / "." / "-" / "_</w:t>
+      </w:r>
+      <w:proofErr w:type="gramStart"/>
+      <w:r>
+        <w:t>" )</w:t>
+      </w:r>
+      <w:proofErr w:type="gramEnd"/>
+      <w:r>
+        <w:t xml:space="preserve"> </w:t>
+      </w:r>
+    </w:p>
+    <w:p>
+      <w:pPr>
+        <w:shd w:val="clear" w:color="auto" w:fill="FFFFFF"/>
+      </w:pPr>
+      <w:r>
+        <w:t xml:space="preserve">  </w:t>
+      </w:r>
+    </w:p>
+    <w:p>
+      <w:pPr>
+        <w:shd w:val="clear" w:color="auto" w:fill="FFFFFF"/>
+      </w:pPr>
       <w:proofErr w:type="spellStart"/>
       <w:r>
         <w:t>Structura</w:t>
@@ -7840,2073 +10015,42 @@
       </w:r>
       <w:proofErr w:type="spellStart"/>
       <w:r>
-        <w:t>Sarcinii</w:t>
-      </w:r>
-      <w:proofErr w:type="spellEnd"/>
-      <w:r>
-        <w:t xml:space="preserve"> Utile (JSON Payload) </w:t>
-      </w:r>
-    </w:p>
-    <w:p>
-      <w:pPr>
-        <w:shd w:val="clear" w:color="auto" w:fill="FFFFFF"/>
-      </w:pPr>
-      <w:proofErr w:type="spellStart"/>
-      <w:r>
-        <w:t>Mesajele</w:t>
-      </w:r>
-      <w:proofErr w:type="spellEnd"/>
-      <w:r>
-        <w:t xml:space="preserve"> </w:t>
-      </w:r>
-      <w:proofErr w:type="spellStart"/>
-      <w:r>
-        <w:t>schimbate</w:t>
-      </w:r>
-      <w:proofErr w:type="spellEnd"/>
-      <w:r>
-        <w:t xml:space="preserve"> </w:t>
-      </w:r>
-      <w:proofErr w:type="spellStart"/>
-      <w:r>
-        <w:t>intre</w:t>
-      </w:r>
-      <w:proofErr w:type="spellEnd"/>
-      <w:r>
-        <w:t xml:space="preserve"> </w:t>
-      </w:r>
-      <w:proofErr w:type="spellStart"/>
-      <w:r>
-        <w:t>entitati</w:t>
-      </w:r>
-      <w:proofErr w:type="spellEnd"/>
-      <w:r>
-        <w:t xml:space="preserve"> pe </w:t>
-      </w:r>
-      <w:proofErr w:type="spellStart"/>
-      <w:r>
-        <w:t>parcursul</w:t>
-      </w:r>
-      <w:proofErr w:type="spellEnd"/>
-      <w:r>
-        <w:t xml:space="preserve"> </w:t>
-      </w:r>
-      <w:proofErr w:type="spellStart"/>
-      <w:r>
-        <w:t>procesului</w:t>
-      </w:r>
-      <w:proofErr w:type="spellEnd"/>
-      <w:r>
-        <w:t xml:space="preserve"> de </w:t>
-      </w:r>
-      <w:proofErr w:type="spellStart"/>
-      <w:r>
-        <w:t>autentificare</w:t>
-      </w:r>
-      <w:proofErr w:type="spellEnd"/>
-      <w:r>
-        <w:t xml:space="preserve"> </w:t>
-      </w:r>
-      <w:proofErr w:type="spellStart"/>
-      <w:r>
-        <w:t>vor</w:t>
-      </w:r>
-      <w:proofErr w:type="spellEnd"/>
-      <w:r>
-        <w:t xml:space="preserve"> </w:t>
-      </w:r>
-      <w:proofErr w:type="spellStart"/>
-      <w:r>
-        <w:t>respecta</w:t>
-      </w:r>
-      <w:proofErr w:type="spellEnd"/>
-      <w:r>
-        <w:t xml:space="preserve"> o </w:t>
-      </w:r>
-      <w:proofErr w:type="spellStart"/>
-      <w:r>
-        <w:t>structura</w:t>
-      </w:r>
-      <w:proofErr w:type="spellEnd"/>
-      <w:r>
-        <w:t xml:space="preserve"> JSON stricta. </w:t>
-      </w:r>
-      <w:proofErr w:type="spellStart"/>
-      <w:r>
-        <w:t>Definitia</w:t>
-      </w:r>
-      <w:proofErr w:type="spellEnd"/>
-      <w:r>
-        <w:t xml:space="preserve"> </w:t>
-      </w:r>
-      <w:proofErr w:type="spellStart"/>
-      <w:r>
-        <w:t>campurilor</w:t>
-      </w:r>
-      <w:proofErr w:type="spellEnd"/>
-      <w:r>
-        <w:t xml:space="preserve"> </w:t>
-      </w:r>
-      <w:proofErr w:type="spellStart"/>
-      <w:r>
-        <w:t>pentru</w:t>
-      </w:r>
-      <w:proofErr w:type="spellEnd"/>
-      <w:r>
-        <w:t xml:space="preserve"> </w:t>
-      </w:r>
-      <w:proofErr w:type="spellStart"/>
-      <w:r>
-        <w:t>fiecare</w:t>
-      </w:r>
-      <w:proofErr w:type="spellEnd"/>
-      <w:r>
-        <w:t xml:space="preserve"> </w:t>
-      </w:r>
-      <w:proofErr w:type="spellStart"/>
-      <w:r>
-        <w:t>etapa</w:t>
-      </w:r>
-      <w:proofErr w:type="spellEnd"/>
-      <w:r>
-        <w:t xml:space="preserve"> </w:t>
-      </w:r>
-      <w:proofErr w:type="spellStart"/>
-      <w:r>
-        <w:t>este</w:t>
-      </w:r>
-      <w:proofErr w:type="spellEnd"/>
-      <w:r>
-        <w:t xml:space="preserve"> </w:t>
-      </w:r>
-      <w:proofErr w:type="spellStart"/>
-      <w:r>
-        <w:t>detaliata</w:t>
-      </w:r>
-      <w:proofErr w:type="spellEnd"/>
-      <w:r>
-        <w:t xml:space="preserve"> </w:t>
-      </w:r>
-      <w:proofErr w:type="spellStart"/>
-      <w:r>
-        <w:t>mai</w:t>
-      </w:r>
-      <w:proofErr w:type="spellEnd"/>
-      <w:r>
-        <w:t xml:space="preserve"> </w:t>
-      </w:r>
-      <w:proofErr w:type="spellStart"/>
-      <w:r>
-        <w:t>jos.</w:t>
-      </w:r>
-      <w:proofErr w:type="spellEnd"/>
-      <w:r>
-        <w:t xml:space="preserve"> </w:t>
-      </w:r>
-    </w:p>
-    <w:p>
-      <w:pPr>
-        <w:shd w:val="clear" w:color="auto" w:fill="FFFFFF"/>
-      </w:pPr>
-      <w:r>
-        <w:t xml:space="preserve">Etapa de </w:t>
-      </w:r>
-      <w:proofErr w:type="spellStart"/>
-      <w:r>
-        <w:t>Angajament</w:t>
-      </w:r>
-      <w:proofErr w:type="spellEnd"/>
-      <w:r>
-        <w:t xml:space="preserve"> (Commitment) </w:t>
-      </w:r>
-      <w:proofErr w:type="spellStart"/>
-      <w:r>
-        <w:t>Aceasta</w:t>
-      </w:r>
-      <w:proofErr w:type="spellEnd"/>
-      <w:r>
-        <w:t xml:space="preserve"> </w:t>
-      </w:r>
-      <w:proofErr w:type="spellStart"/>
-      <w:r>
-        <w:t>faza</w:t>
-      </w:r>
-      <w:proofErr w:type="spellEnd"/>
-      <w:r>
-        <w:t xml:space="preserve"> </w:t>
-      </w:r>
-      <w:proofErr w:type="spellStart"/>
-      <w:r>
-        <w:t>initiaza</w:t>
-      </w:r>
-      <w:proofErr w:type="spellEnd"/>
-      <w:r>
-        <w:t xml:space="preserve"> </w:t>
-      </w:r>
-      <w:proofErr w:type="spellStart"/>
-      <w:r>
-        <w:t>procesul</w:t>
-      </w:r>
-      <w:proofErr w:type="spellEnd"/>
-      <w:r>
-        <w:t xml:space="preserve">, </w:t>
-      </w:r>
-      <w:proofErr w:type="spellStart"/>
-      <w:r>
-        <w:t>solicitantul</w:t>
-      </w:r>
-      <w:proofErr w:type="spellEnd"/>
-      <w:r>
-        <w:t xml:space="preserve"> </w:t>
-      </w:r>
-      <w:proofErr w:type="spellStart"/>
-      <w:r>
-        <w:t>trimitand</w:t>
-      </w:r>
-      <w:proofErr w:type="spellEnd"/>
-      <w:r>
-        <w:t xml:space="preserve"> un </w:t>
-      </w:r>
-      <w:proofErr w:type="spellStart"/>
-      <w:r>
-        <w:t>angajament</w:t>
-      </w:r>
-      <w:proofErr w:type="spellEnd"/>
-      <w:r>
-        <w:t xml:space="preserve"> </w:t>
-      </w:r>
-      <w:proofErr w:type="spellStart"/>
-      <w:r>
-        <w:t>criptografic</w:t>
-      </w:r>
-      <w:proofErr w:type="spellEnd"/>
-      <w:r>
-        <w:t xml:space="preserve">.  </w:t>
-      </w:r>
-    </w:p>
-    <w:p>
-      <w:pPr>
-        <w:shd w:val="clear" w:color="auto" w:fill="FFFFFF"/>
-      </w:pPr>
-      <w:r>
-        <w:t xml:space="preserve">Cerere POST </w:t>
-      </w:r>
-      <w:proofErr w:type="spellStart"/>
-      <w:r>
-        <w:t>catre</w:t>
-      </w:r>
-      <w:proofErr w:type="spellEnd"/>
-      <w:r>
-        <w:t xml:space="preserve"> </w:t>
-      </w:r>
-      <w:proofErr w:type="spellStart"/>
-      <w:r>
-        <w:t>punctul</w:t>
-      </w:r>
-      <w:proofErr w:type="spellEnd"/>
-      <w:r>
-        <w:t xml:space="preserve"> terminal /login/commit </w:t>
-      </w:r>
-      <w:proofErr w:type="gramStart"/>
-      <w:r>
-        <w:t>{ "</w:t>
-      </w:r>
-      <w:proofErr w:type="spellStart"/>
-      <w:proofErr w:type="gramEnd"/>
+        <w:t>mesajelor</w:t>
+      </w:r>
+      <w:proofErr w:type="spellEnd"/>
+      <w:r>
+        <w:t xml:space="preserve"> JSON </w:t>
+      </w:r>
+    </w:p>
+    <w:p>
+      <w:pPr>
+        <w:shd w:val="clear" w:color="auto" w:fill="FFFFFF"/>
+      </w:pPr>
+      <w:r>
+        <w:t>registration-payload = "{" "</w:t>
+      </w:r>
+      <w:proofErr w:type="spellStart"/>
       <w:r>
         <w:t>client_id</w:t>
       </w:r>
       <w:proofErr w:type="spellEnd"/>
       <w:r>
-        <w:t>": "string", "</w:t>
-      </w:r>
-      <w:proofErr w:type="spellStart"/>
-      <w:r>
-        <w:t>commitment_t</w:t>
-      </w:r>
-      <w:proofErr w:type="spellEnd"/>
-      <w:r>
-        <w:t xml:space="preserve">": "number" }  </w:t>
-      </w:r>
-    </w:p>
-    <w:p>
-      <w:pPr>
-        <w:shd w:val="clear" w:color="auto" w:fill="FFFFFF"/>
-      </w:pPr>
-      <w:proofErr w:type="spellStart"/>
-      <w:r>
-        <w:t>Raspunsul</w:t>
-      </w:r>
-      <w:proofErr w:type="spellEnd"/>
-      <w:r>
-        <w:t xml:space="preserve"> </w:t>
-      </w:r>
-      <w:proofErr w:type="spellStart"/>
-      <w:r>
-        <w:t>emitentului</w:t>
-      </w:r>
-      <w:proofErr w:type="spellEnd"/>
-      <w:r>
-        <w:t xml:space="preserve"> (Server) </w:t>
-      </w:r>
-      <w:proofErr w:type="gramStart"/>
-      <w:r>
-        <w:t>{ "</w:t>
-      </w:r>
-      <w:proofErr w:type="gramEnd"/>
-      <w:r>
-        <w:t>status": "committed", "</w:t>
-      </w:r>
-      <w:proofErr w:type="spellStart"/>
-      <w:r>
-        <w:t>challenge_c</w:t>
-      </w:r>
-      <w:proofErr w:type="spellEnd"/>
-      <w:r>
-        <w:t xml:space="preserve">": "number" } </w:t>
-      </w:r>
-    </w:p>
-    <w:p>
-      <w:pPr>
-        <w:shd w:val="clear" w:color="auto" w:fill="FFFFFF"/>
-      </w:pPr>
-      <w:r>
-        <w:t xml:space="preserve">Etapa de </w:t>
-      </w:r>
-      <w:proofErr w:type="spellStart"/>
-      <w:r>
-        <w:t>Verificare</w:t>
-      </w:r>
-      <w:proofErr w:type="spellEnd"/>
-      <w:r>
-        <w:t xml:space="preserve"> (Verify) In </w:t>
-      </w:r>
-      <w:proofErr w:type="spellStart"/>
-      <w:r>
-        <w:t>aceasta</w:t>
-      </w:r>
-      <w:proofErr w:type="spellEnd"/>
-      <w:r>
-        <w:t xml:space="preserve"> </w:t>
-      </w:r>
-      <w:proofErr w:type="spellStart"/>
-      <w:r>
-        <w:t>faza</w:t>
-      </w:r>
-      <w:proofErr w:type="spellEnd"/>
-      <w:r>
-        <w:t xml:space="preserve">, </w:t>
-      </w:r>
-      <w:proofErr w:type="spellStart"/>
-      <w:r>
-        <w:t>solicitantul</w:t>
-      </w:r>
-      <w:proofErr w:type="spellEnd"/>
-      <w:r>
-        <w:t xml:space="preserve"> </w:t>
-      </w:r>
-      <w:proofErr w:type="spellStart"/>
-      <w:r>
-        <w:t>raspunde</w:t>
-      </w:r>
-      <w:proofErr w:type="spellEnd"/>
-      <w:r>
-        <w:t xml:space="preserve"> </w:t>
-      </w:r>
-      <w:proofErr w:type="spellStart"/>
-      <w:r>
-        <w:t>provocarii</w:t>
-      </w:r>
-      <w:proofErr w:type="spellEnd"/>
-      <w:r>
-        <w:t xml:space="preserve"> </w:t>
-      </w:r>
-      <w:proofErr w:type="spellStart"/>
-      <w:r>
-        <w:t>primite</w:t>
-      </w:r>
-      <w:proofErr w:type="spellEnd"/>
-      <w:r>
-        <w:t xml:space="preserve"> de la </w:t>
-      </w:r>
-      <w:proofErr w:type="spellStart"/>
-      <w:r>
-        <w:t>emitent</w:t>
-      </w:r>
-      <w:proofErr w:type="spellEnd"/>
-      <w:r>
-        <w:t xml:space="preserve">, </w:t>
-      </w:r>
-      <w:proofErr w:type="spellStart"/>
-      <w:r>
-        <w:t>oferind</w:t>
-      </w:r>
-      <w:proofErr w:type="spellEnd"/>
-      <w:r>
-        <w:t xml:space="preserve"> o </w:t>
-      </w:r>
-      <w:proofErr w:type="spellStart"/>
-      <w:r>
-        <w:t>solutie</w:t>
-      </w:r>
-      <w:proofErr w:type="spellEnd"/>
-      <w:r>
-        <w:t xml:space="preserve"> </w:t>
-      </w:r>
-      <w:proofErr w:type="spellStart"/>
-      <w:r>
-        <w:t>matematica</w:t>
-      </w:r>
-      <w:proofErr w:type="spellEnd"/>
-      <w:r>
-        <w:t xml:space="preserve"> </w:t>
-      </w:r>
-      <w:proofErr w:type="spellStart"/>
-      <w:r>
-        <w:t>valabila</w:t>
-      </w:r>
-      <w:proofErr w:type="spellEnd"/>
-      <w:r>
-        <w:t xml:space="preserve">.  </w:t>
-      </w:r>
-    </w:p>
-    <w:p>
-      <w:pPr>
-        <w:shd w:val="clear" w:color="auto" w:fill="FFFFFF"/>
-      </w:pPr>
-      <w:r>
-        <w:t xml:space="preserve">Cerere POST </w:t>
-      </w:r>
-      <w:proofErr w:type="spellStart"/>
-      <w:r>
-        <w:t>catre</w:t>
-      </w:r>
-      <w:proofErr w:type="spellEnd"/>
-      <w:r>
-        <w:t xml:space="preserve"> </w:t>
-      </w:r>
-      <w:proofErr w:type="spellStart"/>
-      <w:r>
-        <w:t>punctul</w:t>
-      </w:r>
-      <w:proofErr w:type="spellEnd"/>
-      <w:r>
-        <w:t xml:space="preserve"> terminal /login/verify </w:t>
-      </w:r>
-      <w:proofErr w:type="gramStart"/>
-      <w:r>
-        <w:t>{ "</w:t>
-      </w:r>
-      <w:proofErr w:type="spellStart"/>
-      <w:proofErr w:type="gramEnd"/>
-      <w:r>
-        <w:t>client_id</w:t>
-      </w:r>
-      <w:proofErr w:type="spellEnd"/>
-      <w:r>
-        <w:t>": "string", "</w:t>
-      </w:r>
-      <w:proofErr w:type="spellStart"/>
-      <w:r>
-        <w:t>solution_s</w:t>
-      </w:r>
-      <w:proofErr w:type="spellEnd"/>
-      <w:r>
-        <w:t xml:space="preserve">": "number" }  </w:t>
-      </w:r>
-    </w:p>
-    <w:p>
-      <w:pPr>
-        <w:shd w:val="clear" w:color="auto" w:fill="FFFFFF"/>
-      </w:pPr>
-      <w:proofErr w:type="spellStart"/>
-      <w:r>
-        <w:t>Raspunsul</w:t>
-      </w:r>
-      <w:proofErr w:type="spellEnd"/>
-      <w:r>
-        <w:t xml:space="preserve"> </w:t>
-      </w:r>
-      <w:proofErr w:type="spellStart"/>
-      <w:r>
-        <w:t>emitentului</w:t>
-      </w:r>
-      <w:proofErr w:type="spellEnd"/>
-      <w:r>
-        <w:t xml:space="preserve"> in </w:t>
-      </w:r>
-      <w:proofErr w:type="spellStart"/>
-      <w:r>
-        <w:t>caz</w:t>
-      </w:r>
-      <w:proofErr w:type="spellEnd"/>
-      <w:r>
-        <w:t xml:space="preserve"> de </w:t>
-      </w:r>
-      <w:proofErr w:type="spellStart"/>
-      <w:r>
-        <w:t>succes</w:t>
-      </w:r>
-      <w:proofErr w:type="spellEnd"/>
-      <w:r>
-        <w:t xml:space="preserve"> </w:t>
-      </w:r>
-      <w:proofErr w:type="gramStart"/>
-      <w:r>
-        <w:t>{ "</w:t>
-      </w:r>
-      <w:proofErr w:type="gramEnd"/>
-      <w:r>
-        <w:t>status": "authenticated", "token": "string", "</w:t>
-      </w:r>
-      <w:proofErr w:type="spellStart"/>
-      <w:r>
-        <w:t>client_id</w:t>
-      </w:r>
-      <w:proofErr w:type="spellEnd"/>
-      <w:r>
-        <w:t xml:space="preserve">": "string" } </w:t>
-      </w:r>
-    </w:p>
-    <w:p>
-      <w:pPr>
-        <w:shd w:val="clear" w:color="auto" w:fill="FFFFFF"/>
-      </w:pPr>
-      <w:r>
-        <w:t xml:space="preserve">5.3. </w:t>
-      </w:r>
-      <w:proofErr w:type="spellStart"/>
-      <w:r>
-        <w:t>Gestionarea</w:t>
-      </w:r>
-      <w:proofErr w:type="spellEnd"/>
-      <w:r>
-        <w:t xml:space="preserve"> </w:t>
-      </w:r>
-      <w:proofErr w:type="spellStart"/>
-      <w:r>
-        <w:t>Starii</w:t>
-      </w:r>
-      <w:proofErr w:type="spellEnd"/>
-      <w:r>
-        <w:t xml:space="preserve"> </w:t>
-      </w:r>
-      <w:proofErr w:type="spellStart"/>
-      <w:r>
-        <w:t>si</w:t>
-      </w:r>
-      <w:proofErr w:type="spellEnd"/>
-      <w:r>
-        <w:t xml:space="preserve"> </w:t>
-      </w:r>
-      <w:proofErr w:type="spellStart"/>
-      <w:r>
-        <w:t>Securitatea</w:t>
-      </w:r>
-      <w:proofErr w:type="spellEnd"/>
-      <w:r>
-        <w:t xml:space="preserve"> la Nivel HTTP </w:t>
-      </w:r>
-    </w:p>
-    <w:p>
-      <w:pPr>
-        <w:shd w:val="clear" w:color="auto" w:fill="FFFFFF"/>
-      </w:pPr>
-      <w:proofErr w:type="spellStart"/>
-      <w:r>
-        <w:t>Mentinerea</w:t>
-      </w:r>
-      <w:proofErr w:type="spellEnd"/>
-      <w:r>
-        <w:t xml:space="preserve"> </w:t>
-      </w:r>
-      <w:proofErr w:type="spellStart"/>
-      <w:r>
-        <w:t>Starii</w:t>
-      </w:r>
-      <w:proofErr w:type="spellEnd"/>
-      <w:r>
-        <w:t xml:space="preserve"> (Stateful vs. Stateless) </w:t>
-      </w:r>
-      <w:proofErr w:type="spellStart"/>
-      <w:r>
-        <w:t>Protocolul</w:t>
-      </w:r>
-      <w:proofErr w:type="spellEnd"/>
-      <w:r>
-        <w:t xml:space="preserve"> Schnorr </w:t>
-      </w:r>
-      <w:proofErr w:type="spellStart"/>
-      <w:r>
-        <w:t>necesita</w:t>
-      </w:r>
-      <w:proofErr w:type="spellEnd"/>
-      <w:r>
-        <w:t xml:space="preserve"> </w:t>
-      </w:r>
-      <w:proofErr w:type="spellStart"/>
-      <w:r>
-        <w:t>retinerea</w:t>
-      </w:r>
-      <w:proofErr w:type="spellEnd"/>
-      <w:r>
-        <w:t xml:space="preserve"> </w:t>
-      </w:r>
-      <w:proofErr w:type="spellStart"/>
-      <w:r>
-        <w:t>unei</w:t>
-      </w:r>
-      <w:proofErr w:type="spellEnd"/>
-      <w:r>
-        <w:t xml:space="preserve"> </w:t>
-      </w:r>
-      <w:proofErr w:type="spellStart"/>
-      <w:r>
-        <w:t>stari</w:t>
-      </w:r>
-      <w:proofErr w:type="spellEnd"/>
-      <w:r>
-        <w:t xml:space="preserve"> </w:t>
-      </w:r>
-      <w:proofErr w:type="spellStart"/>
-      <w:r>
-        <w:t>temporare</w:t>
-      </w:r>
-      <w:proofErr w:type="spellEnd"/>
-      <w:r>
-        <w:t xml:space="preserve"> </w:t>
-      </w:r>
-      <w:proofErr w:type="spellStart"/>
-      <w:r>
-        <w:t>intre</w:t>
-      </w:r>
-      <w:proofErr w:type="spellEnd"/>
-      <w:r>
-        <w:t xml:space="preserve"> </w:t>
-      </w:r>
-      <w:proofErr w:type="spellStart"/>
-      <w:r>
-        <w:t>faza</w:t>
-      </w:r>
-      <w:proofErr w:type="spellEnd"/>
-      <w:r>
-        <w:t xml:space="preserve"> de </w:t>
-      </w:r>
-      <w:proofErr w:type="spellStart"/>
-      <w:r>
-        <w:t>angajament</w:t>
-      </w:r>
-      <w:proofErr w:type="spellEnd"/>
-      <w:r>
-        <w:t xml:space="preserve"> </w:t>
-      </w:r>
-      <w:proofErr w:type="spellStart"/>
-      <w:r>
-        <w:t>si</w:t>
-      </w:r>
-      <w:proofErr w:type="spellEnd"/>
-      <w:r>
-        <w:t xml:space="preserve"> </w:t>
-      </w:r>
-      <w:proofErr w:type="spellStart"/>
-      <w:r>
-        <w:t>cea</w:t>
-      </w:r>
-      <w:proofErr w:type="spellEnd"/>
-      <w:r>
-        <w:t xml:space="preserve"> de </w:t>
-      </w:r>
-      <w:proofErr w:type="spellStart"/>
-      <w:r>
-        <w:t>verificare</w:t>
-      </w:r>
-      <w:proofErr w:type="spellEnd"/>
-      <w:r>
-        <w:t xml:space="preserve">. In </w:t>
-      </w:r>
-      <w:proofErr w:type="spellStart"/>
-      <w:r>
-        <w:t>implementarile</w:t>
-      </w:r>
-      <w:proofErr w:type="spellEnd"/>
-      <w:r>
-        <w:t xml:space="preserve"> de </w:t>
-      </w:r>
-      <w:proofErr w:type="spellStart"/>
-      <w:r>
-        <w:t>referinta</w:t>
-      </w:r>
-      <w:proofErr w:type="spellEnd"/>
-      <w:r>
-        <w:t xml:space="preserve"> </w:t>
-      </w:r>
-      <w:proofErr w:type="spellStart"/>
-      <w:r>
-        <w:t>singulare</w:t>
-      </w:r>
-      <w:proofErr w:type="spellEnd"/>
-      <w:r>
-        <w:t xml:space="preserve">, </w:t>
-      </w:r>
-      <w:proofErr w:type="spellStart"/>
-      <w:r>
-        <w:t>serverul</w:t>
-      </w:r>
-      <w:proofErr w:type="spellEnd"/>
-      <w:r>
-        <w:t xml:space="preserve"> </w:t>
-      </w:r>
-      <w:proofErr w:type="spellStart"/>
-      <w:r>
-        <w:t>poate</w:t>
-      </w:r>
-      <w:proofErr w:type="spellEnd"/>
-      <w:r>
-        <w:t xml:space="preserve"> </w:t>
-      </w:r>
-      <w:proofErr w:type="spellStart"/>
-      <w:r>
-        <w:t>stoca</w:t>
-      </w:r>
-      <w:proofErr w:type="spellEnd"/>
-      <w:r>
-        <w:t xml:space="preserve"> </w:t>
-      </w:r>
-      <w:proofErr w:type="spellStart"/>
-      <w:r>
-        <w:t>valorile</w:t>
-      </w:r>
-      <w:proofErr w:type="spellEnd"/>
-      <w:r>
-        <w:t xml:space="preserve"> </w:t>
-      </w:r>
-      <w:proofErr w:type="spellStart"/>
-      <w:r>
-        <w:t>asociate</w:t>
-      </w:r>
-      <w:proofErr w:type="spellEnd"/>
-      <w:r>
-        <w:t xml:space="preserve"> </w:t>
-      </w:r>
-      <w:proofErr w:type="spellStart"/>
-      <w:r>
-        <w:t>angajamentului</w:t>
-      </w:r>
-      <w:proofErr w:type="spellEnd"/>
-      <w:r>
-        <w:t xml:space="preserve"> </w:t>
-      </w:r>
-      <w:proofErr w:type="spellStart"/>
-      <w:r>
-        <w:t>si</w:t>
-      </w:r>
-      <w:proofErr w:type="spellEnd"/>
-      <w:r>
-        <w:t xml:space="preserve"> </w:t>
-      </w:r>
-      <w:proofErr w:type="spellStart"/>
-      <w:r>
-        <w:t>provocarii</w:t>
-      </w:r>
-      <w:proofErr w:type="spellEnd"/>
-      <w:r>
-        <w:t xml:space="preserve"> in </w:t>
-      </w:r>
-      <w:proofErr w:type="spellStart"/>
-      <w:r>
-        <w:t>memoria</w:t>
-      </w:r>
-      <w:proofErr w:type="spellEnd"/>
-      <w:r>
-        <w:t xml:space="preserve"> </w:t>
-      </w:r>
-      <w:proofErr w:type="spellStart"/>
-      <w:r>
-        <w:t>volatila</w:t>
-      </w:r>
-      <w:proofErr w:type="spellEnd"/>
-      <w:r>
-        <w:t xml:space="preserve">. </w:t>
-      </w:r>
-      <w:proofErr w:type="spellStart"/>
-      <w:r>
-        <w:t>Pentru</w:t>
-      </w:r>
-      <w:proofErr w:type="spellEnd"/>
-      <w:r>
-        <w:t xml:space="preserve"> </w:t>
-      </w:r>
-      <w:proofErr w:type="spellStart"/>
-      <w:r>
-        <w:t>implementari</w:t>
-      </w:r>
-      <w:proofErr w:type="spellEnd"/>
-      <w:r>
-        <w:t xml:space="preserve"> in </w:t>
-      </w:r>
-      <w:proofErr w:type="spellStart"/>
-      <w:r>
-        <w:t>sisteme</w:t>
-      </w:r>
-      <w:proofErr w:type="spellEnd"/>
-      <w:r>
-        <w:t xml:space="preserve"> </w:t>
-      </w:r>
-      <w:proofErr w:type="spellStart"/>
-      <w:r>
-        <w:t>distribuite</w:t>
-      </w:r>
-      <w:proofErr w:type="spellEnd"/>
-      <w:r>
-        <w:t xml:space="preserve"> </w:t>
-      </w:r>
-      <w:proofErr w:type="spellStart"/>
-      <w:r>
-        <w:t>si</w:t>
-      </w:r>
-      <w:proofErr w:type="spellEnd"/>
-      <w:r>
-        <w:t xml:space="preserve"> </w:t>
-      </w:r>
-      <w:proofErr w:type="spellStart"/>
-      <w:r>
-        <w:t>scalabile</w:t>
-      </w:r>
-      <w:proofErr w:type="spellEnd"/>
-      <w:r>
-        <w:t xml:space="preserve">, se </w:t>
-      </w:r>
-      <w:proofErr w:type="spellStart"/>
-      <w:r>
-        <w:t>impune</w:t>
-      </w:r>
-      <w:proofErr w:type="spellEnd"/>
-      <w:r>
-        <w:t xml:space="preserve"> </w:t>
-      </w:r>
-      <w:proofErr w:type="spellStart"/>
-      <w:r>
-        <w:t>externalizarea</w:t>
-      </w:r>
-      <w:proofErr w:type="spellEnd"/>
-      <w:r>
-        <w:t xml:space="preserve"> </w:t>
-      </w:r>
-      <w:proofErr w:type="spellStart"/>
-      <w:r>
-        <w:t>acestei</w:t>
-      </w:r>
-      <w:proofErr w:type="spellEnd"/>
-      <w:r>
-        <w:t xml:space="preserve"> </w:t>
-      </w:r>
-      <w:proofErr w:type="spellStart"/>
-      <w:r>
-        <w:t>stari</w:t>
-      </w:r>
-      <w:proofErr w:type="spellEnd"/>
-      <w:r>
-        <w:t xml:space="preserve"> </w:t>
-      </w:r>
-      <w:proofErr w:type="spellStart"/>
-      <w:r>
-        <w:t>catre</w:t>
-      </w:r>
-      <w:proofErr w:type="spellEnd"/>
-      <w:r>
-        <w:t xml:space="preserve"> </w:t>
-      </w:r>
-      <w:proofErr w:type="spellStart"/>
-      <w:r>
-        <w:t>baze</w:t>
-      </w:r>
-      <w:proofErr w:type="spellEnd"/>
-      <w:r>
-        <w:t xml:space="preserve"> de date in </w:t>
-      </w:r>
-      <w:proofErr w:type="spellStart"/>
-      <w:r>
-        <w:t>memorie</w:t>
-      </w:r>
-      <w:proofErr w:type="spellEnd"/>
-      <w:r>
-        <w:t xml:space="preserve">, cu </w:t>
-      </w:r>
-      <w:proofErr w:type="spellStart"/>
-      <w:r>
-        <w:t>timp</w:t>
-      </w:r>
-      <w:proofErr w:type="spellEnd"/>
-      <w:r>
-        <w:t xml:space="preserve"> </w:t>
-      </w:r>
-      <w:proofErr w:type="spellStart"/>
-      <w:r>
-        <w:t>scurt</w:t>
-      </w:r>
-      <w:proofErr w:type="spellEnd"/>
-      <w:r>
-        <w:t xml:space="preserve"> de </w:t>
-      </w:r>
-      <w:proofErr w:type="spellStart"/>
-      <w:r>
-        <w:t>retinere</w:t>
-      </w:r>
-      <w:proofErr w:type="spellEnd"/>
-      <w:r>
-        <w:t xml:space="preserve">, </w:t>
-      </w:r>
-      <w:proofErr w:type="spellStart"/>
-      <w:r>
-        <w:t>sau</w:t>
-      </w:r>
-      <w:proofErr w:type="spellEnd"/>
-      <w:r>
-        <w:t xml:space="preserve"> </w:t>
-      </w:r>
-      <w:proofErr w:type="spellStart"/>
-      <w:r>
-        <w:t>utilizarea</w:t>
-      </w:r>
-      <w:proofErr w:type="spellEnd"/>
-      <w:r>
-        <w:t xml:space="preserve"> </w:t>
-      </w:r>
-      <w:proofErr w:type="spellStart"/>
-      <w:r>
-        <w:t>unor</w:t>
-      </w:r>
-      <w:proofErr w:type="spellEnd"/>
-      <w:r>
-        <w:t xml:space="preserve"> </w:t>
-      </w:r>
-      <w:proofErr w:type="spellStart"/>
-      <w:r>
-        <w:t>mecanisme</w:t>
-      </w:r>
-      <w:proofErr w:type="spellEnd"/>
-      <w:r>
-        <w:t xml:space="preserve"> de </w:t>
-      </w:r>
-      <w:proofErr w:type="spellStart"/>
-      <w:r>
-        <w:t>directionare</w:t>
-      </w:r>
-      <w:proofErr w:type="spellEnd"/>
-      <w:r>
-        <w:t xml:space="preserve"> </w:t>
-      </w:r>
-      <w:proofErr w:type="spellStart"/>
-      <w:r>
-        <w:t>persistenta</w:t>
-      </w:r>
-      <w:proofErr w:type="spellEnd"/>
-      <w:r>
-        <w:t xml:space="preserve"> a </w:t>
-      </w:r>
-      <w:proofErr w:type="spellStart"/>
-      <w:r>
-        <w:t>sesiunilor</w:t>
-      </w:r>
-      <w:proofErr w:type="spellEnd"/>
-      <w:r>
-        <w:t xml:space="preserve"> </w:t>
-      </w:r>
-      <w:proofErr w:type="spellStart"/>
-      <w:r>
-        <w:t>catre</w:t>
-      </w:r>
-      <w:proofErr w:type="spellEnd"/>
-      <w:r>
-        <w:t xml:space="preserve"> </w:t>
-      </w:r>
-      <w:proofErr w:type="spellStart"/>
-      <w:r>
-        <w:t>acelasi</w:t>
-      </w:r>
-      <w:proofErr w:type="spellEnd"/>
-      <w:r>
-        <w:t xml:space="preserve"> nod. </w:t>
-      </w:r>
-    </w:p>
-    <w:p>
-      <w:pPr>
-        <w:shd w:val="clear" w:color="auto" w:fill="FFFFFF"/>
-      </w:pPr>
-      <w:proofErr w:type="spellStart"/>
-      <w:r>
-        <w:t>Politici</w:t>
-      </w:r>
-      <w:proofErr w:type="spellEnd"/>
-      <w:r>
-        <w:t xml:space="preserve"> de </w:t>
-      </w:r>
-      <w:proofErr w:type="spellStart"/>
-      <w:r>
-        <w:t>Partajare</w:t>
-      </w:r>
-      <w:proofErr w:type="spellEnd"/>
-      <w:r>
-        <w:t xml:space="preserve"> a </w:t>
-      </w:r>
-      <w:proofErr w:type="spellStart"/>
-      <w:r>
-        <w:t>Resurselor</w:t>
-      </w:r>
-      <w:proofErr w:type="spellEnd"/>
-      <w:r>
-        <w:t xml:space="preserve"> (CORS) In </w:t>
-      </w:r>
-      <w:proofErr w:type="spellStart"/>
-      <w:r>
-        <w:t>scenariile</w:t>
-      </w:r>
-      <w:proofErr w:type="spellEnd"/>
-      <w:r>
-        <w:t xml:space="preserve"> </w:t>
-      </w:r>
-      <w:proofErr w:type="spellStart"/>
-      <w:r>
-        <w:t>arhitecturale</w:t>
-      </w:r>
-      <w:proofErr w:type="spellEnd"/>
-      <w:r>
-        <w:t xml:space="preserve"> in care </w:t>
-      </w:r>
-      <w:proofErr w:type="spellStart"/>
-      <w:r>
-        <w:t>aplicatia</w:t>
-      </w:r>
-      <w:proofErr w:type="spellEnd"/>
-      <w:r>
-        <w:t xml:space="preserve"> client </w:t>
-      </w:r>
-      <w:proofErr w:type="spellStart"/>
-      <w:r>
-        <w:t>si</w:t>
-      </w:r>
-      <w:proofErr w:type="spellEnd"/>
-      <w:r>
-        <w:t xml:space="preserve"> </w:t>
-      </w:r>
-      <w:proofErr w:type="spellStart"/>
-      <w:r>
-        <w:t>componenta</w:t>
-      </w:r>
-      <w:proofErr w:type="spellEnd"/>
-      <w:r>
-        <w:t xml:space="preserve"> server sunt </w:t>
-      </w:r>
-      <w:proofErr w:type="spellStart"/>
-      <w:r>
-        <w:t>gazduite</w:t>
-      </w:r>
-      <w:proofErr w:type="spellEnd"/>
-      <w:r>
-        <w:t xml:space="preserve"> pe </w:t>
-      </w:r>
-      <w:proofErr w:type="spellStart"/>
-      <w:r>
-        <w:t>origini</w:t>
-      </w:r>
-      <w:proofErr w:type="spellEnd"/>
-      <w:r>
-        <w:t xml:space="preserve"> </w:t>
-      </w:r>
-      <w:proofErr w:type="spellStart"/>
-      <w:r>
-        <w:t>diferite</w:t>
-      </w:r>
-      <w:proofErr w:type="spellEnd"/>
-      <w:r>
-        <w:t xml:space="preserve">, </w:t>
-      </w:r>
-      <w:proofErr w:type="spellStart"/>
-      <w:r>
-        <w:t>serverul</w:t>
-      </w:r>
-      <w:proofErr w:type="spellEnd"/>
-      <w:r>
-        <w:t xml:space="preserve"> </w:t>
-      </w:r>
-      <w:proofErr w:type="spellStart"/>
-      <w:r>
-        <w:t>trebuie</w:t>
-      </w:r>
-      <w:proofErr w:type="spellEnd"/>
-      <w:r>
-        <w:t xml:space="preserve"> </w:t>
-      </w:r>
-      <w:proofErr w:type="spellStart"/>
-      <w:r>
-        <w:t>sa</w:t>
-      </w:r>
-      <w:proofErr w:type="spellEnd"/>
-      <w:r>
-        <w:t xml:space="preserve"> </w:t>
-      </w:r>
-      <w:proofErr w:type="spellStart"/>
-      <w:r>
-        <w:t>implementeze</w:t>
-      </w:r>
-      <w:proofErr w:type="spellEnd"/>
-      <w:r>
-        <w:t xml:space="preserve"> </w:t>
-      </w:r>
-      <w:proofErr w:type="spellStart"/>
-      <w:r>
-        <w:t>restrictii</w:t>
-      </w:r>
-      <w:proofErr w:type="spellEnd"/>
-      <w:r>
-        <w:t xml:space="preserve"> </w:t>
-      </w:r>
-      <w:proofErr w:type="spellStart"/>
-      <w:r>
-        <w:t>si</w:t>
-      </w:r>
-      <w:proofErr w:type="spellEnd"/>
-      <w:r>
-        <w:t xml:space="preserve"> </w:t>
-      </w:r>
-      <w:proofErr w:type="spellStart"/>
-      <w:r>
-        <w:t>permisiuni</w:t>
-      </w:r>
-      <w:proofErr w:type="spellEnd"/>
-      <w:r>
-        <w:t xml:space="preserve"> Cross-Origin Resource Sharing (CORS) </w:t>
-      </w:r>
-      <w:proofErr w:type="spellStart"/>
-      <w:r>
-        <w:t>explicite</w:t>
-      </w:r>
-      <w:proofErr w:type="spellEnd"/>
-      <w:r>
-        <w:t xml:space="preserve">. </w:t>
-      </w:r>
-      <w:proofErr w:type="spellStart"/>
-      <w:r>
-        <w:t>Acestea</w:t>
-      </w:r>
-      <w:proofErr w:type="spellEnd"/>
-      <w:r>
-        <w:t xml:space="preserve"> </w:t>
-      </w:r>
-      <w:proofErr w:type="spellStart"/>
-      <w:r>
-        <w:t>asigura</w:t>
-      </w:r>
-      <w:proofErr w:type="spellEnd"/>
-      <w:r>
-        <w:t xml:space="preserve"> </w:t>
-      </w:r>
-      <w:proofErr w:type="spellStart"/>
-      <w:r>
-        <w:t>functionalitatea</w:t>
-      </w:r>
-      <w:proofErr w:type="spellEnd"/>
-      <w:r>
-        <w:t xml:space="preserve"> </w:t>
-      </w:r>
-      <w:proofErr w:type="spellStart"/>
-      <w:r>
-        <w:t>cererilor</w:t>
-      </w:r>
-      <w:proofErr w:type="spellEnd"/>
-      <w:r>
-        <w:t xml:space="preserve"> preflight </w:t>
-      </w:r>
-      <w:proofErr w:type="spellStart"/>
-      <w:r>
-        <w:t>si</w:t>
-      </w:r>
-      <w:proofErr w:type="spellEnd"/>
-      <w:r>
-        <w:t xml:space="preserve"> permit </w:t>
-      </w:r>
-      <w:proofErr w:type="spellStart"/>
-      <w:r>
-        <w:t>clientilor</w:t>
-      </w:r>
-      <w:proofErr w:type="spellEnd"/>
-      <w:r>
-        <w:t xml:space="preserve"> </w:t>
-      </w:r>
-      <w:proofErr w:type="spellStart"/>
-      <w:r>
-        <w:t>sa</w:t>
-      </w:r>
-      <w:proofErr w:type="spellEnd"/>
-      <w:r>
-        <w:t xml:space="preserve"> </w:t>
-      </w:r>
-      <w:proofErr w:type="spellStart"/>
-      <w:r>
-        <w:t>interactioneze</w:t>
-      </w:r>
-      <w:proofErr w:type="spellEnd"/>
-      <w:r>
-        <w:t xml:space="preserve"> </w:t>
-      </w:r>
-      <w:proofErr w:type="spellStart"/>
-      <w:r>
-        <w:t>programatic</w:t>
-      </w:r>
-      <w:proofErr w:type="spellEnd"/>
-      <w:r>
-        <w:t xml:space="preserve"> cu </w:t>
-      </w:r>
-      <w:proofErr w:type="spellStart"/>
-      <w:r>
-        <w:t>punctele</w:t>
-      </w:r>
-      <w:proofErr w:type="spellEnd"/>
-      <w:r>
-        <w:t xml:space="preserve"> </w:t>
-      </w:r>
-      <w:proofErr w:type="spellStart"/>
-      <w:r>
-        <w:t>terminale</w:t>
-      </w:r>
-      <w:proofErr w:type="spellEnd"/>
-      <w:r>
-        <w:t xml:space="preserve"> de </w:t>
-      </w:r>
-      <w:proofErr w:type="spellStart"/>
-      <w:r>
-        <w:t>autentificare</w:t>
-      </w:r>
-      <w:proofErr w:type="spellEnd"/>
-      <w:r>
-        <w:t xml:space="preserve">. </w:t>
-      </w:r>
-    </w:p>
-    <w:p>
-      <w:pPr>
-        <w:shd w:val="clear" w:color="auto" w:fill="FFFFFF"/>
-      </w:pPr>
-      <w:proofErr w:type="spellStart"/>
-      <w:r>
-        <w:t>Gestionarea</w:t>
-      </w:r>
-      <w:proofErr w:type="spellEnd"/>
-      <w:r>
-        <w:t xml:space="preserve"> token-</w:t>
-      </w:r>
-      <w:proofErr w:type="spellStart"/>
-      <w:r>
-        <w:t>urilor</w:t>
-      </w:r>
-      <w:proofErr w:type="spellEnd"/>
-      <w:r>
-        <w:t xml:space="preserve"> la </w:t>
-      </w:r>
-      <w:proofErr w:type="spellStart"/>
-      <w:r>
-        <w:t>Nivelul</w:t>
-      </w:r>
-      <w:proofErr w:type="spellEnd"/>
-      <w:r>
-        <w:t xml:space="preserve"> </w:t>
-      </w:r>
-      <w:proofErr w:type="spellStart"/>
-      <w:r>
-        <w:t>Clientului</w:t>
-      </w:r>
-      <w:proofErr w:type="spellEnd"/>
-      <w:r>
-        <w:t xml:space="preserve"> se </w:t>
-      </w:r>
-      <w:proofErr w:type="spellStart"/>
-      <w:r>
-        <w:t>recomanda</w:t>
-      </w:r>
-      <w:proofErr w:type="spellEnd"/>
-      <w:r>
-        <w:t xml:space="preserve"> </w:t>
-      </w:r>
-      <w:proofErr w:type="spellStart"/>
-      <w:r>
-        <w:t>evitarea</w:t>
-      </w:r>
-      <w:proofErr w:type="spellEnd"/>
-      <w:r>
-        <w:t xml:space="preserve"> </w:t>
-      </w:r>
-      <w:proofErr w:type="spellStart"/>
-      <w:r>
-        <w:t>stocarii</w:t>
-      </w:r>
-      <w:proofErr w:type="spellEnd"/>
-      <w:r>
-        <w:t xml:space="preserve"> </w:t>
-      </w:r>
-      <w:proofErr w:type="spellStart"/>
-      <w:r>
-        <w:t>jetonului</w:t>
-      </w:r>
-      <w:proofErr w:type="spellEnd"/>
-      <w:r>
-        <w:t xml:space="preserve"> de </w:t>
-      </w:r>
-      <w:proofErr w:type="spellStart"/>
-      <w:r>
-        <w:t>acces</w:t>
-      </w:r>
-      <w:proofErr w:type="spellEnd"/>
-      <w:r>
-        <w:t xml:space="preserve"> in </w:t>
-      </w:r>
-      <w:proofErr w:type="spellStart"/>
-      <w:r>
-        <w:t>mecanisme</w:t>
-      </w:r>
-      <w:proofErr w:type="spellEnd"/>
-      <w:r>
-        <w:t xml:space="preserve"> de </w:t>
-      </w:r>
-      <w:proofErr w:type="spellStart"/>
-      <w:r>
-        <w:t>stocare</w:t>
-      </w:r>
-      <w:proofErr w:type="spellEnd"/>
-      <w:r>
-        <w:t xml:space="preserve"> </w:t>
-      </w:r>
-      <w:proofErr w:type="spellStart"/>
-      <w:r>
-        <w:t>persistenta</w:t>
-      </w:r>
-      <w:proofErr w:type="spellEnd"/>
-      <w:r>
-        <w:t xml:space="preserve"> </w:t>
-      </w:r>
-      <w:proofErr w:type="spellStart"/>
-      <w:r>
-        <w:t>accesibile</w:t>
-      </w:r>
-      <w:proofErr w:type="spellEnd"/>
-      <w:r>
-        <w:t xml:space="preserve"> </w:t>
-      </w:r>
-      <w:proofErr w:type="spellStart"/>
-      <w:r>
-        <w:t>prin</w:t>
-      </w:r>
-      <w:proofErr w:type="spellEnd"/>
-      <w:r>
-        <w:t xml:space="preserve"> </w:t>
-      </w:r>
-      <w:proofErr w:type="spellStart"/>
-      <w:r>
-        <w:t>scripturi</w:t>
-      </w:r>
-      <w:proofErr w:type="spellEnd"/>
-      <w:r>
-        <w:t xml:space="preserve">, cum </w:t>
-      </w:r>
-      <w:proofErr w:type="spellStart"/>
-      <w:r>
-        <w:t>ar</w:t>
-      </w:r>
-      <w:proofErr w:type="spellEnd"/>
-      <w:r>
-        <w:t xml:space="preserve"> fi </w:t>
-      </w:r>
-      <w:proofErr w:type="spellStart"/>
-      <w:r>
-        <w:t>localStorage</w:t>
-      </w:r>
-      <w:proofErr w:type="spellEnd"/>
-      <w:r>
-        <w:t xml:space="preserve">, </w:t>
-      </w:r>
-      <w:proofErr w:type="spellStart"/>
-      <w:r>
-        <w:t>pentru</w:t>
-      </w:r>
-      <w:proofErr w:type="spellEnd"/>
-      <w:r>
-        <w:t xml:space="preserve"> a </w:t>
-      </w:r>
-      <w:proofErr w:type="spellStart"/>
-      <w:r>
-        <w:t>diminua</w:t>
-      </w:r>
-      <w:proofErr w:type="spellEnd"/>
-      <w:r>
-        <w:t xml:space="preserve"> </w:t>
-      </w:r>
-      <w:proofErr w:type="spellStart"/>
-      <w:r>
-        <w:t>suprafata</w:t>
-      </w:r>
-      <w:proofErr w:type="spellEnd"/>
-      <w:r>
-        <w:t xml:space="preserve"> de </w:t>
-      </w:r>
-      <w:proofErr w:type="spellStart"/>
-      <w:r>
-        <w:t>atac</w:t>
-      </w:r>
-      <w:proofErr w:type="spellEnd"/>
-      <w:r>
-        <w:t xml:space="preserve"> in </w:t>
-      </w:r>
-      <w:proofErr w:type="spellStart"/>
-      <w:r>
-        <w:t>cazul</w:t>
-      </w:r>
-      <w:proofErr w:type="spellEnd"/>
-      <w:r>
-        <w:t xml:space="preserve"> </w:t>
-      </w:r>
-      <w:proofErr w:type="spellStart"/>
-      <w:r>
-        <w:t>vulnerabilitatilor</w:t>
-      </w:r>
-      <w:proofErr w:type="spellEnd"/>
-      <w:r>
-        <w:t xml:space="preserve"> Cross-Site Scripting (XSS). O </w:t>
-      </w:r>
-      <w:proofErr w:type="spellStart"/>
-      <w:r>
-        <w:t>abordare</w:t>
-      </w:r>
-      <w:proofErr w:type="spellEnd"/>
-      <w:r>
-        <w:t xml:space="preserve"> </w:t>
-      </w:r>
-      <w:proofErr w:type="spellStart"/>
-      <w:r>
-        <w:t>superioara</w:t>
-      </w:r>
-      <w:proofErr w:type="spellEnd"/>
-      <w:r>
-        <w:t xml:space="preserve"> din </w:t>
-      </w:r>
-      <w:proofErr w:type="spellStart"/>
-      <w:r>
-        <w:t>punct</w:t>
-      </w:r>
-      <w:proofErr w:type="spellEnd"/>
-      <w:r>
-        <w:t xml:space="preserve"> de </w:t>
-      </w:r>
-      <w:proofErr w:type="spellStart"/>
-      <w:r>
-        <w:t>vedere</w:t>
-      </w:r>
-      <w:proofErr w:type="spellEnd"/>
-      <w:r>
-        <w:t xml:space="preserve"> al </w:t>
-      </w:r>
-      <w:proofErr w:type="spellStart"/>
-      <w:r>
-        <w:t>securitatii</w:t>
-      </w:r>
-      <w:proofErr w:type="spellEnd"/>
-      <w:r>
-        <w:t xml:space="preserve"> </w:t>
-      </w:r>
-      <w:proofErr w:type="spellStart"/>
-      <w:r>
-        <w:t>este</w:t>
-      </w:r>
-      <w:proofErr w:type="spellEnd"/>
-      <w:r>
-        <w:t xml:space="preserve"> </w:t>
-      </w:r>
-      <w:proofErr w:type="spellStart"/>
-      <w:r>
-        <w:t>incapsularea</w:t>
-      </w:r>
-      <w:proofErr w:type="spellEnd"/>
-      <w:r>
-        <w:t xml:space="preserve"> </w:t>
-      </w:r>
-      <w:proofErr w:type="spellStart"/>
-      <w:r>
-        <w:t>jetonului</w:t>
-      </w:r>
-      <w:proofErr w:type="spellEnd"/>
-      <w:r>
-        <w:t xml:space="preserve"> in cookie-</w:t>
-      </w:r>
-      <w:proofErr w:type="spellStart"/>
-      <w:r>
-        <w:t>uri</w:t>
-      </w:r>
-      <w:proofErr w:type="spellEnd"/>
-      <w:r>
-        <w:t xml:space="preserve"> </w:t>
-      </w:r>
-      <w:proofErr w:type="spellStart"/>
-      <w:r>
-        <w:t>gestionate</w:t>
-      </w:r>
-      <w:proofErr w:type="spellEnd"/>
-      <w:r>
-        <w:t xml:space="preserve"> </w:t>
-      </w:r>
-      <w:proofErr w:type="spellStart"/>
-      <w:r>
-        <w:t>exclusiv</w:t>
-      </w:r>
-      <w:proofErr w:type="spellEnd"/>
-      <w:r>
-        <w:t xml:space="preserve"> de browser, configurate strict cu </w:t>
-      </w:r>
-      <w:proofErr w:type="spellStart"/>
-      <w:r>
-        <w:t>atributele</w:t>
-      </w:r>
-      <w:proofErr w:type="spellEnd"/>
-      <w:r>
-        <w:t xml:space="preserve"> </w:t>
-      </w:r>
-      <w:proofErr w:type="spellStart"/>
-      <w:r>
-        <w:t>HttpOnly</w:t>
-      </w:r>
-      <w:proofErr w:type="spellEnd"/>
-      <w:r>
-        <w:t xml:space="preserve">, Secure </w:t>
-      </w:r>
-      <w:proofErr w:type="spellStart"/>
-      <w:r>
-        <w:t>si</w:t>
-      </w:r>
-      <w:proofErr w:type="spellEnd"/>
-      <w:r>
-        <w:t xml:space="preserve"> o </w:t>
-      </w:r>
-      <w:proofErr w:type="spellStart"/>
-      <w:r>
-        <w:t>politica</w:t>
-      </w:r>
-      <w:proofErr w:type="spellEnd"/>
-      <w:r>
-        <w:t xml:space="preserve"> </w:t>
-      </w:r>
-      <w:proofErr w:type="spellStart"/>
-      <w:r>
-        <w:t>SameSite</w:t>
-      </w:r>
-      <w:proofErr w:type="spellEnd"/>
-      <w:r>
-        <w:t xml:space="preserve"> </w:t>
-      </w:r>
-      <w:proofErr w:type="spellStart"/>
-      <w:r>
-        <w:t>limitativa</w:t>
-      </w:r>
-      <w:proofErr w:type="spellEnd"/>
-      <w:r>
-        <w:t xml:space="preserve">. </w:t>
-      </w:r>
-    </w:p>
-    <w:p>
-      <w:pPr>
-        <w:shd w:val="clear" w:color="auto" w:fill="FFFFFF"/>
-      </w:pPr>
-      <w:r>
-        <w:t xml:space="preserve"> </w:t>
-      </w:r>
-    </w:p>
-    <w:p>
-      <w:pPr>
-        <w:shd w:val="clear" w:color="auto" w:fill="FFFFFF"/>
-      </w:pPr>
-      <w:r>
-        <w:t xml:space="preserve">  </w:t>
-      </w:r>
-    </w:p>
-    <w:p>
-      <w:pPr>
-        <w:shd w:val="clear" w:color="auto" w:fill="FFFFFF"/>
-      </w:pPr>
-      <w:r>
-        <w:t xml:space="preserve">5.4. </w:t>
-      </w:r>
-      <w:proofErr w:type="spellStart"/>
-      <w:r>
-        <w:t>Definirea</w:t>
-      </w:r>
-      <w:proofErr w:type="spellEnd"/>
-      <w:r>
-        <w:t xml:space="preserve"> </w:t>
-      </w:r>
-      <w:proofErr w:type="spellStart"/>
-      <w:r>
-        <w:t>Protocolului</w:t>
-      </w:r>
-      <w:proofErr w:type="spellEnd"/>
-      <w:r>
-        <w:t xml:space="preserve"> </w:t>
-      </w:r>
-      <w:proofErr w:type="spellStart"/>
-      <w:r>
-        <w:t>în</w:t>
-      </w:r>
-      <w:proofErr w:type="spellEnd"/>
-      <w:r>
-        <w:t xml:space="preserve"> </w:t>
-      </w:r>
-      <w:proofErr w:type="spellStart"/>
-      <w:r>
-        <w:t>Notație</w:t>
-      </w:r>
-      <w:proofErr w:type="spellEnd"/>
-      <w:r>
-        <w:t xml:space="preserve"> ABNF </w:t>
-      </w:r>
-    </w:p>
-    <w:p>
-      <w:pPr>
-        <w:shd w:val="clear" w:color="auto" w:fill="FFFFFF"/>
-      </w:pPr>
-      <w:proofErr w:type="spellStart"/>
-      <w:r>
-        <w:t>Pentru</w:t>
-      </w:r>
-      <w:proofErr w:type="spellEnd"/>
-      <w:r>
-        <w:t xml:space="preserve"> a </w:t>
-      </w:r>
-      <w:proofErr w:type="spellStart"/>
-      <w:r>
-        <w:t>asigura</w:t>
-      </w:r>
-      <w:proofErr w:type="spellEnd"/>
-      <w:r>
-        <w:t xml:space="preserve"> </w:t>
-      </w:r>
-      <w:proofErr w:type="spellStart"/>
-      <w:r>
-        <w:t>interoperabilitatea</w:t>
-      </w:r>
-      <w:proofErr w:type="spellEnd"/>
-      <w:r>
-        <w:t xml:space="preserve">, </w:t>
-      </w:r>
-      <w:proofErr w:type="spellStart"/>
-      <w:r>
-        <w:t>mesajele</w:t>
-      </w:r>
-      <w:proofErr w:type="spellEnd"/>
-      <w:r>
-        <w:t xml:space="preserve"> </w:t>
-      </w:r>
-      <w:proofErr w:type="spellStart"/>
-      <w:r>
-        <w:t>schimbate</w:t>
-      </w:r>
-      <w:proofErr w:type="spellEnd"/>
-      <w:r>
-        <w:t xml:space="preserve"> </w:t>
-      </w:r>
-      <w:proofErr w:type="spellStart"/>
-      <w:r>
-        <w:t>între</w:t>
-      </w:r>
-      <w:proofErr w:type="spellEnd"/>
-      <w:r>
-        <w:t xml:space="preserve"> Client (Prover) </w:t>
-      </w:r>
-      <w:proofErr w:type="spellStart"/>
-      <w:r>
-        <w:t>și</w:t>
-      </w:r>
-      <w:proofErr w:type="spellEnd"/>
-      <w:r>
-        <w:t xml:space="preserve"> Server (Verifier) </w:t>
-      </w:r>
-      <w:proofErr w:type="spellStart"/>
-      <w:r>
-        <w:t>trebuie</w:t>
-      </w:r>
-      <w:proofErr w:type="spellEnd"/>
-      <w:r>
-        <w:t xml:space="preserve"> </w:t>
-      </w:r>
-      <w:proofErr w:type="spellStart"/>
-      <w:r>
-        <w:t>să</w:t>
-      </w:r>
-      <w:proofErr w:type="spellEnd"/>
-      <w:r>
-        <w:t xml:space="preserve"> </w:t>
-      </w:r>
-      <w:proofErr w:type="spellStart"/>
-      <w:r>
-        <w:t>respecte</w:t>
-      </w:r>
-      <w:proofErr w:type="spellEnd"/>
-      <w:r>
-        <w:t xml:space="preserve"> </w:t>
-      </w:r>
-      <w:proofErr w:type="spellStart"/>
-      <w:r>
-        <w:t>următoarea</w:t>
-      </w:r>
-      <w:proofErr w:type="spellEnd"/>
-      <w:r>
-        <w:t xml:space="preserve"> </w:t>
-      </w:r>
-      <w:proofErr w:type="spellStart"/>
-      <w:r>
-        <w:t>structură</w:t>
-      </w:r>
-      <w:proofErr w:type="spellEnd"/>
-      <w:r>
-        <w:t xml:space="preserve"> de </w:t>
-      </w:r>
-      <w:proofErr w:type="spellStart"/>
-      <w:r>
-        <w:t>date.A</w:t>
-      </w:r>
-      <w:proofErr w:type="spellEnd"/>
-      <w:r>
-        <w:t xml:space="preserve">. </w:t>
-      </w:r>
-      <w:proofErr w:type="spellStart"/>
-      <w:r>
-        <w:t>Parametrii</w:t>
-      </w:r>
-      <w:proofErr w:type="spellEnd"/>
-      <w:r>
-        <w:t xml:space="preserve"> de </w:t>
-      </w:r>
-      <w:proofErr w:type="spellStart"/>
-      <w:r>
-        <w:t>Identitate</w:t>
-      </w:r>
-      <w:proofErr w:type="spellEnd"/>
-      <w:r>
-        <w:t xml:space="preserve"> </w:t>
-      </w:r>
-      <w:proofErr w:type="spellStart"/>
-      <w:r>
-        <w:t>și</w:t>
-      </w:r>
-      <w:proofErr w:type="spellEnd"/>
-      <w:r>
-        <w:t xml:space="preserve"> </w:t>
-      </w:r>
-      <w:proofErr w:type="spellStart"/>
-      <w:r>
-        <w:t>ZKPValorile</w:t>
-      </w:r>
-      <w:proofErr w:type="spellEnd"/>
-      <w:r>
-        <w:t xml:space="preserve"> </w:t>
-      </w:r>
-      <w:proofErr w:type="spellStart"/>
-      <w:r>
-        <w:t>numerice</w:t>
-      </w:r>
-      <w:proofErr w:type="spellEnd"/>
-      <w:r>
-        <w:t xml:space="preserve"> </w:t>
-      </w:r>
-      <w:proofErr w:type="spellStart"/>
-      <w:r>
-        <w:t>rezultate</w:t>
-      </w:r>
-      <w:proofErr w:type="spellEnd"/>
-      <w:r>
-        <w:t xml:space="preserve"> din </w:t>
-      </w:r>
-      <w:proofErr w:type="spellStart"/>
-      <w:r>
-        <w:t>calculele</w:t>
-      </w:r>
-      <w:proofErr w:type="spellEnd"/>
-      <w:r>
-        <w:t xml:space="preserve"> Schnorr (</w:t>
-      </w:r>
-      <w:proofErr w:type="spellStart"/>
-      <w:r>
-        <w:t>peste</w:t>
-      </w:r>
-      <w:proofErr w:type="spellEnd"/>
-      <w:r>
-        <w:t xml:space="preserve"> </w:t>
-      </w:r>
-      <w:proofErr w:type="spellStart"/>
-      <w:r>
-        <w:t>grupul</w:t>
-      </w:r>
-      <w:proofErr w:type="spellEnd"/>
-      <w:r>
-        <w:t xml:space="preserve"> </w:t>
-      </w:r>
-      <w:proofErr w:type="spellStart"/>
-      <w:r>
-        <w:t>Zp</w:t>
-      </w:r>
-      <w:proofErr w:type="spellEnd"/>
-      <w:r>
-        <w:t xml:space="preserve">) sunt </w:t>
-      </w:r>
-      <w:proofErr w:type="spellStart"/>
-      <w:r>
-        <w:t>reprezentate</w:t>
-      </w:r>
-      <w:proofErr w:type="spellEnd"/>
-      <w:r>
-        <w:t xml:space="preserve"> ca </w:t>
-      </w:r>
-      <w:proofErr w:type="spellStart"/>
-      <w:r>
-        <w:t>șiruri</w:t>
-      </w:r>
-      <w:proofErr w:type="spellEnd"/>
-      <w:r>
-        <w:t xml:space="preserve"> de </w:t>
-      </w:r>
-      <w:proofErr w:type="spellStart"/>
-      <w:r>
-        <w:t>caractere</w:t>
-      </w:r>
-      <w:proofErr w:type="spellEnd"/>
-      <w:r>
-        <w:t xml:space="preserve"> </w:t>
-      </w:r>
-      <w:proofErr w:type="spellStart"/>
-      <w:r>
-        <w:t>hexazecimale</w:t>
-      </w:r>
-      <w:proofErr w:type="spellEnd"/>
-      <w:r>
-        <w:t xml:space="preserve"> </w:t>
-      </w:r>
-      <w:proofErr w:type="spellStart"/>
-      <w:r>
-        <w:t>sau</w:t>
-      </w:r>
-      <w:proofErr w:type="spellEnd"/>
-      <w:r>
-        <w:t xml:space="preserve"> </w:t>
-      </w:r>
-      <w:proofErr w:type="spellStart"/>
-      <w:r>
-        <w:t>întregi</w:t>
-      </w:r>
-      <w:proofErr w:type="spellEnd"/>
-      <w:r>
-        <w:t xml:space="preserve"> </w:t>
-      </w:r>
-      <w:proofErr w:type="spellStart"/>
-      <w:r>
-        <w:t>mari</w:t>
-      </w:r>
-      <w:proofErr w:type="spellEnd"/>
-      <w:r>
-        <w:t xml:space="preserve"> </w:t>
-      </w:r>
-      <w:proofErr w:type="spellStart"/>
-      <w:r>
-        <w:t>în</w:t>
-      </w:r>
-      <w:proofErr w:type="spellEnd"/>
-      <w:r>
-        <w:t xml:space="preserve"> format JSON. </w:t>
-      </w:r>
-    </w:p>
-    <w:p>
-      <w:pPr>
-        <w:shd w:val="clear" w:color="auto" w:fill="FFFFFF"/>
-      </w:pPr>
-      <w:r>
-        <w:t xml:space="preserve"> </w:t>
-      </w:r>
-    </w:p>
-    <w:p>
-      <w:pPr>
-        <w:shd w:val="clear" w:color="auto" w:fill="FFFFFF"/>
-      </w:pPr>
-      <w:proofErr w:type="spellStart"/>
-      <w:r>
-        <w:t>Definiții</w:t>
-      </w:r>
-      <w:proofErr w:type="spellEnd"/>
-      <w:r>
-        <w:t xml:space="preserve"> de </w:t>
-      </w:r>
-      <w:proofErr w:type="spellStart"/>
-      <w:r>
-        <w:t>bază</w:t>
-      </w:r>
-      <w:proofErr w:type="spellEnd"/>
-      <w:r>
-        <w:t xml:space="preserve"> </w:t>
-      </w:r>
-    </w:p>
-    <w:p>
-      <w:pPr>
-        <w:shd w:val="clear" w:color="auto" w:fill="FFFFFF"/>
-      </w:pPr>
-      <w:r>
-        <w:t>client-</w:t>
-      </w:r>
-      <w:proofErr w:type="gramStart"/>
-      <w:r>
-        <w:t xml:space="preserve">id  </w:t>
-      </w:r>
-      <w:r>
-        <w:tab/>
-      </w:r>
-      <w:proofErr w:type="gramEnd"/>
-      <w:r>
-        <w:t xml:space="preserve">= 1*( ALPHA / DIGIT / "-" / "_" ) </w:t>
-      </w:r>
-    </w:p>
-    <w:p>
-      <w:pPr>
-        <w:shd w:val="clear" w:color="auto" w:fill="FFFFFF"/>
-      </w:pPr>
+        <w:t>" ":" q-string "," "</w:t>
+      </w:r>
+      <w:proofErr w:type="spellStart"/>
+      <w:r>
+        <w:t>secret_y</w:t>
+      </w:r>
+      <w:proofErr w:type="spellEnd"/>
+      <w:r>
+        <w:t xml:space="preserve">" ":" </w:t>
+      </w:r>
       <w:proofErr w:type="spellStart"/>
       <w:r>
         <w:t>schnorr</w:t>
       </w:r>
       <w:proofErr w:type="spellEnd"/>
       <w:r>
-        <w:t>-</w:t>
-      </w:r>
-      <w:proofErr w:type="gramStart"/>
-      <w:r>
-        <w:t>value  =</w:t>
-      </w:r>
-      <w:proofErr w:type="gramEnd"/>
-      <w:r>
-        <w:t xml:space="preserve"> 1*DIGIT ; </w:t>
-      </w:r>
-      <w:proofErr w:type="spellStart"/>
-      <w:r>
-        <w:t>Reprezentarea</w:t>
-      </w:r>
-      <w:proofErr w:type="spellEnd"/>
-      <w:r>
-        <w:t xml:space="preserve"> </w:t>
-      </w:r>
-      <w:proofErr w:type="spellStart"/>
-      <w:r>
-        <w:t>întreagă</w:t>
-      </w:r>
-      <w:proofErr w:type="spellEnd"/>
-      <w:r>
-        <w:t xml:space="preserve"> a </w:t>
-      </w:r>
-      <w:proofErr w:type="spellStart"/>
-      <w:r>
-        <w:t>valorilor</w:t>
-      </w:r>
-      <w:proofErr w:type="spellEnd"/>
-      <w:r>
-        <w:t xml:space="preserve"> (</w:t>
-      </w:r>
-      <w:proofErr w:type="spellStart"/>
-      <w:r>
-        <w:t>g^x</w:t>
-      </w:r>
-      <w:proofErr w:type="spellEnd"/>
-      <w:r>
-        <w:t xml:space="preserve">, </w:t>
-      </w:r>
-      <w:proofErr w:type="spellStart"/>
-      <w:r>
-        <w:t>g^r</w:t>
-      </w:r>
-      <w:proofErr w:type="spellEnd"/>
-      <w:r>
-        <w:t xml:space="preserve">, etc.) </w:t>
-      </w:r>
-    </w:p>
-    <w:p>
-      <w:pPr>
-        <w:shd w:val="clear" w:color="auto" w:fill="FFFFFF"/>
-      </w:pPr>
-      <w:proofErr w:type="spellStart"/>
-      <w:r>
-        <w:t>jwt</w:t>
-      </w:r>
-      <w:proofErr w:type="spellEnd"/>
-      <w:r>
-        <w:t>-</w:t>
-      </w:r>
-      <w:proofErr w:type="gramStart"/>
-      <w:r>
-        <w:t xml:space="preserve">token  </w:t>
-      </w:r>
-      <w:r>
-        <w:tab/>
-      </w:r>
-      <w:proofErr w:type="gramEnd"/>
-      <w:r>
-        <w:t xml:space="preserve">= 1*( ALPHA / DIGIT / "." / "-" / "_" ) </w:t>
-      </w:r>
-    </w:p>
-    <w:p>
-      <w:pPr>
-        <w:shd w:val="clear" w:color="auto" w:fill="FFFFFF"/>
-      </w:pPr>
-      <w:r>
-        <w:t xml:space="preserve">  </w:t>
-      </w:r>
-    </w:p>
-    <w:p>
-      <w:pPr>
-        <w:shd w:val="clear" w:color="auto" w:fill="FFFFFF"/>
-      </w:pPr>
-      <w:proofErr w:type="spellStart"/>
-      <w:r>
-        <w:t>Structura</w:t>
-      </w:r>
-      <w:proofErr w:type="spellEnd"/>
-      <w:r>
-        <w:t xml:space="preserve"> </w:t>
-      </w:r>
-      <w:proofErr w:type="spellStart"/>
-      <w:r>
-        <w:t>mesajelor</w:t>
-      </w:r>
-      <w:proofErr w:type="spellEnd"/>
-      <w:r>
-        <w:t xml:space="preserve"> JSON </w:t>
-      </w:r>
-    </w:p>
-    <w:p>
-      <w:pPr>
-        <w:shd w:val="clear" w:color="auto" w:fill="FFFFFF"/>
-      </w:pPr>
-      <w:r>
-        <w:t>registration-payload = "{" "</w:t>
-      </w:r>
-      <w:proofErr w:type="spellStart"/>
-      <w:r>
-        <w:t>client_id</w:t>
-      </w:r>
-      <w:proofErr w:type="spellEnd"/>
-      <w:r>
-        <w:t>" ":" q-string "," "</w:t>
-      </w:r>
-      <w:proofErr w:type="spellStart"/>
-      <w:r>
-        <w:t>secret_y</w:t>
-      </w:r>
-      <w:proofErr w:type="spellEnd"/>
-      <w:r>
-        <w:t xml:space="preserve">" ":" </w:t>
-      </w:r>
-      <w:proofErr w:type="spellStart"/>
-      <w:r>
-        <w:t>schnorr</w:t>
-      </w:r>
-      <w:proofErr w:type="spellEnd"/>
-      <w:r>
         <w:t xml:space="preserve">-value "}" </w:t>
       </w:r>
     </w:p>
@@ -9915,7 +10059,6 @@
         <w:shd w:val="clear" w:color="auto" w:fill="FFFFFF"/>
       </w:pPr>
       <w:r>
-        <w:lastRenderedPageBreak/>
         <w:t>commitment-payload   = "{" "</w:t>
       </w:r>
       <w:proofErr w:type="spellStart"/>
@@ -10944,6 +11087,7 @@
         <w:rPr>
           <w:u w:val="single"/>
         </w:rPr>
+        <w:lastRenderedPageBreak/>
         <w:t>Fundamentul</w:t>
       </w:r>
       <w:proofErr w:type="spellEnd"/>
@@ -12346,15 +12490,7 @@
       </w:r>
       <w:proofErr w:type="spellEnd"/>
       <w:r>
-        <w:t xml:space="preserve"> </w:t>
-      </w:r>
-      <w:proofErr w:type="spellStart"/>
-      <w:r>
-        <w:t>t</w:t>
-      </w:r>
-      <w:proofErr w:type="spellEnd"/>
-      <w:r>
-        <w:t xml:space="preserve"> generate </w:t>
+        <w:t xml:space="preserve"> t generate </w:t>
       </w:r>
       <w:proofErr w:type="spellStart"/>
       <w:r>
@@ -12398,7 +12534,6 @@
       </w:r>
       <w:proofErr w:type="spellStart"/>
       <w:r>
-        <w:lastRenderedPageBreak/>
         <w:t>finalizare</w:t>
       </w:r>
       <w:proofErr w:type="spellEnd"/>
@@ -12797,23 +12932,7 @@
       </w:r>
       <w:proofErr w:type="spellEnd"/>
       <w:r>
-        <w:t xml:space="preserve"> </w:t>
-      </w:r>
-      <w:proofErr w:type="spellStart"/>
-      <w:r>
-        <w:t>să</w:t>
-      </w:r>
-      <w:proofErr w:type="spellEnd"/>
-      <w:r>
-        <w:t xml:space="preserve"> </w:t>
-      </w:r>
-      <w:proofErr w:type="spellStart"/>
-      <w:r>
-        <w:t>comunice</w:t>
-      </w:r>
-      <w:proofErr w:type="spellEnd"/>
-      <w:r>
-        <w:t xml:space="preserve">. </w:t>
+        <w:t xml:space="preserve"> să comunice. </w:t>
       </w:r>
     </w:p>
     <w:p>
@@ -12882,6 +13001,7 @@
         <w:br/>
       </w:r>
       <w:r>
+        <w:lastRenderedPageBreak/>
         <w:br/>
       </w:r>
       <w:r>
@@ -13600,15 +13720,7 @@
         </w:r>
       </w:hyperlink>
       <w:r>
-        <w:t xml:space="preserve"> - discusses a future threat to TLS posed by quantum computers. It emphasizes that if post‑quantum cryptography (PQC) is not implemented, the current key exchange mechanisms would become insecure, leaving all </w:t>
-      </w:r>
-      <w:proofErr w:type="gramStart"/>
-      <w:r>
-        <w:t>previously</w:t>
-      </w:r>
-      <w:proofErr w:type="gramEnd"/>
-      <w:r>
-        <w:t xml:space="preserve"> and future transmitted data vulnerable to compromise</w:t>
+        <w:t xml:space="preserve"> - discusses a future threat to TLS posed by quantum computers. It emphasizes that if post‑quantum cryptography (PQC) is not implemented, the current key exchange mechanisms would become insecure, leaving all previously and future transmitted data vulnerable to compromise</w:t>
       </w:r>
     </w:p>
     <w:p>
@@ -13679,15 +13791,7 @@
         </w:r>
       </w:hyperlink>
       <w:r>
-        <w:t xml:space="preserve"> - notes real-world implementation weaknesses and potential attack risks (misuses that could bring side‑channel, network attacks, zero‑day exploits</w:t>
-      </w:r>
-      <w:proofErr w:type="gramStart"/>
-      <w:r>
-        <w:t>), and</w:t>
-      </w:r>
-      <w:proofErr w:type="gramEnd"/>
-      <w:r>
-        <w:t xml:space="preserve"> emphasizes the need for future countermeasures and improved security practices.</w:t>
+        <w:t xml:space="preserve"> - notes real-world implementation weaknesses and potential attack risks (misuses that could bring side‑channel, network attacks, zero‑day exploits), and emphasizes the need for future countermeasures and improved security practices.</w:t>
       </w:r>
     </w:p>
     <w:p>
@@ -13722,13 +13826,8 @@
         <w:ind w:left="-720" w:right="-720"/>
       </w:pPr>
       <w:r>
-        <w:t>Other similar projects/</w:t>
-      </w:r>
-      <w:proofErr w:type="gramStart"/>
-      <w:r>
-        <w:t>researches</w:t>
-      </w:r>
-      <w:proofErr w:type="gramEnd"/>
+        <w:t>Other similar projects/researches</w:t>
+      </w:r>
     </w:p>
     <w:p>
       <w:pPr>
@@ -13827,15 +13926,7 @@
         <w:ind w:left="-720" w:right="-720"/>
       </w:pPr>
       <w:r>
-        <w:t xml:space="preserve">Algorithm </w:t>
-      </w:r>
-      <w:proofErr w:type="gramStart"/>
-      <w:r>
-        <w:t>similar to</w:t>
-      </w:r>
-      <w:proofErr w:type="gramEnd"/>
-      <w:r>
-        <w:t xml:space="preserve"> Schnorr</w:t>
+        <w:t>Algorithm similar to Schnorr</w:t>
       </w:r>
     </w:p>
     <w:p>
@@ -14082,11 +14173,18 @@
           <w:b/>
           <w:bCs/>
         </w:rPr>
-        <w:lastRenderedPageBreak/>
         <w:t>Hybrid Auth:</w:t>
       </w:r>
       <w:r>
-        <w:t xml:space="preserve"> Folosirea Schnorr </w:t>
+        <w:t xml:space="preserve"> </w:t>
+      </w:r>
+      <w:proofErr w:type="spellStart"/>
+      <w:r>
+        <w:t>Folosirea</w:t>
+      </w:r>
+      <w:proofErr w:type="spellEnd"/>
+      <w:r>
+        <w:t xml:space="preserve"> Schnorr </w:t>
       </w:r>
       <w:proofErr w:type="spellStart"/>
       <w:r>
@@ -14289,7 +14387,6 @@
               <v:path gradientshapeok="t" o:connecttype="rect"/>
             </v:shapetype>
             <v:shape id="Text Box 2" o:spid="_x0000_s1026" type="#_x0000_t202" alt="Internal" style="position:absolute;margin-left:0;margin-top:0;width:25.55pt;height:26.25pt;z-index:251659264;visibility:visible;mso-wrap-style:none;mso-wrap-distance-left:0;mso-wrap-distance-top:0;mso-wrap-distance-right:0;mso-wrap-distance-bottom:0;mso-position-horizontal:center;mso-position-horizontal-relative:page;mso-position-vertical:bottom;mso-position-vertical-relative:page;v-text-anchor:bottom" o:gfxdata="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" filled="f" stroked="f">
-              <v:fill o:detectmouseclick="t"/>
               <v:textbox style="mso-fit-shape-to-text:t" inset="0,0,0,15pt">
                 <w:txbxContent>
                   <w:p>
@@ -14418,7 +14515,6 @@
               <v:path gradientshapeok="t" o:connecttype="rect"/>
             </v:shapetype>
             <v:shape id="Text Box 3" o:spid="_x0000_s1027" type="#_x0000_t202" alt="Internal" style="position:absolute;margin-left:0;margin-top:0;width:25.55pt;height:26.25pt;z-index:251660288;visibility:visible;mso-wrap-style:none;mso-wrap-distance-left:0;mso-wrap-distance-top:0;mso-wrap-distance-right:0;mso-wrap-distance-bottom:0;mso-position-horizontal:center;mso-position-horizontal-relative:page;mso-position-vertical:bottom;mso-position-vertical-relative:page;v-text-anchor:bottom" o:gfxdata="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" filled="f" stroked="f">
-              <v:fill o:detectmouseclick="t"/>
               <v:textbox style="mso-fit-shape-to-text:t" inset="0,0,0,15pt">
                 <w:txbxContent>
                   <w:p>
@@ -14547,7 +14643,6 @@
               <v:path gradientshapeok="t" o:connecttype="rect"/>
             </v:shapetype>
             <v:shape id="Text Box 1" o:spid="_x0000_s1028" type="#_x0000_t202" alt="Internal" style="position:absolute;margin-left:0;margin-top:0;width:25.55pt;height:26.25pt;z-index:251658240;visibility:visible;mso-wrap-style:none;mso-wrap-distance-left:0;mso-wrap-distance-top:0;mso-wrap-distance-right:0;mso-wrap-distance-bottom:0;mso-position-horizontal:center;mso-position-horizontal-relative:page;mso-position-vertical:bottom;mso-position-vertical-relative:page;v-text-anchor:bottom" o:gfxdata="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" filled="f" stroked="f">
-              <v:fill o:detectmouseclick="t"/>
               <v:textbox style="mso-fit-shape-to-text:t" inset="0,0,0,15pt">
                 <w:txbxContent>
                   <w:p>
